--- a/RD.docx
+++ b/RD.docx
@@ -1,13 +1,11 @@
 
 <file path=word/document.xml><?xml version="1.0" encoding="utf-8"?>
-<w:document xmlns:mc="http://schemas.openxmlformats.org/markup-compatibility/2006" xmlns:o="urn:schemas-microsoft-com:office:office" xmlns:r="http://schemas.openxmlformats.org/officeDocument/2006/relationships" xmlns:m="http://schemas.openxmlformats.org/officeDocument/2006/math" xmlns:v="urn:schemas-microsoft-com:vml" xmlns:wp="http://schemas.openxmlformats.org/drawingml/2006/wordprocessingDrawing" xmlns:w10="urn:schemas-microsoft-com:office:word" xmlns:w="http://schemas.openxmlformats.org/wordprocessingml/2006/main" xmlns:wne="http://schemas.microsoft.com/office/word/2006/wordml" xmlns:sl="http://schemas.openxmlformats.org/schemaLibrary/2006/main" xmlns:a="http://schemas.openxmlformats.org/drawingml/2006/main" xmlns:pic="http://schemas.openxmlformats.org/drawingml/2006/picture" xmlns:c="http://schemas.openxmlformats.org/drawingml/2006/chart" xmlns:lc="http://schemas.openxmlformats.org/drawingml/2006/lockedCanvas" xmlns:dgm="http://schemas.openxmlformats.org/drawingml/2006/diagram" xmlns:wps="http://schemas.microsoft.com/office/word/2010/wordprocessingShape" xmlns:wpg="http://schemas.microsoft.com/office/word/2010/wordprocessingGroup" xmlns:w14="http://schemas.microsoft.com/office/word/2010/wordml" xmlns:w15="http://schemas.microsoft.com/office/word/2012/wordml" xmlns:w16="http://schemas.microsoft.com/office/word/2018/wordml" xmlns:w16cex="http://schemas.microsoft.com/office/word/2018/wordml/cex" xmlns:w16cid="http://schemas.microsoft.com/office/word/2016/wordml/cid" xmlns="http://schemas.microsoft.com/office/tasks/2019/documenttasks" xmlns:cr="http://schemas.microsoft.com/office/comments/2020/reactions">
+<w:document xmlns:o="urn:schemas-microsoft-com:office:office" xmlns:r="http://schemas.openxmlformats.org/officeDocument/2006/relationships" xmlns:v="urn:schemas-microsoft-com:vml" xmlns:w="http://schemas.openxmlformats.org/wordprocessingml/2006/main" xmlns:w10="urn:schemas-microsoft-com:office:word" xmlns:wp="http://schemas.openxmlformats.org/drawingml/2006/wordprocessingDrawing" xmlns:wps="http://schemas.microsoft.com/office/word/2010/wordprocessingShape" xmlns:wpg="http://schemas.microsoft.com/office/word/2010/wordprocessingGroup" xmlns:mc="http://schemas.openxmlformats.org/markup-compatibility/2006" xmlns:wp14="http://schemas.microsoft.com/office/word/2010/wordprocessingDrawing" xmlns:w14="http://schemas.microsoft.com/office/word/2010/wordml" xmlns:w15="http://schemas.microsoft.com/office/word/2012/wordml" mc:Ignorable="w14 wp14 w15">
   <w:body>
     <w:p>
       <w:pPr>
-        <w:pBdr>
-          <w:left w:color="auto" w:space="0" w:sz="0" w:val="none"/>
-          <w:right w:color="auto" w:space="0" w:sz="0" w:val="none"/>
-        </w:pBdr>
+        <w:pStyle w:val="normal1"/>
+        <w:pBdr/>
         <w:jc w:val="center"/>
         <w:rPr>
           <w:sz w:val="44"/>
@@ -16,11 +14,10 @@
       </w:pPr>
       <w:r>
         <w:rPr>
-          <w:b w:val="1"/>
-          <w:bCs w:val="1"/>
+          <w:b/>
+          <w:bCs/>
           <w:sz w:val="44"/>
           <w:szCs w:val="44"/>
-          <w:rtl w:val="0"/>
         </w:rPr>
         <w:t xml:space="preserve">Software Requirements and Design Document </w:t>
       </w:r>
@@ -28,17 +25,14 @@
         <w:rPr>
           <w:sz w:val="44"/>
           <w:szCs w:val="44"/>
-          <w:rtl w:val="0"/>
         </w:rPr>
         <w:t xml:space="preserve"> </w:t>
       </w:r>
     </w:p>
     <w:p>
       <w:pPr>
-        <w:pBdr>
-          <w:left w:color="auto" w:space="0" w:sz="0" w:val="none"/>
-          <w:right w:color="auto" w:space="0" w:sz="0" w:val="none"/>
-        </w:pBdr>
+        <w:pStyle w:val="normal1"/>
+        <w:pBdr/>
         <w:jc w:val="center"/>
         <w:rPr>
           <w:sz w:val="44"/>
@@ -49,17 +43,14 @@
         <w:rPr>
           <w:sz w:val="44"/>
           <w:szCs w:val="44"/>
-          <w:rtl w:val="0"/>
         </w:rPr>
         <w:t xml:space="preserve"> </w:t>
       </w:r>
     </w:p>
     <w:p>
       <w:pPr>
-        <w:pBdr>
-          <w:left w:color="auto" w:space="0" w:sz="0" w:val="none"/>
-          <w:right w:color="auto" w:space="0" w:sz="0" w:val="none"/>
-        </w:pBdr>
+        <w:pStyle w:val="normal1"/>
+        <w:pBdr/>
         <w:jc w:val="center"/>
         <w:rPr>
           <w:sz w:val="44"/>
@@ -68,29 +59,25 @@
       </w:pPr>
       <w:r>
         <w:rPr>
-          <w:b w:val="1"/>
-          <w:bCs w:val="1"/>
+          <w:b/>
+          <w:bCs/>
           <w:sz w:val="44"/>
           <w:szCs w:val="44"/>
-          <w:rtl w:val="0"/>
-        </w:rPr>
-        <w:t xml:space="preserve">For</w:t>
+        </w:rPr>
+        <w:t>For</w:t>
       </w:r>
       <w:r>
         <w:rPr>
           <w:sz w:val="44"/>
           <w:szCs w:val="44"/>
-          <w:rtl w:val="0"/>
         </w:rPr>
         <w:t xml:space="preserve"> </w:t>
       </w:r>
     </w:p>
     <w:p>
       <w:pPr>
-        <w:pBdr>
-          <w:left w:color="auto" w:space="0" w:sz="0" w:val="none"/>
-          <w:right w:color="auto" w:space="0" w:sz="0" w:val="none"/>
-        </w:pBdr>
+        <w:pStyle w:val="normal1"/>
+        <w:pBdr/>
         <w:jc w:val="center"/>
         <w:rPr>
           <w:sz w:val="44"/>
@@ -101,17 +88,14 @@
         <w:rPr>
           <w:sz w:val="44"/>
           <w:szCs w:val="44"/>
-          <w:rtl w:val="0"/>
         </w:rPr>
         <w:t xml:space="preserve"> </w:t>
       </w:r>
     </w:p>
     <w:p>
       <w:pPr>
-        <w:pBdr>
-          <w:left w:color="auto" w:space="0" w:sz="0" w:val="none"/>
-          <w:right w:color="auto" w:space="0" w:sz="0" w:val="none"/>
-        </w:pBdr>
+        <w:pStyle w:val="normal1"/>
+        <w:pBdr/>
         <w:jc w:val="center"/>
         <w:rPr>
           <w:sz w:val="44"/>
@@ -120,29 +104,25 @@
       </w:pPr>
       <w:r>
         <w:rPr>
-          <w:b w:val="1"/>
-          <w:bCs w:val="1"/>
+          <w:b/>
+          <w:bCs/>
           <w:sz w:val="44"/>
           <w:szCs w:val="44"/>
-          <w:rtl w:val="0"/>
-        </w:rPr>
-        <w:t xml:space="preserve">Group CozyTasks</w:t>
+        </w:rPr>
+        <w:t>Group CozyTasks</w:t>
       </w:r>
       <w:r>
         <w:rPr>
           <w:sz w:val="44"/>
           <w:szCs w:val="44"/>
-          <w:rtl w:val="0"/>
         </w:rPr>
         <w:t xml:space="preserve"> </w:t>
       </w:r>
     </w:p>
     <w:p>
       <w:pPr>
-        <w:pBdr>
-          <w:left w:color="auto" w:space="0" w:sz="0" w:val="none"/>
-          <w:right w:color="auto" w:space="0" w:sz="0" w:val="none"/>
-        </w:pBdr>
+        <w:pStyle w:val="normal1"/>
+        <w:pBdr/>
         <w:jc w:val="center"/>
         <w:rPr>
           <w:sz w:val="44"/>
@@ -153,17 +133,14 @@
         <w:rPr>
           <w:sz w:val="44"/>
           <w:szCs w:val="44"/>
-          <w:rtl w:val="0"/>
         </w:rPr>
         <w:t xml:space="preserve"> </w:t>
       </w:r>
     </w:p>
     <w:p>
       <w:pPr>
-        <w:pBdr>
-          <w:left w:color="auto" w:space="0" w:sz="0" w:val="none"/>
-          <w:right w:color="auto" w:space="0" w:sz="0" w:val="none"/>
-        </w:pBdr>
+        <w:pStyle w:val="normal1"/>
+        <w:pBdr/>
         <w:jc w:val="center"/>
         <w:rPr>
           <w:sz w:val="44"/>
@@ -174,17 +151,14 @@
         <w:rPr>
           <w:sz w:val="44"/>
           <w:szCs w:val="44"/>
-          <w:rtl w:val="0"/>
         </w:rPr>
         <w:t xml:space="preserve"> </w:t>
       </w:r>
     </w:p>
     <w:p>
       <w:pPr>
-        <w:pBdr>
-          <w:left w:color="auto" w:space="0" w:sz="0" w:val="none"/>
-          <w:right w:color="auto" w:space="0" w:sz="0" w:val="none"/>
-        </w:pBdr>
+        <w:pStyle w:val="normal1"/>
+        <w:pBdr/>
         <w:jc w:val="center"/>
         <w:rPr>
           <w:sz w:val="44"/>
@@ -195,17 +169,14 @@
         <w:rPr>
           <w:sz w:val="44"/>
           <w:szCs w:val="44"/>
-          <w:rtl w:val="0"/>
         </w:rPr>
         <w:t xml:space="preserve"> </w:t>
       </w:r>
     </w:p>
     <w:p>
       <w:pPr>
-        <w:pBdr>
-          <w:left w:color="auto" w:space="0" w:sz="0" w:val="none"/>
-          <w:right w:color="auto" w:space="0" w:sz="0" w:val="none"/>
-        </w:pBdr>
+        <w:pStyle w:val="normal1"/>
+        <w:pBdr/>
         <w:jc w:val="center"/>
         <w:rPr>
           <w:sz w:val="28"/>
@@ -216,17 +187,14 @@
         <w:rPr>
           <w:sz w:val="28"/>
           <w:szCs w:val="28"/>
-          <w:rtl w:val="0"/>
         </w:rPr>
         <w:t xml:space="preserve">Version 1.0 </w:t>
       </w:r>
     </w:p>
     <w:p>
       <w:pPr>
-        <w:pBdr>
-          <w:left w:color="auto" w:space="0" w:sz="0" w:val="none"/>
-          <w:right w:color="auto" w:space="0" w:sz="0" w:val="none"/>
-        </w:pBdr>
+        <w:pStyle w:val="normal1"/>
+        <w:pBdr/>
         <w:jc w:val="center"/>
         <w:rPr>
           <w:sz w:val="36"/>
@@ -237,17 +205,14 @@
         <w:rPr>
           <w:sz w:val="36"/>
           <w:szCs w:val="36"/>
-          <w:rtl w:val="0"/>
         </w:rPr>
         <w:t xml:space="preserve"> </w:t>
       </w:r>
     </w:p>
     <w:p>
       <w:pPr>
-        <w:pBdr>
-          <w:left w:color="auto" w:space="0" w:sz="0" w:val="none"/>
-          <w:right w:color="auto" w:space="0" w:sz="0" w:val="none"/>
-        </w:pBdr>
+        <w:pStyle w:val="normal1"/>
+        <w:pBdr/>
         <w:jc w:val="center"/>
         <w:rPr>
           <w:sz w:val="36"/>
@@ -258,17 +223,14 @@
         <w:rPr>
           <w:sz w:val="36"/>
           <w:szCs w:val="36"/>
-          <w:rtl w:val="0"/>
         </w:rPr>
         <w:t xml:space="preserve"> </w:t>
       </w:r>
     </w:p>
     <w:p>
       <w:pPr>
-        <w:pBdr>
-          <w:left w:color="auto" w:space="0" w:sz="0" w:val="none"/>
-          <w:right w:color="auto" w:space="0" w:sz="0" w:val="none"/>
-        </w:pBdr>
+        <w:pStyle w:val="normal1"/>
+        <w:pBdr/>
         <w:jc w:val="center"/>
         <w:rPr>
           <w:sz w:val="36"/>
@@ -279,17 +241,14 @@
         <w:rPr>
           <w:sz w:val="36"/>
           <w:szCs w:val="36"/>
-          <w:rtl w:val="0"/>
         </w:rPr>
         <w:t xml:space="preserve"> </w:t>
       </w:r>
     </w:p>
     <w:p>
       <w:pPr>
-        <w:pBdr>
-          <w:left w:color="auto" w:space="0" w:sz="0" w:val="none"/>
-          <w:right w:color="auto" w:space="0" w:sz="0" w:val="none"/>
-        </w:pBdr>
+        <w:pStyle w:val="normal1"/>
+        <w:pBdr/>
         <w:jc w:val="center"/>
         <w:rPr>
           <w:sz w:val="32"/>
@@ -298,29 +257,25 @@
       </w:pPr>
       <w:r>
         <w:rPr>
-          <w:b w:val="1"/>
-          <w:bCs w:val="1"/>
+          <w:b/>
+          <w:bCs/>
           <w:sz w:val="32"/>
           <w:szCs w:val="32"/>
-          <w:rtl w:val="0"/>
-        </w:rPr>
-        <w:t xml:space="preserve">Authors</w:t>
+        </w:rPr>
+        <w:t>Authors</w:t>
       </w:r>
       <w:r>
         <w:rPr>
           <w:sz w:val="32"/>
           <w:szCs w:val="32"/>
-          <w:rtl w:val="0"/>
         </w:rPr>
         <w:t xml:space="preserve">:  </w:t>
       </w:r>
     </w:p>
     <w:p>
       <w:pPr>
-        <w:pBdr>
-          <w:left w:color="auto" w:space="0" w:sz="0" w:val="none"/>
-          <w:right w:color="auto" w:space="0" w:sz="0" w:val="none"/>
-        </w:pBdr>
+        <w:pStyle w:val="normal1"/>
+        <w:pBdr/>
         <w:jc w:val="center"/>
         <w:rPr>
           <w:sz w:val="28"/>
@@ -331,17 +286,14 @@
         <w:rPr>
           <w:sz w:val="28"/>
           <w:szCs w:val="28"/>
-          <w:rtl w:val="0"/>
         </w:rPr>
         <w:t xml:space="preserve">Austin W </w:t>
       </w:r>
     </w:p>
     <w:p>
       <w:pPr>
-        <w:pBdr>
-          <w:left w:color="auto" w:space="0" w:sz="0" w:val="none"/>
-          <w:right w:color="auto" w:space="0" w:sz="0" w:val="none"/>
-        </w:pBdr>
+        <w:pStyle w:val="normal1"/>
+        <w:pBdr/>
         <w:jc w:val="center"/>
         <w:rPr>
           <w:sz w:val="32"/>
@@ -352,17 +304,21 @@
         <w:rPr>
           <w:sz w:val="32"/>
           <w:szCs w:val="32"/>
-          <w:rtl w:val="0"/>
         </w:rPr>
         <w:t xml:space="preserve"> </w:t>
       </w:r>
-    </w:p>
-    <w:p>
-      <w:pPr>
-        <w:pBdr>
-          <w:left w:color="auto" w:space="0" w:sz="0" w:val="none"/>
-          <w:right w:color="auto" w:space="0" w:sz="0" w:val="none"/>
-        </w:pBdr>
+      <w:r>
+        <w:rPr>
+          <w:sz w:val="32"/>
+          <w:szCs w:val="32"/>
+        </w:rPr>
+        <w:t>Mason S</w:t>
+      </w:r>
+    </w:p>
+    <w:p>
+      <w:pPr>
+        <w:pStyle w:val="normal1"/>
+        <w:pBdr/>
         <w:jc w:val="center"/>
         <w:rPr>
           <w:sz w:val="36"/>
@@ -373,17 +329,14 @@
         <w:rPr>
           <w:sz w:val="36"/>
           <w:szCs w:val="36"/>
-          <w:rtl w:val="0"/>
         </w:rPr>
         <w:t xml:space="preserve"> </w:t>
       </w:r>
     </w:p>
     <w:p>
       <w:pPr>
-        <w:pBdr>
-          <w:left w:color="auto" w:space="0" w:sz="0" w:val="none"/>
-          <w:right w:color="auto" w:space="0" w:sz="0" w:val="none"/>
-        </w:pBdr>
+        <w:pStyle w:val="normal1"/>
+        <w:pBdr/>
         <w:jc w:val="center"/>
         <w:rPr>
           <w:sz w:val="36"/>
@@ -394,17 +347,14 @@
         <w:rPr>
           <w:sz w:val="36"/>
           <w:szCs w:val="36"/>
-          <w:rtl w:val="0"/>
         </w:rPr>
         <w:t xml:space="preserve"> </w:t>
       </w:r>
     </w:p>
     <w:p>
       <w:pPr>
-        <w:pBdr>
-          <w:left w:color="auto" w:space="0" w:sz="0" w:val="none"/>
-          <w:right w:color="auto" w:space="0" w:sz="0" w:val="none"/>
-        </w:pBdr>
+        <w:pStyle w:val="normal1"/>
+        <w:pBdr/>
         <w:jc w:val="center"/>
         <w:rPr>
           <w:sz w:val="36"/>
@@ -415,75 +365,66 @@
         <w:rPr>
           <w:sz w:val="36"/>
           <w:szCs w:val="36"/>
-          <w:rtl w:val="0"/>
         </w:rPr>
         <w:t xml:space="preserve"> </w:t>
       </w:r>
     </w:p>
     <w:p>
       <w:pPr>
-        <w:pBdr>
-          <w:left w:color="auto" w:space="0" w:sz="0" w:val="none"/>
-          <w:right w:color="auto" w:space="0" w:sz="0" w:val="none"/>
-        </w:pBdr>
+        <w:pStyle w:val="normal1"/>
+        <w:pBdr/>
         <w:jc w:val="center"/>
         <w:rPr>
-          <w:rFonts w:ascii="Cambria" w:cs="Cambria" w:eastAsia="Cambria" w:hAnsi="Cambria"/>
+          <w:rFonts w:ascii="Cambria" w:hAnsi="Cambria" w:eastAsia="Cambria" w:cs="Cambria"/>
           <w:sz w:val="36"/>
           <w:szCs w:val="36"/>
         </w:rPr>
       </w:pPr>
       <w:r>
-        <w:rPr>
-          <w:rtl w:val="0"/>
-        </w:rPr>
+        <w:rPr/>
         <w:t xml:space="preserve"> </w:t>
       </w:r>
       <w:r>
         <w:rPr>
-          <w:rFonts w:ascii="Cambria" w:cs="Cambria" w:eastAsia="Cambria" w:hAnsi="Cambria"/>
+          <w:rFonts w:eastAsia="Cambria" w:cs="Cambria" w:ascii="Cambria" w:hAnsi="Cambria"/>
           <w:sz w:val="36"/>
           <w:szCs w:val="36"/>
-          <w:rtl w:val="0"/>
         </w:rPr>
         <w:t xml:space="preserve"> </w:t>
       </w:r>
       <w:r>
         <w:br w:type="page"/>
       </w:r>
-      <w:r>
-        <w:rPr>
-          <w:rtl w:val="0"/>
-        </w:rPr>
-      </w:r>
-    </w:p>
-    <w:p>
-      <w:pPr>
-        <w:pBdr>
-          <w:left w:color="auto" w:space="0" w:sz="0" w:val="none"/>
-          <w:right w:color="auto" w:space="0" w:sz="0" w:val="none"/>
-        </w:pBdr>
+    </w:p>
+    <w:p>
+      <w:pPr>
+        <w:pStyle w:val="normal1"/>
+        <w:pBdr/>
+        <w:spacing w:before="0" w:after="0"/>
         <w:jc w:val="center"/>
         <w:rPr>
-          <w:rFonts w:ascii="Cambria" w:cs="Cambria" w:eastAsia="Cambria" w:hAnsi="Cambria"/>
+          <w:rFonts w:ascii="Cambria" w:hAnsi="Cambria" w:eastAsia="Cambria" w:cs="Cambria"/>
           <w:sz w:val="36"/>
           <w:szCs w:val="36"/>
         </w:rPr>
       </w:pPr>
       <w:r>
         <w:rPr>
-          <w:rtl w:val="0"/>
-        </w:rPr>
-      </w:r>
-    </w:p>
-    <w:p>
-      <w:pPr>
+          <w:rFonts w:eastAsia="Cambria" w:cs="Cambria" w:ascii="Cambria" w:hAnsi="Cambria"/>
+          <w:sz w:val="36"/>
+          <w:szCs w:val="36"/>
+        </w:rPr>
+      </w:r>
+    </w:p>
+    <w:p>
+      <w:pPr>
+        <w:pStyle w:val="normal1"/>
         <w:numPr>
           <w:ilvl w:val="0"/>
           <w:numId w:val="21"/>
         </w:numPr>
-        <w:spacing w:after="240" w:before="240" w:lineRule="auto"/>
-        <w:ind w:left="720" w:hanging="360"/>
+        <w:spacing w:lineRule="auto" w:line="240" w:before="240" w:after="240"/>
+        <w:ind w:hanging="360" w:left="720"/>
         <w:rPr>
           <w:sz w:val="24"/>
           <w:szCs w:val="24"/>
@@ -491,96 +432,95 @@
       </w:pPr>
       <w:r>
         <w:rPr>
-          <w:b w:val="1"/>
-          <w:bCs w:val="1"/>
+          <w:b/>
+          <w:bCs/>
           <w:sz w:val="24"/>
           <w:szCs w:val="24"/>
-          <w:rtl w:val="0"/>
         </w:rPr>
         <w:t xml:space="preserve">Overview (5 points) </w:t>
       </w:r>
     </w:p>
     <w:p>
       <w:pPr>
-        <w:pBdr>
-          <w:left w:color="auto" w:space="0" w:sz="0" w:val="none"/>
-          <w:right w:color="auto" w:space="0" w:sz="0" w:val="none"/>
-        </w:pBdr>
-        <w:shd w:fill="ffffff" w:val="clear"/>
-        <w:rPr>
-          <w:sz w:val="20"/>
-          <w:szCs w:val="20"/>
-        </w:rPr>
-      </w:pPr>
-      <w:r>
-        <w:rPr>
-          <w:i w:val="1"/>
-          <w:iCs w:val="1"/>
-          <w:sz w:val="20"/>
-          <w:szCs w:val="20"/>
-          <w:rtl w:val="0"/>
-        </w:rPr>
-        <w:t xml:space="preserve"> Give a general overview of the system in 1-2 paragraphs (similar to the one in the project proposal). </w:t>
-      </w:r>
-      <w:r>
-        <w:rPr>
-          <w:sz w:val="20"/>
-          <w:szCs w:val="20"/>
-          <w:rtl w:val="0"/>
+        <w:pStyle w:val="normal1"/>
+        <w:pBdr/>
+        <w:shd w:val="clear" w:fill="FFFFFF"/>
+        <w:rPr>
+          <w:sz w:val="20"/>
+          <w:szCs w:val="20"/>
+        </w:rPr>
+      </w:pPr>
+      <w:r>
+        <w:rPr>
+          <w:i/>
+          <w:iCs/>
+          <w:sz w:val="20"/>
+          <w:szCs w:val="20"/>
         </w:rPr>
         <w:t xml:space="preserve"> </w:t>
       </w:r>
-    </w:p>
-    <w:p>
-      <w:pPr>
-        <w:pBdr>
-          <w:left w:color="auto" w:space="0" w:sz="0" w:val="none"/>
-          <w:right w:color="auto" w:space="0" w:sz="0" w:val="none"/>
-        </w:pBdr>
-        <w:shd w:fill="ffffff" w:val="clear"/>
-        <w:rPr>
-          <w:sz w:val="20"/>
-          <w:szCs w:val="20"/>
-        </w:rPr>
-      </w:pPr>
-      <w:r>
-        <w:rPr>
-          <w:sz w:val="20"/>
-          <w:szCs w:val="20"/>
-          <w:rtl w:val="0"/>
+      <w:r>
+        <w:rPr>
+          <w:i/>
+          <w:iCs/>
+          <w:sz w:val="20"/>
+          <w:szCs w:val="20"/>
+        </w:rPr>
+        <w:t xml:space="preserve">Give a general overview of the system in 1-2 paragraphs (similar to the one in the project proposal). </w:t>
+      </w:r>
+      <w:r>
+        <w:rPr>
+          <w:sz w:val="20"/>
+          <w:szCs w:val="20"/>
         </w:rPr>
         <w:t xml:space="preserve"> </w:t>
       </w:r>
     </w:p>
     <w:p>
       <w:pPr>
-        <w:pBdr>
-          <w:left w:color="auto" w:space="0" w:sz="0" w:val="none"/>
-          <w:right w:color="auto" w:space="0" w:sz="0" w:val="none"/>
-        </w:pBdr>
-        <w:shd w:fill="ffffff" w:val="clear"/>
-        <w:rPr>
-          <w:sz w:val="20"/>
-          <w:szCs w:val="20"/>
-        </w:rPr>
-      </w:pPr>
-      <w:r>
-        <w:rPr>
-          <w:sz w:val="20"/>
-          <w:szCs w:val="20"/>
-          <w:rtl w:val="0"/>
+        <w:pStyle w:val="normal1"/>
+        <w:pBdr/>
+        <w:shd w:val="clear" w:fill="FFFFFF"/>
+        <w:rPr>
+          <w:sz w:val="20"/>
+          <w:szCs w:val="20"/>
+        </w:rPr>
+      </w:pPr>
+      <w:r>
+        <w:rPr>
+          <w:sz w:val="20"/>
+          <w:szCs w:val="20"/>
+        </w:rPr>
+        <w:t xml:space="preserve"> </w:t>
+      </w:r>
+    </w:p>
+    <w:p>
+      <w:pPr>
+        <w:pStyle w:val="normal1"/>
+        <w:pBdr/>
+        <w:shd w:val="clear" w:fill="FFFFFF"/>
+        <w:rPr>
+          <w:sz w:val="20"/>
+          <w:szCs w:val="20"/>
+        </w:rPr>
+      </w:pPr>
+      <w:r>
+        <w:rPr>
+          <w:sz w:val="20"/>
+          <w:szCs w:val="20"/>
         </w:rPr>
         <w:t xml:space="preserve">The goal of our project is to gamify a task list to incentivize the completion of chores through cosmetic rewards, competitive spirit, and FOMO. The game will draw heavily from Stardew Valley for its visuals, while utilizing some mechanics from other task-list games alongside our ideas. </w:t>
       </w:r>
     </w:p>
     <w:p>
       <w:pPr>
+        <w:pStyle w:val="normal1"/>
         <w:numPr>
           <w:ilvl w:val="0"/>
           <w:numId w:val="19"/>
         </w:numPr>
-        <w:spacing w:after="240" w:before="240" w:lineRule="auto"/>
-        <w:ind w:left="720" w:hanging="360"/>
+        <w:spacing w:lineRule="auto" w:line="240" w:before="240" w:after="240"/>
+        <w:ind w:hanging="360" w:left="720"/>
         <w:rPr>
           <w:sz w:val="24"/>
           <w:szCs w:val="24"/>
@@ -588,490 +528,473 @@
       </w:pPr>
       <w:r>
         <w:rPr>
-          <w:b w:val="1"/>
-          <w:bCs w:val="1"/>
+          <w:b/>
+          <w:bCs/>
           <w:sz w:val="24"/>
           <w:szCs w:val="24"/>
-          <w:rtl w:val="0"/>
         </w:rPr>
         <w:t xml:space="preserve">Functional Requirements (10 points) </w:t>
       </w:r>
     </w:p>
     <w:p>
       <w:pPr>
-        <w:pBdr>
-          <w:left w:color="auto" w:space="0" w:sz="0" w:val="none"/>
-          <w:right w:color="auto" w:space="0" w:sz="0" w:val="none"/>
-        </w:pBdr>
-        <w:shd w:fill="ffffff" w:val="clear"/>
-        <w:rPr>
-          <w:sz w:val="20"/>
-          <w:szCs w:val="20"/>
-        </w:rPr>
-      </w:pPr>
-      <w:r>
-        <w:rPr>
-          <w:i w:val="1"/>
-          <w:iCs w:val="1"/>
-          <w:sz w:val="20"/>
-          <w:szCs w:val="20"/>
-          <w:rtl w:val="0"/>
+        <w:pStyle w:val="normal1"/>
+        <w:pBdr/>
+        <w:shd w:val="clear" w:fill="FFFFFF"/>
+        <w:rPr>
+          <w:sz w:val="20"/>
+          <w:szCs w:val="20"/>
+        </w:rPr>
+      </w:pPr>
+      <w:r>
+        <w:rPr>
+          <w:i/>
+          <w:iCs/>
+          <w:sz w:val="20"/>
+          <w:szCs w:val="20"/>
         </w:rPr>
         <w:t xml:space="preserve">List the </w:t>
       </w:r>
       <w:r>
         <w:rPr>
-          <w:b w:val="1"/>
-          <w:bCs w:val="1"/>
-          <w:i w:val="1"/>
-          <w:iCs w:val="1"/>
-          <w:sz w:val="20"/>
-          <w:szCs w:val="20"/>
-          <w:rtl w:val="0"/>
-        </w:rPr>
-        <w:t xml:space="preserve">functional requirements</w:t>
-      </w:r>
-      <w:r>
-        <w:rPr>
-          <w:i w:val="1"/>
-          <w:iCs w:val="1"/>
-          <w:sz w:val="20"/>
-          <w:szCs w:val="20"/>
-          <w:rtl w:val="0"/>
+          <w:b/>
+          <w:bCs/>
+          <w:i/>
+          <w:iCs/>
+          <w:sz w:val="20"/>
+          <w:szCs w:val="20"/>
+        </w:rPr>
+        <w:t>functional requirements</w:t>
+      </w:r>
+      <w:r>
+        <w:rPr>
+          <w:i/>
+          <w:iCs/>
+          <w:sz w:val="20"/>
+          <w:szCs w:val="20"/>
         </w:rPr>
         <w:t xml:space="preserve"> in sentences identified by numbers and for each requirement state if it is of high, medium, or low priority. Each functional requirement is something that the system shall do. Include all the details required such that there can be no misinterpretations of the requirements when read. Be very specific about what the system needs to do (not how, just </w:t>
       </w:r>
       <w:r>
         <w:rPr>
-          <w:i w:val="1"/>
-          <w:iCs w:val="1"/>
+          <w:i/>
+          <w:iCs/>
           <w:sz w:val="20"/>
           <w:szCs w:val="20"/>
           <w:u w:val="single"/>
-          <w:rtl w:val="0"/>
-        </w:rPr>
-        <w:t xml:space="preserve">what</w:t>
-      </w:r>
-      <w:r>
-        <w:rPr>
-          <w:i w:val="1"/>
-          <w:iCs w:val="1"/>
-          <w:sz w:val="20"/>
-          <w:szCs w:val="20"/>
-          <w:rtl w:val="0"/>
-        </w:rPr>
-        <w:t xml:space="preserve">). You may provide a brief design rationale for any requirement which you feel requires explanation for how and/or why the requirement was derived.</w:t>
-      </w:r>
-      <w:r>
-        <w:rPr>
-          <w:sz w:val="20"/>
-          <w:szCs w:val="20"/>
-          <w:rtl w:val="0"/>
+        </w:rPr>
+        <w:t>what</w:t>
+      </w:r>
+      <w:r>
+        <w:rPr>
+          <w:i/>
+          <w:iCs/>
+          <w:sz w:val="20"/>
+          <w:szCs w:val="20"/>
+        </w:rPr>
+        <w:t>). You may provide a brief design rationale for any requirement which you feel requires explanation for how and/or why the requirement was derived.</w:t>
+      </w:r>
+      <w:r>
+        <w:rPr>
+          <w:sz w:val="20"/>
+          <w:szCs w:val="20"/>
         </w:rPr>
         <w:t xml:space="preserve"> </w:t>
       </w:r>
     </w:p>
     <w:p>
       <w:pPr>
-        <w:pBdr>
-          <w:left w:color="auto" w:space="0" w:sz="0" w:val="none"/>
-          <w:right w:color="auto" w:space="0" w:sz="0" w:val="none"/>
-        </w:pBdr>
-        <w:shd w:fill="ffffff" w:val="clear"/>
-        <w:rPr>
-          <w:sz w:val="20"/>
-          <w:szCs w:val="20"/>
-        </w:rPr>
-      </w:pPr>
-      <w:r>
-        <w:rPr>
-          <w:sz w:val="20"/>
-          <w:szCs w:val="20"/>
-          <w:rtl w:val="0"/>
+        <w:pStyle w:val="normal1"/>
+        <w:pBdr/>
+        <w:shd w:val="clear" w:fill="FFFFFF"/>
+        <w:rPr>
+          <w:sz w:val="20"/>
+          <w:szCs w:val="20"/>
+        </w:rPr>
+      </w:pPr>
+      <w:r>
+        <w:rPr>
+          <w:sz w:val="20"/>
+          <w:szCs w:val="20"/>
         </w:rPr>
         <w:t xml:space="preserve"> </w:t>
       </w:r>
     </w:p>
     <w:p>
       <w:pPr>
-        <w:pBdr>
-          <w:left w:color="auto" w:space="0" w:sz="0" w:val="none"/>
-          <w:right w:color="auto" w:space="0" w:sz="0" w:val="none"/>
-        </w:pBdr>
-        <w:shd w:fill="ffffff" w:val="clear"/>
-        <w:rPr>
-          <w:sz w:val="20"/>
-          <w:szCs w:val="20"/>
-        </w:rPr>
-      </w:pPr>
-      <w:r>
-        <w:rPr>
-          <w:sz w:val="20"/>
-          <w:szCs w:val="20"/>
-          <w:rtl w:val="0"/>
+        <w:pStyle w:val="normal1"/>
+        <w:pBdr/>
+        <w:shd w:val="clear" w:fill="FFFFFF"/>
+        <w:rPr>
+          <w:sz w:val="20"/>
+          <w:szCs w:val="20"/>
+        </w:rPr>
+      </w:pPr>
+      <w:r>
+        <w:rPr>
+          <w:sz w:val="20"/>
+          <w:szCs w:val="20"/>
         </w:rPr>
         <w:t xml:space="preserve"> </w:t>
       </w:r>
     </w:p>
     <w:p>
       <w:pPr>
+        <w:pStyle w:val="normal1"/>
         <w:numPr>
           <w:ilvl w:val="0"/>
           <w:numId w:val="1"/>
         </w:numPr>
-        <w:spacing w:after="0" w:afterAutospacing="0" w:before="240" w:lineRule="auto"/>
-        <w:ind w:left="1080" w:hanging="360"/>
-        <w:rPr>
-          <w:sz w:val="20"/>
-          <w:szCs w:val="20"/>
-        </w:rPr>
-      </w:pPr>
-      <w:r>
-        <w:rPr>
-          <w:sz w:val="20"/>
-          <w:szCs w:val="20"/>
-          <w:rtl w:val="0"/>
+        <w:spacing w:lineRule="auto" w:line="240" w:before="240" w:afterAutospacing="0" w:after="0"/>
+        <w:ind w:hanging="360" w:left="1080"/>
+        <w:rPr>
+          <w:sz w:val="20"/>
+          <w:szCs w:val="20"/>
+        </w:rPr>
+      </w:pPr>
+      <w:r>
+        <w:rPr>
+          <w:sz w:val="20"/>
+          <w:szCs w:val="20"/>
         </w:rPr>
         <w:t xml:space="preserve">Login Screen which allows the registration of an Adult (Default) or Child account. - High </w:t>
       </w:r>
     </w:p>
     <w:p>
       <w:pPr>
+        <w:pStyle w:val="normal1"/>
         <w:numPr>
           <w:ilvl w:val="0"/>
           <w:numId w:val="26"/>
         </w:numPr>
-        <w:spacing w:after="0" w:afterAutospacing="0" w:before="0" w:beforeAutospacing="0" w:lineRule="auto"/>
-        <w:ind w:left="1080" w:hanging="360"/>
-        <w:rPr>
-          <w:sz w:val="20"/>
-          <w:szCs w:val="20"/>
-        </w:rPr>
-      </w:pPr>
-      <w:r>
-        <w:rPr>
-          <w:sz w:val="20"/>
-          <w:szCs w:val="20"/>
-          <w:rtl w:val="0"/>
+        <w:spacing w:lineRule="auto" w:line="240" w:beforeAutospacing="0" w:before="0" w:afterAutospacing="0" w:after="0"/>
+        <w:ind w:hanging="360" w:left="1080"/>
+        <w:rPr>
+          <w:sz w:val="20"/>
+          <w:szCs w:val="20"/>
+        </w:rPr>
+      </w:pPr>
+      <w:r>
+        <w:rPr>
+          <w:sz w:val="20"/>
+          <w:szCs w:val="20"/>
         </w:rPr>
         <w:t xml:space="preserve">A User should be able to add and alter tasks, including how often a task should recur/what days the task needs to be done, what time the task should be done by, and whether the task should be invisible, shared to friends, or public. - High </w:t>
       </w:r>
     </w:p>
     <w:p>
       <w:pPr>
+        <w:pStyle w:val="normal1"/>
         <w:numPr>
           <w:ilvl w:val="0"/>
           <w:numId w:val="2"/>
         </w:numPr>
-        <w:spacing w:after="0" w:afterAutospacing="0" w:before="0" w:beforeAutospacing="0" w:lineRule="auto"/>
-        <w:ind w:left="1080" w:hanging="360"/>
-        <w:rPr>
-          <w:sz w:val="20"/>
-          <w:szCs w:val="20"/>
-        </w:rPr>
-      </w:pPr>
-      <w:r>
-        <w:rPr>
-          <w:sz w:val="20"/>
-          <w:szCs w:val="20"/>
-          <w:rtl w:val="0"/>
+        <w:spacing w:lineRule="auto" w:line="240" w:beforeAutospacing="0" w:before="0" w:afterAutospacing="0" w:after="0"/>
+        <w:ind w:hanging="360" w:left="1080"/>
+        <w:rPr>
+          <w:sz w:val="20"/>
+          <w:szCs w:val="20"/>
+        </w:rPr>
+      </w:pPr>
+      <w:r>
+        <w:rPr>
+          <w:sz w:val="20"/>
+          <w:szCs w:val="20"/>
         </w:rPr>
         <w:t xml:space="preserve">A User should be able to see all tasks in a list view with sorting and filtering options - High  </w:t>
       </w:r>
     </w:p>
     <w:p>
       <w:pPr>
+        <w:pStyle w:val="normal1"/>
         <w:numPr>
           <w:ilvl w:val="0"/>
           <w:numId w:val="25"/>
         </w:numPr>
-        <w:spacing w:after="0" w:afterAutospacing="0" w:before="0" w:beforeAutospacing="0" w:lineRule="auto"/>
-        <w:ind w:left="1080" w:hanging="360"/>
-        <w:rPr>
-          <w:sz w:val="20"/>
-          <w:szCs w:val="20"/>
-        </w:rPr>
-      </w:pPr>
-      <w:r>
-        <w:rPr>
-          <w:sz w:val="20"/>
-          <w:szCs w:val="20"/>
-          <w:rtl w:val="0"/>
+        <w:spacing w:lineRule="auto" w:line="240" w:beforeAutospacing="0" w:before="0" w:afterAutospacing="0" w:after="0"/>
+        <w:ind w:hanging="360" w:left="1080"/>
+        <w:rPr>
+          <w:sz w:val="20"/>
+          <w:szCs w:val="20"/>
+        </w:rPr>
+      </w:pPr>
+      <w:r>
+        <w:rPr>
+          <w:sz w:val="20"/>
+          <w:szCs w:val="20"/>
         </w:rPr>
         <w:t xml:space="preserve">A User should be able to see tasks in a weekly/monthly calendar view - Med </w:t>
       </w:r>
     </w:p>
     <w:p>
       <w:pPr>
+        <w:pStyle w:val="normal1"/>
         <w:numPr>
           <w:ilvl w:val="0"/>
           <w:numId w:val="9"/>
         </w:numPr>
-        <w:spacing w:after="0" w:afterAutospacing="0" w:before="0" w:beforeAutospacing="0" w:lineRule="auto"/>
-        <w:ind w:left="1080" w:hanging="360"/>
-        <w:rPr>
-          <w:sz w:val="20"/>
-          <w:szCs w:val="20"/>
-        </w:rPr>
-      </w:pPr>
-      <w:r>
-        <w:rPr>
-          <w:sz w:val="20"/>
-          <w:szCs w:val="20"/>
-          <w:rtl w:val="0"/>
+        <w:spacing w:lineRule="auto" w:line="240" w:beforeAutospacing="0" w:before="0" w:afterAutospacing="0" w:after="0"/>
+        <w:ind w:hanging="360" w:left="1080"/>
+        <w:rPr>
+          <w:sz w:val="20"/>
+          <w:szCs w:val="20"/>
+        </w:rPr>
+      </w:pPr>
+      <w:r>
+        <w:rPr>
+          <w:sz w:val="20"/>
+          <w:szCs w:val="20"/>
         </w:rPr>
         <w:t xml:space="preserve">Player-Character interaction with task-related items (e.g. a stove when cooking), and interacting with those objects should bring up a timer, allowing the user to predict how long the task will take them. - Med </w:t>
       </w:r>
     </w:p>
     <w:p>
       <w:pPr>
+        <w:pStyle w:val="normal1"/>
         <w:numPr>
           <w:ilvl w:val="0"/>
           <w:numId w:val="6"/>
         </w:numPr>
-        <w:spacing w:after="0" w:afterAutospacing="0" w:before="0" w:beforeAutospacing="0" w:lineRule="auto"/>
-        <w:ind w:left="1080" w:hanging="360"/>
-        <w:rPr>
-          <w:sz w:val="20"/>
-          <w:szCs w:val="20"/>
-        </w:rPr>
-      </w:pPr>
-      <w:r>
-        <w:rPr>
-          <w:sz w:val="20"/>
-          <w:szCs w:val="20"/>
-          <w:rtl w:val="0"/>
+        <w:spacing w:lineRule="auto" w:line="240" w:beforeAutospacing="0" w:before="0" w:afterAutospacing="0" w:after="0"/>
+        <w:ind w:hanging="360" w:left="1080"/>
+        <w:rPr>
+          <w:sz w:val="20"/>
+          <w:szCs w:val="20"/>
+        </w:rPr>
+      </w:pPr>
+      <w:r>
+        <w:rPr>
+          <w:sz w:val="20"/>
+          <w:szCs w:val="20"/>
         </w:rPr>
         <w:t xml:space="preserve">A user should be able to mark a task as a “hated” task, which will then have a higher reward upon completion. - Med </w:t>
       </w:r>
     </w:p>
     <w:p>
       <w:pPr>
+        <w:pStyle w:val="normal1"/>
         <w:numPr>
           <w:ilvl w:val="0"/>
           <w:numId w:val="20"/>
         </w:numPr>
-        <w:spacing w:after="0" w:afterAutospacing="0" w:before="0" w:beforeAutospacing="0" w:lineRule="auto"/>
-        <w:ind w:left="1080" w:hanging="360"/>
-        <w:rPr>
-          <w:sz w:val="20"/>
-          <w:szCs w:val="20"/>
-        </w:rPr>
-      </w:pPr>
-      <w:r>
-        <w:rPr>
-          <w:sz w:val="20"/>
-          <w:szCs w:val="20"/>
-          <w:rtl w:val="0"/>
+        <w:spacing w:lineRule="auto" w:line="240" w:beforeAutospacing="0" w:before="0" w:afterAutospacing="0" w:after="0"/>
+        <w:ind w:hanging="360" w:left="1080"/>
+        <w:rPr>
+          <w:sz w:val="20"/>
+          <w:szCs w:val="20"/>
+        </w:rPr>
+      </w:pPr>
+      <w:r>
+        <w:rPr>
+          <w:sz w:val="20"/>
+          <w:szCs w:val="20"/>
         </w:rPr>
         <w:t xml:space="preserve">Dynamic reward weighting for individual tasks based on that task's completion statistics. – Med </w:t>
       </w:r>
     </w:p>
     <w:p>
       <w:pPr>
+        <w:pStyle w:val="normal1"/>
         <w:numPr>
           <w:ilvl w:val="0"/>
           <w:numId w:val="16"/>
         </w:numPr>
-        <w:spacing w:after="0" w:afterAutospacing="0" w:before="0" w:beforeAutospacing="0" w:lineRule="auto"/>
-        <w:ind w:left="1080" w:hanging="360"/>
-        <w:rPr>
-          <w:sz w:val="20"/>
-          <w:szCs w:val="20"/>
-        </w:rPr>
-      </w:pPr>
-      <w:r>
-        <w:rPr>
-          <w:sz w:val="20"/>
-          <w:szCs w:val="20"/>
-          <w:rtl w:val="0"/>
+        <w:spacing w:lineRule="auto" w:line="240" w:beforeAutospacing="0" w:before="0" w:afterAutospacing="0" w:after="0"/>
+        <w:ind w:hanging="360" w:left="1080"/>
+        <w:rPr>
+          <w:sz w:val="20"/>
+          <w:szCs w:val="20"/>
+        </w:rPr>
+      </w:pPr>
+      <w:r>
+        <w:rPr>
+          <w:sz w:val="20"/>
+          <w:szCs w:val="20"/>
         </w:rPr>
         <w:t xml:space="preserve">Users should be able to use points gained from task completion to purchase player-customization items, house-customization items, furniture and pets. - Med </w:t>
       </w:r>
     </w:p>
     <w:p>
       <w:pPr>
+        <w:pStyle w:val="normal1"/>
         <w:numPr>
           <w:ilvl w:val="0"/>
           <w:numId w:val="23"/>
         </w:numPr>
-        <w:spacing w:after="0" w:afterAutospacing="0" w:before="0" w:beforeAutospacing="0" w:lineRule="auto"/>
-        <w:ind w:left="1080" w:hanging="360"/>
-        <w:rPr>
-          <w:sz w:val="20"/>
-          <w:szCs w:val="20"/>
-        </w:rPr>
-      </w:pPr>
-      <w:r>
-        <w:rPr>
-          <w:sz w:val="20"/>
-          <w:szCs w:val="20"/>
-          <w:rtl w:val="0"/>
+        <w:spacing w:lineRule="auto" w:line="240" w:beforeAutospacing="0" w:before="0" w:afterAutospacing="0" w:after="0"/>
+        <w:ind w:hanging="360" w:left="1080"/>
+        <w:rPr>
+          <w:sz w:val="20"/>
+          <w:szCs w:val="20"/>
+        </w:rPr>
+      </w:pPr>
+      <w:r>
+        <w:rPr>
+          <w:sz w:val="20"/>
+          <w:szCs w:val="20"/>
         </w:rPr>
         <w:t xml:space="preserve">An Adult should be able to create a Child account from a dashboard – Low </w:t>
       </w:r>
     </w:p>
     <w:p>
       <w:pPr>
+        <w:pStyle w:val="normal1"/>
         <w:numPr>
           <w:ilvl w:val="0"/>
           <w:numId w:val="4"/>
         </w:numPr>
-        <w:spacing w:after="0" w:afterAutospacing="0" w:before="0" w:beforeAutospacing="0" w:lineRule="auto"/>
-        <w:ind w:left="1080" w:hanging="360"/>
-        <w:rPr>
-          <w:sz w:val="20"/>
-          <w:szCs w:val="20"/>
-        </w:rPr>
-      </w:pPr>
-      <w:r>
-        <w:rPr>
-          <w:sz w:val="20"/>
-          <w:szCs w:val="20"/>
-          <w:rtl w:val="0"/>
+        <w:spacing w:lineRule="auto" w:line="240" w:beforeAutospacing="0" w:before="0" w:afterAutospacing="0" w:after="0"/>
+        <w:ind w:hanging="360" w:left="1080"/>
+        <w:rPr>
+          <w:sz w:val="20"/>
+          <w:szCs w:val="20"/>
+        </w:rPr>
+      </w:pPr>
+      <w:r>
+        <w:rPr>
+          <w:sz w:val="20"/>
+          <w:szCs w:val="20"/>
         </w:rPr>
         <w:t xml:space="preserve">Users should be able to add one another to a household where tasks and their completion can be shared, with an optional weekly leaderboard for task completion. - Low </w:t>
       </w:r>
     </w:p>
     <w:p>
       <w:pPr>
+        <w:pStyle w:val="normal1"/>
         <w:numPr>
           <w:ilvl w:val="0"/>
           <w:numId w:val="10"/>
         </w:numPr>
-        <w:spacing w:after="0" w:afterAutospacing="0" w:before="0" w:beforeAutospacing="0" w:lineRule="auto"/>
-        <w:ind w:left="1080" w:hanging="360"/>
-        <w:rPr>
-          <w:sz w:val="20"/>
-          <w:szCs w:val="20"/>
-        </w:rPr>
-      </w:pPr>
-      <w:r>
-        <w:rPr>
-          <w:sz w:val="20"/>
-          <w:szCs w:val="20"/>
-          <w:rtl w:val="0"/>
+        <w:spacing w:lineRule="auto" w:line="240" w:beforeAutospacing="0" w:before="0" w:afterAutospacing="0" w:after="0"/>
+        <w:ind w:hanging="360" w:left="1080"/>
+        <w:rPr>
+          <w:sz w:val="20"/>
+          <w:szCs w:val="20"/>
+        </w:rPr>
+      </w:pPr>
+      <w:r>
+        <w:rPr>
+          <w:sz w:val="20"/>
+          <w:szCs w:val="20"/>
         </w:rPr>
         <w:t xml:space="preserve">Accounts should have cloud-based storage of tasks, task statistics, currency, and cosmetic alterations for the purposes of syncing across devices and sharing information with other users. - Low </w:t>
       </w:r>
     </w:p>
     <w:p>
       <w:pPr>
+        <w:pStyle w:val="normal1"/>
         <w:numPr>
           <w:ilvl w:val="0"/>
           <w:numId w:val="17"/>
         </w:numPr>
-        <w:spacing w:after="0" w:afterAutospacing="0" w:before="0" w:beforeAutospacing="0" w:lineRule="auto"/>
-        <w:ind w:left="1080" w:hanging="360"/>
-        <w:rPr>
-          <w:sz w:val="20"/>
-          <w:szCs w:val="20"/>
-        </w:rPr>
-      </w:pPr>
-      <w:r>
-        <w:rPr>
-          <w:sz w:val="20"/>
-          <w:szCs w:val="20"/>
-          <w:rtl w:val="0"/>
+        <w:spacing w:lineRule="auto" w:line="240" w:beforeAutospacing="0" w:before="0" w:afterAutospacing="0" w:after="0"/>
+        <w:ind w:hanging="360" w:left="1080"/>
+        <w:rPr>
+          <w:sz w:val="20"/>
+          <w:szCs w:val="20"/>
+        </w:rPr>
+      </w:pPr>
+      <w:r>
+        <w:rPr>
+          <w:sz w:val="20"/>
+          <w:szCs w:val="20"/>
         </w:rPr>
         <w:t xml:space="preserve">An adult should be able to assign tasks to a child, and mark a task as a hated task. Tasks assigned to a child should not be able to be deleted. - Low </w:t>
       </w:r>
     </w:p>
     <w:p>
       <w:pPr>
+        <w:pStyle w:val="normal1"/>
         <w:numPr>
           <w:ilvl w:val="0"/>
           <w:numId w:val="11"/>
         </w:numPr>
-        <w:spacing w:after="0" w:afterAutospacing="0" w:before="0" w:beforeAutospacing="0" w:lineRule="auto"/>
-        <w:ind w:left="1080" w:hanging="360"/>
-        <w:rPr>
-          <w:sz w:val="20"/>
-          <w:szCs w:val="20"/>
-        </w:rPr>
-      </w:pPr>
-      <w:r>
-        <w:rPr>
-          <w:sz w:val="20"/>
-          <w:szCs w:val="20"/>
-          <w:rtl w:val="0"/>
+        <w:spacing w:lineRule="auto" w:line="240" w:beforeAutospacing="0" w:before="0" w:afterAutospacing="0" w:after="0"/>
+        <w:ind w:hanging="360" w:left="1080"/>
+        <w:rPr>
+          <w:sz w:val="20"/>
+          <w:szCs w:val="20"/>
+        </w:rPr>
+      </w:pPr>
+      <w:r>
+        <w:rPr>
+          <w:sz w:val="20"/>
+          <w:szCs w:val="20"/>
         </w:rPr>
         <w:t xml:space="preserve">Users should be able to add one another as friends. Users who are friends should see tasks of the other which have been marked as “able to be view by friends”. - Low </w:t>
       </w:r>
     </w:p>
     <w:p>
       <w:pPr>
+        <w:pStyle w:val="normal1"/>
         <w:numPr>
           <w:ilvl w:val="0"/>
           <w:numId w:val="7"/>
         </w:numPr>
-        <w:spacing w:after="0" w:afterAutospacing="0" w:before="0" w:beforeAutospacing="0" w:lineRule="auto"/>
-        <w:ind w:left="1080" w:hanging="360"/>
-        <w:rPr>
-          <w:sz w:val="20"/>
-          <w:szCs w:val="20"/>
-        </w:rPr>
-      </w:pPr>
-      <w:r>
-        <w:rPr>
-          <w:sz w:val="20"/>
-          <w:szCs w:val="20"/>
-          <w:rtl w:val="0"/>
+        <w:spacing w:lineRule="auto" w:line="240" w:beforeAutospacing="0" w:before="0" w:afterAutospacing="0" w:after="0"/>
+        <w:ind w:hanging="360" w:left="1080"/>
+        <w:rPr>
+          <w:sz w:val="20"/>
+          <w:szCs w:val="20"/>
+        </w:rPr>
+      </w:pPr>
+      <w:r>
+        <w:rPr>
+          <w:sz w:val="20"/>
+          <w:szCs w:val="20"/>
         </w:rPr>
         <w:t xml:space="preserve">Daily puzzles mimicking wordle along with a daily streak. - Low </w:t>
       </w:r>
     </w:p>
     <w:p>
       <w:pPr>
+        <w:pStyle w:val="normal1"/>
         <w:numPr>
           <w:ilvl w:val="0"/>
           <w:numId w:val="22"/>
         </w:numPr>
-        <w:spacing w:after="240" w:before="0" w:beforeAutospacing="0" w:lineRule="auto"/>
-        <w:ind w:left="1080" w:hanging="360"/>
-        <w:rPr>
-          <w:sz w:val="20"/>
-          <w:szCs w:val="20"/>
-        </w:rPr>
-      </w:pPr>
-      <w:r>
-        <w:rPr>
-          <w:sz w:val="20"/>
-          <w:szCs w:val="20"/>
-          <w:rtl w:val="0"/>
+        <w:spacing w:lineRule="auto" w:line="240" w:beforeAutospacing="0" w:before="0" w:after="240"/>
+        <w:ind w:hanging="360" w:left="1080"/>
+        <w:rPr>
+          <w:sz w:val="20"/>
+          <w:szCs w:val="20"/>
+        </w:rPr>
+      </w:pPr>
+      <w:r>
+        <w:rPr>
+          <w:sz w:val="20"/>
+          <w:szCs w:val="20"/>
         </w:rPr>
         <w:t xml:space="preserve">The player-character should signal to the User about an upcoming task via thought bubbles with an icon representing that task. - Low </w:t>
       </w:r>
     </w:p>
     <w:p>
       <w:pPr>
-        <w:pBdr>
-          <w:left w:color="auto" w:space="0" w:sz="0" w:val="none"/>
-          <w:right w:color="auto" w:space="0" w:sz="0" w:val="none"/>
-        </w:pBdr>
-        <w:shd w:fill="ffffff" w:val="clear"/>
-        <w:rPr>
-          <w:sz w:val="20"/>
-          <w:szCs w:val="20"/>
-        </w:rPr>
-      </w:pPr>
-      <w:r>
-        <w:rPr>
-          <w:sz w:val="20"/>
-          <w:szCs w:val="20"/>
-          <w:rtl w:val="0"/>
+        <w:pStyle w:val="normal1"/>
+        <w:pBdr/>
+        <w:shd w:val="clear" w:fill="FFFFFF"/>
+        <w:rPr>
+          <w:sz w:val="20"/>
+          <w:szCs w:val="20"/>
+        </w:rPr>
+      </w:pPr>
+      <w:r>
+        <w:rPr>
+          <w:sz w:val="20"/>
+          <w:szCs w:val="20"/>
         </w:rPr>
         <w:t xml:space="preserve"> </w:t>
       </w:r>
     </w:p>
     <w:p>
       <w:pPr>
+        <w:pStyle w:val="normal1"/>
         <w:numPr>
           <w:ilvl w:val="0"/>
           <w:numId w:val="15"/>
         </w:numPr>
-        <w:spacing w:after="240" w:before="240" w:lineRule="auto"/>
-        <w:ind w:left="720" w:hanging="360"/>
+        <w:spacing w:lineRule="auto" w:line="240" w:before="240" w:after="240"/>
+        <w:ind w:hanging="360" w:left="720"/>
         <w:rPr>
           <w:sz w:val="24"/>
           <w:szCs w:val="24"/>
@@ -1079,56 +1002,50 @@
       </w:pPr>
       <w:r>
         <w:rPr>
-          <w:b w:val="1"/>
-          <w:bCs w:val="1"/>
+          <w:b/>
+          <w:bCs/>
           <w:sz w:val="24"/>
           <w:szCs w:val="24"/>
-          <w:rtl w:val="0"/>
         </w:rPr>
         <w:t xml:space="preserve">Non-functional Requirements (10 points) </w:t>
       </w:r>
     </w:p>
     <w:p>
       <w:pPr>
-        <w:pBdr>
-          <w:left w:color="auto" w:space="0" w:sz="0" w:val="none"/>
-          <w:right w:color="auto" w:space="0" w:sz="0" w:val="none"/>
-        </w:pBdr>
-        <w:shd w:fill="ffffff" w:val="clear"/>
-        <w:rPr>
-          <w:sz w:val="20"/>
-          <w:szCs w:val="20"/>
-        </w:rPr>
-      </w:pPr>
-      <w:r>
-        <w:rPr>
-          <w:i w:val="1"/>
-          <w:iCs w:val="1"/>
-          <w:sz w:val="20"/>
-          <w:szCs w:val="20"/>
-          <w:rtl w:val="0"/>
+        <w:pStyle w:val="normal1"/>
+        <w:pBdr/>
+        <w:shd w:val="clear" w:fill="FFFFFF"/>
+        <w:rPr>
+          <w:sz w:val="20"/>
+          <w:szCs w:val="20"/>
+        </w:rPr>
+      </w:pPr>
+      <w:r>
+        <w:rPr>
+          <w:i/>
+          <w:iCs/>
+          <w:sz w:val="20"/>
+          <w:szCs w:val="20"/>
         </w:rPr>
         <w:t xml:space="preserve">List the </w:t>
       </w:r>
       <w:r>
         <w:rPr>
-          <w:b w:val="1"/>
-          <w:bCs w:val="1"/>
-          <w:i w:val="1"/>
-          <w:iCs w:val="1"/>
-          <w:sz w:val="20"/>
-          <w:szCs w:val="20"/>
-          <w:rtl w:val="0"/>
-        </w:rPr>
-        <w:t xml:space="preserve">non-functional requirements</w:t>
-      </w:r>
-      <w:r>
-        <w:rPr>
-          <w:i w:val="1"/>
-          <w:iCs w:val="1"/>
-          <w:sz w:val="20"/>
-          <w:szCs w:val="20"/>
-          <w:rtl w:val="0"/>
+          <w:b/>
+          <w:bCs/>
+          <w:i/>
+          <w:iCs/>
+          <w:sz w:val="20"/>
+          <w:szCs w:val="20"/>
+        </w:rPr>
+        <w:t>non-functional requirements</w:t>
+      </w:r>
+      <w:r>
+        <w:rPr>
+          <w:i/>
+          <w:iCs/>
+          <w:sz w:val="20"/>
+          <w:szCs w:val="20"/>
         </w:rPr>
         <w:t xml:space="preserve"> of the system (any requirement referring to a property of the system, such as security, safety, software quality, performance, reliability, etc.) You may provide a brief rationale for any requirement which you feel requires explanation as to how and/or why the requirement was derived.</w:t>
       </w:r>
@@ -1136,128 +1053,125 @@
         <w:rPr>
           <w:sz w:val="20"/>
           <w:szCs w:val="20"/>
-          <w:rtl w:val="0"/>
         </w:rPr>
         <w:t xml:space="preserve"> </w:t>
       </w:r>
     </w:p>
     <w:p>
       <w:pPr>
-        <w:pBdr>
-          <w:left w:color="auto" w:space="0" w:sz="0" w:val="none"/>
-          <w:right w:color="auto" w:space="0" w:sz="0" w:val="none"/>
-        </w:pBdr>
-        <w:shd w:fill="ffffff" w:val="clear"/>
-        <w:rPr>
-          <w:sz w:val="20"/>
-          <w:szCs w:val="20"/>
-        </w:rPr>
-      </w:pPr>
-      <w:r>
-        <w:rPr>
-          <w:sz w:val="20"/>
-          <w:szCs w:val="20"/>
-          <w:rtl w:val="0"/>
+        <w:pStyle w:val="normal1"/>
+        <w:pBdr/>
+        <w:shd w:val="clear" w:fill="FFFFFF"/>
+        <w:rPr>
+          <w:sz w:val="20"/>
+          <w:szCs w:val="20"/>
+        </w:rPr>
+      </w:pPr>
+      <w:r>
+        <w:rPr>
+          <w:sz w:val="20"/>
+          <w:szCs w:val="20"/>
         </w:rPr>
         <w:t xml:space="preserve"> </w:t>
       </w:r>
     </w:p>
     <w:p>
       <w:pPr>
+        <w:pStyle w:val="normal1"/>
         <w:numPr>
           <w:ilvl w:val="0"/>
           <w:numId w:val="3"/>
         </w:numPr>
-        <w:spacing w:after="0" w:afterAutospacing="0" w:before="240" w:lineRule="auto"/>
-        <w:ind w:left="1080" w:hanging="360"/>
-        <w:rPr>
-          <w:sz w:val="20"/>
-          <w:szCs w:val="20"/>
-        </w:rPr>
-      </w:pPr>
-      <w:r>
-        <w:rPr>
-          <w:sz w:val="20"/>
-          <w:szCs w:val="20"/>
-          <w:rtl w:val="0"/>
+        <w:spacing w:lineRule="auto" w:line="240" w:before="240" w:afterAutospacing="0" w:after="0"/>
+        <w:ind w:hanging="360" w:left="1080"/>
+        <w:rPr>
+          <w:sz w:val="20"/>
+          <w:szCs w:val="20"/>
+        </w:rPr>
+      </w:pPr>
+      <w:r>
+        <w:rPr>
+          <w:sz w:val="20"/>
+          <w:szCs w:val="20"/>
         </w:rPr>
         <w:t xml:space="preserve">Incentivize users to complete chores by gamifying a task list </w:t>
       </w:r>
     </w:p>
     <w:p>
       <w:pPr>
+        <w:pStyle w:val="normal1"/>
         <w:numPr>
           <w:ilvl w:val="0"/>
           <w:numId w:val="5"/>
         </w:numPr>
-        <w:spacing w:after="0" w:afterAutospacing="0" w:before="0" w:beforeAutospacing="0" w:lineRule="auto"/>
-        <w:ind w:left="1080" w:hanging="360"/>
-        <w:rPr>
-          <w:sz w:val="20"/>
-          <w:szCs w:val="20"/>
-        </w:rPr>
-      </w:pPr>
-      <w:r>
-        <w:rPr>
-          <w:sz w:val="20"/>
-          <w:szCs w:val="20"/>
-          <w:rtl w:val="0"/>
+        <w:spacing w:lineRule="auto" w:line="240" w:beforeAutospacing="0" w:before="0" w:afterAutospacing="0" w:after="0"/>
+        <w:ind w:hanging="360" w:left="1080"/>
+        <w:rPr>
+          <w:sz w:val="20"/>
+          <w:szCs w:val="20"/>
+        </w:rPr>
+      </w:pPr>
+      <w:r>
+        <w:rPr>
+          <w:sz w:val="20"/>
+          <w:szCs w:val="20"/>
         </w:rPr>
         <w:t xml:space="preserve">Securely store information about tasks </w:t>
       </w:r>
     </w:p>
     <w:p>
       <w:pPr>
+        <w:pStyle w:val="normal1"/>
         <w:numPr>
           <w:ilvl w:val="0"/>
           <w:numId w:val="8"/>
         </w:numPr>
-        <w:spacing w:after="0" w:afterAutospacing="0" w:before="0" w:beforeAutospacing="0" w:lineRule="auto"/>
-        <w:ind w:left="1080" w:hanging="360"/>
-        <w:rPr>
-          <w:sz w:val="20"/>
-          <w:szCs w:val="20"/>
-        </w:rPr>
-      </w:pPr>
-      <w:r>
-        <w:rPr>
-          <w:sz w:val="20"/>
-          <w:szCs w:val="20"/>
-          <w:rtl w:val="0"/>
+        <w:spacing w:lineRule="auto" w:line="240" w:beforeAutospacing="0" w:before="0" w:afterAutospacing="0" w:after="0"/>
+        <w:ind w:hanging="360" w:left="1080"/>
+        <w:rPr>
+          <w:sz w:val="20"/>
+          <w:szCs w:val="20"/>
+        </w:rPr>
+      </w:pPr>
+      <w:r>
+        <w:rPr>
+          <w:sz w:val="20"/>
+          <w:szCs w:val="20"/>
         </w:rPr>
         <w:t xml:space="preserve">High performance </w:t>
       </w:r>
     </w:p>
     <w:p>
       <w:pPr>
+        <w:pStyle w:val="normal1"/>
         <w:numPr>
           <w:ilvl w:val="0"/>
           <w:numId w:val="12"/>
         </w:numPr>
-        <w:spacing w:after="0" w:afterAutospacing="0" w:before="0" w:beforeAutospacing="0" w:lineRule="auto"/>
-        <w:ind w:left="1080" w:hanging="360"/>
-        <w:rPr>
-          <w:sz w:val="20"/>
-          <w:szCs w:val="20"/>
-        </w:rPr>
-      </w:pPr>
-      <w:r>
-        <w:rPr>
-          <w:sz w:val="20"/>
-          <w:szCs w:val="20"/>
-          <w:rtl w:val="0"/>
+        <w:spacing w:lineRule="auto" w:line="240" w:beforeAutospacing="0" w:before="0" w:afterAutospacing="0" w:after="0"/>
+        <w:ind w:hanging="360" w:left="1080"/>
+        <w:rPr>
+          <w:sz w:val="20"/>
+          <w:szCs w:val="20"/>
+        </w:rPr>
+      </w:pPr>
+      <w:r>
+        <w:rPr>
+          <w:sz w:val="20"/>
+          <w:szCs w:val="20"/>
         </w:rPr>
         <w:t xml:space="preserve">Quality visuals </w:t>
       </w:r>
     </w:p>
     <w:p>
       <w:pPr>
+        <w:pStyle w:val="normal1"/>
         <w:numPr>
           <w:ilvl w:val="0"/>
           <w:numId w:val="24"/>
         </w:numPr>
-        <w:spacing w:after="240" w:before="0" w:beforeAutospacing="0" w:lineRule="auto"/>
-        <w:ind w:left="720" w:hanging="360"/>
+        <w:spacing w:lineRule="auto" w:line="240" w:beforeAutospacing="0" w:before="0" w:after="240"/>
+        <w:ind w:hanging="360" w:left="720"/>
         <w:rPr>
           <w:sz w:val="24"/>
           <w:szCs w:val="24"/>
@@ -1265,78 +1179,70 @@
       </w:pPr>
       <w:r>
         <w:rPr>
-          <w:b w:val="1"/>
-          <w:bCs w:val="1"/>
+          <w:b/>
+          <w:bCs/>
           <w:sz w:val="24"/>
           <w:szCs w:val="24"/>
-          <w:rtl w:val="0"/>
         </w:rPr>
         <w:t xml:space="preserve">Use Case Diagram (10 points) </w:t>
       </w:r>
     </w:p>
     <w:p>
       <w:pPr>
-        <w:pBdr>
-          <w:left w:color="auto" w:space="0" w:sz="0" w:val="none"/>
-          <w:right w:color="auto" w:space="0" w:sz="0" w:val="none"/>
-        </w:pBdr>
-        <w:shd w:fill="ffffff" w:val="clear"/>
-        <w:rPr>
-          <w:sz w:val="20"/>
-          <w:szCs w:val="20"/>
-        </w:rPr>
-      </w:pPr>
-      <w:r>
-        <w:rPr>
-          <w:i w:val="1"/>
-          <w:iCs w:val="1"/>
-          <w:sz w:val="20"/>
-          <w:szCs w:val="20"/>
-          <w:rtl w:val="0"/>
+        <w:pStyle w:val="normal1"/>
+        <w:pBdr/>
+        <w:shd w:val="clear" w:fill="FFFFFF"/>
+        <w:rPr>
+          <w:sz w:val="20"/>
+          <w:szCs w:val="20"/>
+        </w:rPr>
+      </w:pPr>
+      <w:r>
+        <w:rPr>
+          <w:i/>
+          <w:iCs/>
+          <w:sz w:val="20"/>
+          <w:szCs w:val="20"/>
         </w:rPr>
         <w:t xml:space="preserve">This section presents the </w:t>
       </w:r>
       <w:r>
         <w:rPr>
-          <w:b w:val="1"/>
-          <w:bCs w:val="1"/>
-          <w:i w:val="1"/>
-          <w:iCs w:val="1"/>
-          <w:sz w:val="20"/>
-          <w:szCs w:val="20"/>
-          <w:rtl w:val="0"/>
-        </w:rPr>
-        <w:t xml:space="preserve">use case diagram</w:t>
-      </w:r>
-      <w:r>
-        <w:rPr>
-          <w:i w:val="1"/>
-          <w:iCs w:val="1"/>
-          <w:sz w:val="20"/>
-          <w:szCs w:val="20"/>
-          <w:rtl w:val="0"/>
+          <w:b/>
+          <w:bCs/>
+          <w:i/>
+          <w:iCs/>
+          <w:sz w:val="20"/>
+          <w:szCs w:val="20"/>
+        </w:rPr>
+        <w:t>use case diagram</w:t>
+      </w:r>
+      <w:r>
+        <w:rPr>
+          <w:i/>
+          <w:iCs/>
+          <w:sz w:val="20"/>
+          <w:szCs w:val="20"/>
         </w:rPr>
         <w:t xml:space="preserve"> and the </w:t>
       </w:r>
       <w:r>
         <w:rPr>
-          <w:b w:val="1"/>
-          <w:bCs w:val="1"/>
-          <w:i w:val="1"/>
-          <w:iCs w:val="1"/>
-          <w:sz w:val="20"/>
-          <w:szCs w:val="20"/>
-          <w:rtl w:val="0"/>
-        </w:rPr>
-        <w:t xml:space="preserve">textual descriptions</w:t>
-      </w:r>
-      <w:r>
-        <w:rPr>
-          <w:i w:val="1"/>
-          <w:iCs w:val="1"/>
-          <w:sz w:val="20"/>
-          <w:szCs w:val="20"/>
-          <w:rtl w:val="0"/>
+          <w:b/>
+          <w:bCs/>
+          <w:i/>
+          <w:iCs/>
+          <w:sz w:val="20"/>
+          <w:szCs w:val="20"/>
+        </w:rPr>
+        <w:t>textual descriptions</w:t>
+      </w:r>
+      <w:r>
+        <w:rPr>
+          <w:i/>
+          <w:iCs/>
+          <w:sz w:val="20"/>
+          <w:szCs w:val="20"/>
         </w:rPr>
         <w:t xml:space="preserve"> of the use cases for the system under development. The use case diagram should contain all the use cases and relationships between them needed to describe the functionality to be developed. If you discover new use cases between two increments, update the diagram for your future increments. </w:t>
       </w:r>
@@ -1344,62 +1250,57 @@
         <w:rPr>
           <w:sz w:val="20"/>
           <w:szCs w:val="20"/>
-          <w:rtl w:val="0"/>
         </w:rPr>
         <w:t xml:space="preserve"> </w:t>
       </w:r>
     </w:p>
     <w:p>
       <w:pPr>
-        <w:pBdr>
-          <w:left w:color="auto" w:space="0" w:sz="0" w:val="none"/>
-          <w:right w:color="auto" w:space="0" w:sz="0" w:val="none"/>
-        </w:pBdr>
-        <w:shd w:fill="ffffff" w:val="clear"/>
-        <w:rPr>
-          <w:sz w:val="20"/>
-          <w:szCs w:val="20"/>
-        </w:rPr>
-      </w:pPr>
-      <w:r>
-        <w:rPr>
-          <w:b w:val="1"/>
-          <w:bCs w:val="1"/>
-          <w:i w:val="1"/>
-          <w:iCs w:val="1"/>
-          <w:sz w:val="20"/>
-          <w:szCs w:val="20"/>
-          <w:rtl w:val="0"/>
-        </w:rPr>
-        <w:t xml:space="preserve">Textual descriptions of use cases</w:t>
-      </w:r>
-      <w:r>
-        <w:rPr>
-          <w:i w:val="1"/>
-          <w:iCs w:val="1"/>
-          <w:sz w:val="20"/>
-          <w:szCs w:val="20"/>
-          <w:rtl w:val="0"/>
-        </w:rPr>
-        <w:t xml:space="preserve">: For the first increment, the textual descriptions for the use cases are not required. However, the textual descriptions for all use cases discovered for your system are required for the second and third iterations.</w:t>
-      </w:r>
-      <w:r>
-        <w:rPr>
-          <w:sz w:val="20"/>
-          <w:szCs w:val="20"/>
-          <w:rtl w:val="0"/>
+        <w:pStyle w:val="normal1"/>
+        <w:pBdr/>
+        <w:shd w:val="clear" w:fill="FFFFFF"/>
+        <w:rPr>
+          <w:sz w:val="20"/>
+          <w:szCs w:val="20"/>
+        </w:rPr>
+      </w:pPr>
+      <w:r>
+        <w:rPr>
+          <w:b/>
+          <w:bCs/>
+          <w:i/>
+          <w:iCs/>
+          <w:sz w:val="20"/>
+          <w:szCs w:val="20"/>
+        </w:rPr>
+        <w:t>Textual descriptions of use cases</w:t>
+      </w:r>
+      <w:r>
+        <w:rPr>
+          <w:i/>
+          <w:iCs/>
+          <w:sz w:val="20"/>
+          <w:szCs w:val="20"/>
+        </w:rPr>
+        <w:t>: For the first increment, the textual descriptions for the use cases are not required. However, the textual descriptions for all use cases discovered for your system are required for the second and third iterations.</w:t>
+      </w:r>
+      <w:r>
+        <w:rPr>
+          <w:sz w:val="20"/>
+          <w:szCs w:val="20"/>
         </w:rPr>
         <w:t xml:space="preserve"> </w:t>
       </w:r>
     </w:p>
     <w:p>
       <w:pPr>
+        <w:pStyle w:val="normal1"/>
         <w:numPr>
           <w:ilvl w:val="0"/>
           <w:numId w:val="13"/>
         </w:numPr>
-        <w:spacing w:after="240" w:before="240" w:lineRule="auto"/>
-        <w:ind w:left="720" w:hanging="360"/>
+        <w:spacing w:lineRule="auto" w:line="240" w:before="240" w:after="240"/>
+        <w:ind w:hanging="360" w:left="720"/>
         <w:rPr>
           <w:sz w:val="24"/>
           <w:szCs w:val="24"/>
@@ -1407,100 +1308,90 @@
       </w:pPr>
       <w:r>
         <w:rPr>
-          <w:b w:val="1"/>
-          <w:bCs w:val="1"/>
+          <w:b/>
+          <w:bCs/>
           <w:sz w:val="24"/>
           <w:szCs w:val="24"/>
-          <w:rtl w:val="0"/>
         </w:rPr>
         <w:t xml:space="preserve">Class Diagram and/or Sequence Diagrams (15 points) </w:t>
       </w:r>
     </w:p>
     <w:p>
       <w:pPr>
-        <w:pBdr>
-          <w:left w:color="auto" w:space="0" w:sz="0" w:val="none"/>
-          <w:right w:color="auto" w:space="0" w:sz="0" w:val="none"/>
-        </w:pBdr>
-        <w:shd w:fill="ffffff" w:val="clear"/>
-        <w:rPr>
-          <w:sz w:val="20"/>
-          <w:szCs w:val="20"/>
-        </w:rPr>
-      </w:pPr>
-      <w:r>
-        <w:rPr>
-          <w:i w:val="1"/>
-          <w:iCs w:val="1"/>
-          <w:sz w:val="20"/>
-          <w:szCs w:val="20"/>
-          <w:rtl w:val="0"/>
+        <w:pStyle w:val="normal1"/>
+        <w:pBdr/>
+        <w:shd w:val="clear" w:fill="FFFFFF"/>
+        <w:rPr>
+          <w:sz w:val="20"/>
+          <w:szCs w:val="20"/>
+        </w:rPr>
+      </w:pPr>
+      <w:r>
+        <w:rPr>
+          <w:i/>
+          <w:iCs/>
+          <w:sz w:val="20"/>
+          <w:szCs w:val="20"/>
         </w:rPr>
         <w:t xml:space="preserve">This section presents a high-level overview of the anticipated system architecture using a </w:t>
       </w:r>
       <w:r>
         <w:rPr>
-          <w:b w:val="1"/>
-          <w:bCs w:val="1"/>
-          <w:i w:val="1"/>
-          <w:iCs w:val="1"/>
-          <w:sz w:val="20"/>
-          <w:szCs w:val="20"/>
-          <w:rtl w:val="0"/>
-        </w:rPr>
-        <w:t xml:space="preserve">class</w:t>
-      </w:r>
-      <w:r>
-        <w:rPr>
-          <w:i w:val="1"/>
-          <w:iCs w:val="1"/>
-          <w:sz w:val="20"/>
-          <w:szCs w:val="20"/>
-          <w:rtl w:val="0"/>
+          <w:b/>
+          <w:bCs/>
+          <w:i/>
+          <w:iCs/>
+          <w:sz w:val="20"/>
+          <w:szCs w:val="20"/>
+        </w:rPr>
+        <w:t>class</w:t>
+      </w:r>
+      <w:r>
+        <w:rPr>
+          <w:i/>
+          <w:iCs/>
+          <w:sz w:val="20"/>
+          <w:szCs w:val="20"/>
         </w:rPr>
         <w:t xml:space="preserve"> </w:t>
       </w:r>
       <w:r>
         <w:rPr>
-          <w:b w:val="1"/>
-          <w:bCs w:val="1"/>
-          <w:i w:val="1"/>
-          <w:iCs w:val="1"/>
-          <w:sz w:val="20"/>
-          <w:szCs w:val="20"/>
-          <w:rtl w:val="0"/>
+          <w:b/>
+          <w:bCs/>
+          <w:i/>
+          <w:iCs/>
+          <w:sz w:val="20"/>
+          <w:szCs w:val="20"/>
         </w:rPr>
         <w:t xml:space="preserve">diagram </w:t>
       </w:r>
       <w:r>
         <w:rPr>
-          <w:i w:val="1"/>
-          <w:iCs w:val="1"/>
-          <w:sz w:val="20"/>
-          <w:szCs w:val="20"/>
-          <w:rtl w:val="0"/>
-        </w:rPr>
-        <w:t xml:space="preserve">and/or</w:t>
-      </w:r>
-      <w:r>
-        <w:rPr>
-          <w:b w:val="1"/>
-          <w:bCs w:val="1"/>
-          <w:i w:val="1"/>
-          <w:iCs w:val="1"/>
-          <w:sz w:val="20"/>
-          <w:szCs w:val="20"/>
-          <w:rtl w:val="0"/>
+          <w:i/>
+          <w:iCs/>
+          <w:sz w:val="20"/>
+          <w:szCs w:val="20"/>
+        </w:rPr>
+        <w:t>and/or</w:t>
+      </w:r>
+      <w:r>
+        <w:rPr>
+          <w:b/>
+          <w:bCs/>
+          <w:i/>
+          <w:iCs/>
+          <w:sz w:val="20"/>
+          <w:szCs w:val="20"/>
         </w:rPr>
         <w:t xml:space="preserve"> sequence diagrams</w:t>
       </w:r>
       <w:r>
         <w:rPr>
-          <w:i w:val="1"/>
-          <w:iCs w:val="1"/>
-          <w:sz w:val="20"/>
-          <w:szCs w:val="20"/>
-          <w:rtl w:val="0"/>
+          <w:i/>
+          <w:iCs/>
+          <w:sz w:val="20"/>
+          <w:szCs w:val="20"/>
         </w:rPr>
         <w:t xml:space="preserve">. </w:t>
       </w:r>
@@ -1508,18 +1399,15 @@
         <w:rPr>
           <w:sz w:val="20"/>
           <w:szCs w:val="20"/>
-          <w:rtl w:val="0"/>
         </w:rPr>
         <w:t xml:space="preserve"> </w:t>
       </w:r>
     </w:p>
     <w:p>
       <w:pPr>
-        <w:pBdr>
-          <w:left w:color="auto" w:space="0" w:sz="0" w:val="none"/>
-          <w:right w:color="auto" w:space="0" w:sz="0" w:val="none"/>
-        </w:pBdr>
-        <w:shd w:fill="ffffff" w:val="clear"/>
+        <w:pStyle w:val="normal1"/>
+        <w:pBdr/>
+        <w:shd w:val="clear" w:fill="FFFFFF"/>
         <w:rPr>
           <w:sz w:val="10"/>
           <w:szCs w:val="10"/>
@@ -1529,108 +1417,97 @@
         <w:rPr>
           <w:sz w:val="10"/>
           <w:szCs w:val="10"/>
-          <w:rtl w:val="0"/>
         </w:rPr>
         <w:t xml:space="preserve"> </w:t>
       </w:r>
     </w:p>
     <w:p>
       <w:pPr>
-        <w:pBdr>
-          <w:left w:color="auto" w:space="0" w:sz="0" w:val="none"/>
-          <w:right w:color="auto" w:space="0" w:sz="0" w:val="none"/>
-        </w:pBdr>
-        <w:shd w:fill="ffffff" w:val="clear"/>
-        <w:rPr>
-          <w:sz w:val="20"/>
-          <w:szCs w:val="20"/>
-        </w:rPr>
-      </w:pPr>
-      <w:r>
-        <w:rPr>
-          <w:i w:val="1"/>
-          <w:iCs w:val="1"/>
-          <w:sz w:val="20"/>
-          <w:szCs w:val="20"/>
-          <w:rtl w:val="0"/>
+        <w:pStyle w:val="normal1"/>
+        <w:pBdr/>
+        <w:shd w:val="clear" w:fill="FFFFFF"/>
+        <w:rPr>
+          <w:sz w:val="20"/>
+          <w:szCs w:val="20"/>
+        </w:rPr>
+      </w:pPr>
+      <w:r>
+        <w:rPr>
+          <w:i/>
+          <w:iCs/>
+          <w:sz w:val="20"/>
+          <w:szCs w:val="20"/>
         </w:rPr>
         <w:t xml:space="preserve">If the main </w:t>
       </w:r>
       <w:r>
         <w:rPr>
-          <w:b w:val="1"/>
-          <w:bCs w:val="1"/>
-          <w:i w:val="1"/>
-          <w:iCs w:val="1"/>
-          <w:sz w:val="20"/>
-          <w:szCs w:val="20"/>
-          <w:rtl w:val="0"/>
-        </w:rPr>
-        <w:t xml:space="preserve">paradigm</w:t>
-      </w:r>
-      <w:r>
-        <w:rPr>
-          <w:i w:val="1"/>
-          <w:iCs w:val="1"/>
-          <w:sz w:val="20"/>
-          <w:szCs w:val="20"/>
-          <w:rtl w:val="0"/>
+          <w:b/>
+          <w:bCs/>
+          <w:i/>
+          <w:iCs/>
+          <w:sz w:val="20"/>
+          <w:szCs w:val="20"/>
+        </w:rPr>
+        <w:t>paradigm</w:t>
+      </w:r>
+      <w:r>
+        <w:rPr>
+          <w:i/>
+          <w:iCs/>
+          <w:sz w:val="20"/>
+          <w:szCs w:val="20"/>
         </w:rPr>
         <w:t xml:space="preserve"> used in your project is </w:t>
       </w:r>
       <w:r>
         <w:rPr>
-          <w:b w:val="1"/>
-          <w:bCs w:val="1"/>
-          <w:i w:val="1"/>
-          <w:iCs w:val="1"/>
-          <w:sz w:val="20"/>
-          <w:szCs w:val="20"/>
-          <w:rtl w:val="0"/>
-        </w:rPr>
-        <w:t xml:space="preserve">Object Oriented</w:t>
-      </w:r>
-      <w:r>
-        <w:rPr>
-          <w:i w:val="1"/>
-          <w:iCs w:val="1"/>
-          <w:sz w:val="20"/>
-          <w:szCs w:val="20"/>
-          <w:rtl w:val="0"/>
+          <w:b/>
+          <w:bCs/>
+          <w:i/>
+          <w:iCs/>
+          <w:sz w:val="20"/>
+          <w:szCs w:val="20"/>
+        </w:rPr>
+        <w:t>Object Oriented</w:t>
+      </w:r>
+      <w:r>
+        <w:rPr>
+          <w:i/>
+          <w:iCs/>
+          <w:sz w:val="20"/>
+          <w:szCs w:val="20"/>
         </w:rPr>
         <w:t xml:space="preserve"> (i.e., you have classes or something that acts similar to classes in your system), then draw the </w:t>
       </w:r>
       <w:r>
         <w:rPr>
-          <w:b w:val="1"/>
-          <w:bCs w:val="1"/>
-          <w:i w:val="1"/>
-          <w:iCs w:val="1"/>
-          <w:sz w:val="20"/>
-          <w:szCs w:val="20"/>
-          <w:rtl w:val="0"/>
-        </w:rPr>
-        <w:t xml:space="preserve">Class Diagram</w:t>
-      </w:r>
-      <w:r>
-        <w:rPr>
-          <w:i w:val="1"/>
-          <w:iCs w:val="1"/>
-          <w:sz w:val="20"/>
-          <w:szCs w:val="20"/>
-          <w:rtl w:val="0"/>
+          <w:b/>
+          <w:bCs/>
+          <w:i/>
+          <w:iCs/>
+          <w:sz w:val="20"/>
+          <w:szCs w:val="20"/>
+        </w:rPr>
+        <w:t>Class Diagram</w:t>
+      </w:r>
+      <w:r>
+        <w:rPr>
+          <w:i/>
+          <w:iCs/>
+          <w:sz w:val="20"/>
+          <w:szCs w:val="20"/>
         </w:rPr>
         <w:t xml:space="preserve"> </w:t>
       </w:r>
       <w:r>
         <w:rPr>
-          <w:b w:val="1"/>
-          <w:bCs w:val="1"/>
-          <w:i w:val="1"/>
-          <w:iCs w:val="1"/>
-          <w:sz w:val="20"/>
-          <w:szCs w:val="20"/>
-          <w:rtl w:val="0"/>
+          <w:b/>
+          <w:bCs/>
+          <w:i/>
+          <w:iCs/>
+          <w:sz w:val="20"/>
+          <w:szCs w:val="20"/>
         </w:rPr>
         <w:t xml:space="preserve">of the entire system and Sequence Diagrams for the three (3) most important use cases in your system. </w:t>
       </w:r>
@@ -1638,18 +1515,15 @@
         <w:rPr>
           <w:sz w:val="20"/>
           <w:szCs w:val="20"/>
-          <w:rtl w:val="0"/>
         </w:rPr>
         <w:t xml:space="preserve"> </w:t>
       </w:r>
     </w:p>
     <w:p>
       <w:pPr>
-        <w:pBdr>
-          <w:left w:color="auto" w:space="0" w:sz="0" w:val="none"/>
-          <w:right w:color="auto" w:space="0" w:sz="0" w:val="none"/>
-        </w:pBdr>
-        <w:shd w:fill="ffffff" w:val="clear"/>
+        <w:pStyle w:val="normal1"/>
+        <w:pBdr/>
+        <w:shd w:val="clear" w:fill="FFFFFF"/>
         <w:rPr>
           <w:sz w:val="10"/>
           <w:szCs w:val="10"/>
@@ -1659,234 +1533,212 @@
         <w:rPr>
           <w:sz w:val="10"/>
           <w:szCs w:val="10"/>
-          <w:rtl w:val="0"/>
         </w:rPr>
         <w:t xml:space="preserve"> </w:t>
       </w:r>
     </w:p>
     <w:p>
       <w:pPr>
-        <w:pBdr>
-          <w:left w:color="auto" w:space="0" w:sz="0" w:val="none"/>
-          <w:right w:color="auto" w:space="0" w:sz="0" w:val="none"/>
-        </w:pBdr>
-        <w:shd w:fill="ffffff" w:val="clear"/>
-        <w:rPr>
-          <w:sz w:val="20"/>
-          <w:szCs w:val="20"/>
-        </w:rPr>
-      </w:pPr>
-      <w:r>
-        <w:rPr>
-          <w:i w:val="1"/>
-          <w:iCs w:val="1"/>
-          <w:sz w:val="20"/>
-          <w:szCs w:val="20"/>
-          <w:rtl w:val="0"/>
+        <w:pStyle w:val="normal1"/>
+        <w:pBdr/>
+        <w:shd w:val="clear" w:fill="FFFFFF"/>
+        <w:rPr>
+          <w:sz w:val="20"/>
+          <w:szCs w:val="20"/>
+        </w:rPr>
+      </w:pPr>
+      <w:r>
+        <w:rPr>
+          <w:i/>
+          <w:iCs/>
+          <w:sz w:val="20"/>
+          <w:szCs w:val="20"/>
         </w:rPr>
         <w:t xml:space="preserve">If the main </w:t>
       </w:r>
       <w:r>
         <w:rPr>
-          <w:b w:val="1"/>
-          <w:bCs w:val="1"/>
-          <w:i w:val="1"/>
-          <w:iCs w:val="1"/>
-          <w:sz w:val="20"/>
-          <w:szCs w:val="20"/>
-          <w:rtl w:val="0"/>
-        </w:rPr>
-        <w:t xml:space="preserve">paradigm</w:t>
-      </w:r>
-      <w:r>
-        <w:rPr>
-          <w:i w:val="1"/>
-          <w:iCs w:val="1"/>
-          <w:sz w:val="20"/>
-          <w:szCs w:val="20"/>
-          <w:rtl w:val="0"/>
+          <w:b/>
+          <w:bCs/>
+          <w:i/>
+          <w:iCs/>
+          <w:sz w:val="20"/>
+          <w:szCs w:val="20"/>
+        </w:rPr>
+        <w:t>paradigm</w:t>
+      </w:r>
+      <w:r>
+        <w:rPr>
+          <w:i/>
+          <w:iCs/>
+          <w:sz w:val="20"/>
+          <w:szCs w:val="20"/>
         </w:rPr>
         <w:t xml:space="preserve"> in your system is </w:t>
       </w:r>
       <w:r>
         <w:rPr>
-          <w:b w:val="1"/>
-          <w:bCs w:val="1"/>
-          <w:i w:val="1"/>
-          <w:iCs w:val="1"/>
+          <w:b/>
+          <w:bCs/>
+          <w:i/>
+          <w:iCs/>
           <w:sz w:val="20"/>
           <w:szCs w:val="20"/>
           <w:u w:val="single"/>
-          <w:rtl w:val="0"/>
-        </w:rPr>
-        <w:t xml:space="preserve">not</w:t>
-      </w:r>
-      <w:r>
-        <w:rPr>
-          <w:b w:val="1"/>
-          <w:bCs w:val="1"/>
-          <w:i w:val="1"/>
-          <w:iCs w:val="1"/>
-          <w:sz w:val="20"/>
-          <w:szCs w:val="20"/>
-          <w:rtl w:val="0"/>
+        </w:rPr>
+        <w:t>not</w:t>
+      </w:r>
+      <w:r>
+        <w:rPr>
+          <w:b/>
+          <w:bCs/>
+          <w:i/>
+          <w:iCs/>
+          <w:sz w:val="20"/>
+          <w:szCs w:val="20"/>
         </w:rPr>
         <w:t xml:space="preserve"> Object Oriented</w:t>
       </w:r>
       <w:r>
         <w:rPr>
-          <w:i w:val="1"/>
-          <w:iCs w:val="1"/>
-          <w:sz w:val="20"/>
-          <w:szCs w:val="20"/>
-          <w:rtl w:val="0"/>
+          <w:i/>
+          <w:iCs/>
+          <w:sz w:val="20"/>
+          <w:szCs w:val="20"/>
         </w:rPr>
         <w:t xml:space="preserve"> (i.e., you </w:t>
       </w:r>
       <w:r>
         <w:rPr>
-          <w:b w:val="1"/>
-          <w:bCs w:val="1"/>
-          <w:i w:val="1"/>
-          <w:iCs w:val="1"/>
+          <w:b/>
+          <w:bCs/>
+          <w:i/>
+          <w:iCs/>
           <w:sz w:val="20"/>
           <w:szCs w:val="20"/>
           <w:u w:val="single"/>
-          <w:rtl w:val="0"/>
-        </w:rPr>
-        <w:t xml:space="preserve">do not</w:t>
-      </w:r>
-      <w:r>
-        <w:rPr>
-          <w:b w:val="1"/>
-          <w:bCs w:val="1"/>
-          <w:i w:val="1"/>
-          <w:iCs w:val="1"/>
-          <w:sz w:val="20"/>
-          <w:szCs w:val="20"/>
-          <w:rtl w:val="0"/>
+        </w:rPr>
+        <w:t>do not</w:t>
+      </w:r>
+      <w:r>
+        <w:rPr>
+          <w:b/>
+          <w:bCs/>
+          <w:i/>
+          <w:iCs/>
+          <w:sz w:val="20"/>
+          <w:szCs w:val="20"/>
         </w:rPr>
         <w:t xml:space="preserve"> </w:t>
       </w:r>
       <w:r>
         <w:rPr>
-          <w:i w:val="1"/>
-          <w:iCs w:val="1"/>
-          <w:sz w:val="20"/>
-          <w:szCs w:val="20"/>
-          <w:rtl w:val="0"/>
-        </w:rPr>
-        <w:t xml:space="preserve">have classes</w:t>
-      </w:r>
-      <w:r>
-        <w:rPr>
-          <w:b w:val="1"/>
-          <w:bCs w:val="1"/>
-          <w:i w:val="1"/>
-          <w:iCs w:val="1"/>
-          <w:sz w:val="20"/>
-          <w:szCs w:val="20"/>
-          <w:rtl w:val="0"/>
+          <w:i/>
+          <w:iCs/>
+          <w:sz w:val="20"/>
+          <w:szCs w:val="20"/>
+        </w:rPr>
+        <w:t>have classes</w:t>
+      </w:r>
+      <w:r>
+        <w:rPr>
+          <w:b/>
+          <w:bCs/>
+          <w:i/>
+          <w:iCs/>
+          <w:sz w:val="20"/>
+          <w:szCs w:val="20"/>
         </w:rPr>
         <w:t xml:space="preserve"> </w:t>
       </w:r>
       <w:r>
         <w:rPr>
-          <w:i w:val="1"/>
-          <w:iCs w:val="1"/>
-          <w:sz w:val="20"/>
-          <w:szCs w:val="20"/>
-          <w:rtl w:val="0"/>
+          <w:i/>
+          <w:iCs/>
+          <w:sz w:val="20"/>
+          <w:szCs w:val="20"/>
         </w:rPr>
         <w:t xml:space="preserve">or anything similar to classes in your system) then only draw </w:t>
       </w:r>
       <w:r>
         <w:rPr>
-          <w:b w:val="1"/>
-          <w:bCs w:val="1"/>
-          <w:i w:val="1"/>
-          <w:iCs w:val="1"/>
-          <w:sz w:val="20"/>
-          <w:szCs w:val="20"/>
-          <w:rtl w:val="0"/>
-        </w:rPr>
-        <w:t xml:space="preserve">Sequence Diagrams</w:t>
-      </w:r>
-      <w:r>
-        <w:rPr>
-          <w:i w:val="1"/>
-          <w:iCs w:val="1"/>
-          <w:sz w:val="20"/>
-          <w:szCs w:val="20"/>
-          <w:rtl w:val="0"/>
+          <w:b/>
+          <w:bCs/>
+          <w:i/>
+          <w:iCs/>
+          <w:sz w:val="20"/>
+          <w:szCs w:val="20"/>
+        </w:rPr>
+        <w:t>Sequence Diagrams</w:t>
+      </w:r>
+      <w:r>
+        <w:rPr>
+          <w:i/>
+          <w:iCs/>
+          <w:sz w:val="20"/>
+          <w:szCs w:val="20"/>
         </w:rPr>
         <w:t xml:space="preserve">, </w:t>
       </w:r>
       <w:r>
         <w:rPr>
-          <w:b w:val="1"/>
-          <w:bCs w:val="1"/>
-          <w:i w:val="1"/>
-          <w:iCs w:val="1"/>
-          <w:sz w:val="20"/>
-          <w:szCs w:val="20"/>
-          <w:rtl w:val="0"/>
+          <w:b/>
+          <w:bCs/>
+          <w:i/>
+          <w:iCs/>
+          <w:sz w:val="20"/>
+          <w:szCs w:val="20"/>
         </w:rPr>
         <w:t xml:space="preserve">but for </w:t>
       </w:r>
       <w:r>
         <w:rPr>
-          <w:b w:val="1"/>
-          <w:bCs w:val="1"/>
-          <w:i w:val="1"/>
-          <w:iCs w:val="1"/>
+          <w:b/>
+          <w:bCs/>
+          <w:i/>
+          <w:iCs/>
           <w:sz w:val="20"/>
           <w:szCs w:val="20"/>
           <w:u w:val="single"/>
-          <w:rtl w:val="0"/>
-        </w:rPr>
-        <w:t xml:space="preserve">all</w:t>
-      </w:r>
-      <w:r>
-        <w:rPr>
-          <w:b w:val="1"/>
-          <w:bCs w:val="1"/>
-          <w:i w:val="1"/>
-          <w:iCs w:val="1"/>
-          <w:sz w:val="20"/>
-          <w:szCs w:val="20"/>
-          <w:rtl w:val="0"/>
+        </w:rPr>
+        <w:t>all</w:t>
+      </w:r>
+      <w:r>
+        <w:rPr>
+          <w:b/>
+          <w:bCs/>
+          <w:i/>
+          <w:iCs/>
+          <w:sz w:val="20"/>
+          <w:szCs w:val="20"/>
         </w:rPr>
         <w:t xml:space="preserve"> the use cases of your system.</w:t>
       </w:r>
       <w:r>
         <w:rPr>
-          <w:i w:val="1"/>
-          <w:iCs w:val="1"/>
-          <w:sz w:val="20"/>
-          <w:szCs w:val="20"/>
-          <w:rtl w:val="0"/>
+          <w:i/>
+          <w:iCs/>
+          <w:sz w:val="20"/>
+          <w:szCs w:val="20"/>
         </w:rPr>
         <w:t xml:space="preserve"> In this case, we will use a modified version of Sequence Diagrams, where instead of objects, the lifelines will represent the </w:t>
       </w:r>
       <w:r>
         <w:rPr>
-          <w:i w:val="1"/>
-          <w:iCs w:val="1"/>
+          <w:i/>
+          <w:iCs/>
           <w:sz w:val="20"/>
           <w:szCs w:val="20"/>
           <w:u w:val="single"/>
-          <w:rtl w:val="0"/>
-        </w:rPr>
-        <w:t xml:space="preserve">functions</w:t>
-      </w:r>
-      <w:r>
-        <w:rPr>
-          <w:i w:val="1"/>
-          <w:iCs w:val="1"/>
-          <w:sz w:val="20"/>
-          <w:szCs w:val="20"/>
-          <w:rtl w:val="0"/>
+        </w:rPr>
+        <w:t>functions</w:t>
+      </w:r>
+      <w:r>
+        <w:rPr>
+          <w:i/>
+          <w:iCs/>
+          <w:sz w:val="20"/>
+          <w:szCs w:val="20"/>
         </w:rPr>
         <w:t xml:space="preserve"> in the system involved in the action sequence. </w:t>
       </w:r>
@@ -1894,18 +1746,15 @@
         <w:rPr>
           <w:sz w:val="20"/>
           <w:szCs w:val="20"/>
-          <w:rtl w:val="0"/>
         </w:rPr>
         <w:t xml:space="preserve"> </w:t>
       </w:r>
     </w:p>
     <w:p>
       <w:pPr>
-        <w:pBdr>
-          <w:left w:color="auto" w:space="0" w:sz="0" w:val="none"/>
-          <w:right w:color="auto" w:space="0" w:sz="0" w:val="none"/>
-        </w:pBdr>
-        <w:shd w:fill="ffffff" w:val="clear"/>
+        <w:pStyle w:val="normal1"/>
+        <w:pBdr/>
+        <w:shd w:val="clear" w:fill="FFFFFF"/>
         <w:rPr>
           <w:sz w:val="10"/>
           <w:szCs w:val="10"/>
@@ -1915,130 +1764,117 @@
         <w:rPr>
           <w:sz w:val="10"/>
           <w:szCs w:val="10"/>
-          <w:rtl w:val="0"/>
         </w:rPr>
         <w:t xml:space="preserve"> </w:t>
       </w:r>
     </w:p>
     <w:p>
       <w:pPr>
-        <w:pBdr>
-          <w:left w:color="auto" w:space="0" w:sz="0" w:val="none"/>
-          <w:right w:color="auto" w:space="0" w:sz="0" w:val="none"/>
-        </w:pBdr>
-        <w:shd w:fill="ffffff" w:val="clear"/>
-        <w:rPr>
-          <w:sz w:val="20"/>
-          <w:szCs w:val="20"/>
-        </w:rPr>
-      </w:pPr>
-      <w:r>
-        <w:rPr>
-          <w:b w:val="1"/>
-          <w:bCs w:val="1"/>
-          <w:i w:val="1"/>
-          <w:iCs w:val="1"/>
-          <w:sz w:val="20"/>
-          <w:szCs w:val="20"/>
-          <w:rtl w:val="0"/>
-        </w:rPr>
-        <w:t xml:space="preserve">Class Diagrams</w:t>
-      </w:r>
-      <w:r>
-        <w:rPr>
-          <w:i w:val="1"/>
-          <w:iCs w:val="1"/>
-          <w:sz w:val="20"/>
-          <w:szCs w:val="20"/>
-          <w:rtl w:val="0"/>
+        <w:pStyle w:val="normal1"/>
+        <w:pBdr/>
+        <w:shd w:val="clear" w:fill="FFFFFF"/>
+        <w:rPr>
+          <w:sz w:val="20"/>
+          <w:szCs w:val="20"/>
+        </w:rPr>
+      </w:pPr>
+      <w:r>
+        <w:rPr>
+          <w:b/>
+          <w:bCs/>
+          <w:i/>
+          <w:iCs/>
+          <w:sz w:val="20"/>
+          <w:szCs w:val="20"/>
+        </w:rPr>
+        <w:t>Class Diagrams</w:t>
+      </w:r>
+      <w:r>
+        <w:rPr>
+          <w:i/>
+          <w:iCs/>
+          <w:sz w:val="20"/>
+          <w:szCs w:val="20"/>
         </w:rPr>
         <w:t xml:space="preserve"> show the </w:t>
       </w:r>
       <w:r>
         <w:rPr>
-          <w:b w:val="1"/>
-          <w:bCs w:val="1"/>
-          <w:i w:val="1"/>
-          <w:iCs w:val="1"/>
-          <w:sz w:val="20"/>
-          <w:szCs w:val="20"/>
-          <w:rtl w:val="0"/>
-        </w:rPr>
-        <w:t xml:space="preserve">fundamental objects/classes</w:t>
-      </w:r>
-      <w:r>
-        <w:rPr>
-          <w:i w:val="1"/>
-          <w:iCs w:val="1"/>
-          <w:sz w:val="20"/>
-          <w:szCs w:val="20"/>
-          <w:rtl w:val="0"/>
+          <w:b/>
+          <w:bCs/>
+          <w:i/>
+          <w:iCs/>
+          <w:sz w:val="20"/>
+          <w:szCs w:val="20"/>
+        </w:rPr>
+        <w:t>fundamental objects/classes</w:t>
+      </w:r>
+      <w:r>
+        <w:rPr>
+          <w:i/>
+          <w:iCs/>
+          <w:sz w:val="20"/>
+          <w:szCs w:val="20"/>
         </w:rPr>
         <w:t xml:space="preserve"> that must be modeled with the system to satisfy its requirements and </w:t>
       </w:r>
       <w:r>
         <w:rPr>
-          <w:b w:val="1"/>
-          <w:bCs w:val="1"/>
-          <w:i w:val="1"/>
-          <w:iCs w:val="1"/>
-          <w:sz w:val="20"/>
-          <w:szCs w:val="20"/>
-          <w:rtl w:val="0"/>
+          <w:b/>
+          <w:bCs/>
+          <w:i/>
+          <w:iCs/>
+          <w:sz w:val="20"/>
+          <w:szCs w:val="20"/>
         </w:rPr>
         <w:t xml:space="preserve">the relationships </w:t>
       </w:r>
       <w:r>
         <w:rPr>
-          <w:i w:val="1"/>
-          <w:iCs w:val="1"/>
-          <w:sz w:val="20"/>
-          <w:szCs w:val="20"/>
-          <w:rtl w:val="0"/>
+          <w:i/>
+          <w:iCs/>
+          <w:sz w:val="20"/>
+          <w:szCs w:val="20"/>
         </w:rPr>
         <w:t xml:space="preserve">between them. Each class rectangle on the diagram </w:t>
       </w:r>
       <w:r>
         <w:rPr>
-          <w:b w:val="1"/>
-          <w:bCs w:val="1"/>
-          <w:i w:val="1"/>
-          <w:iCs w:val="1"/>
-          <w:sz w:val="20"/>
-          <w:szCs w:val="20"/>
-          <w:rtl w:val="0"/>
+          <w:b/>
+          <w:bCs/>
+          <w:i/>
+          <w:iCs/>
+          <w:sz w:val="20"/>
+          <w:szCs w:val="20"/>
         </w:rPr>
         <w:t xml:space="preserve">must also include the attributes and the methods of the class </w:t>
       </w:r>
       <w:r>
         <w:rPr>
-          <w:i w:val="1"/>
-          <w:iCs w:val="1"/>
-          <w:sz w:val="20"/>
-          <w:szCs w:val="20"/>
-          <w:rtl w:val="0"/>
+          <w:i/>
+          <w:iCs/>
+          <w:sz w:val="20"/>
+          <w:szCs w:val="20"/>
         </w:rPr>
         <w:t xml:space="preserve">(they can be refined between increments).  All the </w:t>
       </w:r>
       <w:r>
         <w:rPr>
-          <w:b w:val="1"/>
-          <w:bCs w:val="1"/>
-          <w:i w:val="1"/>
-          <w:iCs w:val="1"/>
-          <w:sz w:val="20"/>
-          <w:szCs w:val="20"/>
-          <w:rtl w:val="0"/>
-        </w:rPr>
-        <w:t xml:space="preserve">relationships between classes and their multiplicity</w:t>
-      </w:r>
-      <w:r>
-        <w:rPr>
-          <w:i w:val="1"/>
-          <w:iCs w:val="1"/>
-          <w:sz w:val="20"/>
-          <w:szCs w:val="20"/>
-          <w:rtl w:val="0"/>
+          <w:b/>
+          <w:bCs/>
+          <w:i/>
+          <w:iCs/>
+          <w:sz w:val="20"/>
+          <w:szCs w:val="20"/>
+        </w:rPr>
+        <w:t>relationships between classes and their multiplicity</w:t>
+      </w:r>
+      <w:r>
+        <w:rPr>
+          <w:i/>
+          <w:iCs/>
+          <w:sz w:val="20"/>
+          <w:szCs w:val="20"/>
         </w:rPr>
         <w:t xml:space="preserve"> must be shown on the class diagram. </w:t>
       </w:r>
@@ -2046,18 +1882,15 @@
         <w:rPr>
           <w:sz w:val="20"/>
           <w:szCs w:val="20"/>
-          <w:rtl w:val="0"/>
         </w:rPr>
         <w:t xml:space="preserve"> </w:t>
       </w:r>
     </w:p>
     <w:p>
       <w:pPr>
-        <w:pBdr>
-          <w:left w:color="auto" w:space="0" w:sz="0" w:val="none"/>
-          <w:right w:color="auto" w:space="0" w:sz="0" w:val="none"/>
-        </w:pBdr>
-        <w:shd w:fill="ffffff" w:val="clear"/>
+        <w:pStyle w:val="normal1"/>
+        <w:pBdr/>
+        <w:shd w:val="clear" w:fill="FFFFFF"/>
         <w:rPr>
           <w:sz w:val="10"/>
           <w:szCs w:val="10"/>
@@ -2067,156 +1900,141 @@
         <w:rPr>
           <w:sz w:val="10"/>
           <w:szCs w:val="10"/>
-          <w:rtl w:val="0"/>
         </w:rPr>
         <w:t xml:space="preserve"> </w:t>
       </w:r>
     </w:p>
     <w:p>
       <w:pPr>
-        <w:pBdr>
-          <w:left w:color="auto" w:space="0" w:sz="0" w:val="none"/>
-          <w:right w:color="auto" w:space="0" w:sz="0" w:val="none"/>
-        </w:pBdr>
-        <w:shd w:fill="ffffff" w:val="clear"/>
-        <w:rPr>
-          <w:sz w:val="20"/>
-          <w:szCs w:val="20"/>
-        </w:rPr>
-      </w:pPr>
-      <w:r>
-        <w:rPr>
-          <w:i w:val="1"/>
-          <w:iCs w:val="1"/>
-          <w:sz w:val="20"/>
-          <w:szCs w:val="20"/>
-          <w:rtl w:val="0"/>
+        <w:pStyle w:val="normal1"/>
+        <w:pBdr/>
+        <w:shd w:val="clear" w:fill="FFFFFF"/>
+        <w:rPr>
+          <w:sz w:val="20"/>
+          <w:szCs w:val="20"/>
+        </w:rPr>
+      </w:pPr>
+      <w:r>
+        <w:rPr>
+          <w:i/>
+          <w:iCs/>
+          <w:sz w:val="20"/>
+          <w:szCs w:val="20"/>
         </w:rPr>
         <w:t xml:space="preserve">A </w:t>
       </w:r>
       <w:r>
         <w:rPr>
-          <w:rFonts w:ascii="Cambria" w:cs="Cambria" w:eastAsia="Cambria" w:hAnsi="Cambria"/>
-          <w:b w:val="1"/>
-          <w:bCs w:val="1"/>
-          <w:i w:val="1"/>
-          <w:iCs w:val="1"/>
-          <w:sz w:val="20"/>
-          <w:szCs w:val="20"/>
-          <w:rtl w:val="0"/>
-        </w:rPr>
-        <w:t xml:space="preserve">S</w:t>
-      </w:r>
-      <w:r>
-        <w:rPr>
-          <w:b w:val="1"/>
-          <w:bCs w:val="1"/>
-          <w:i w:val="1"/>
-          <w:iCs w:val="1"/>
-          <w:sz w:val="20"/>
-          <w:szCs w:val="20"/>
-          <w:rtl w:val="0"/>
+          <w:rFonts w:eastAsia="Cambria" w:cs="Cambria" w:ascii="Cambria" w:hAnsi="Cambria"/>
+          <w:b/>
+          <w:bCs/>
+          <w:i/>
+          <w:iCs/>
+          <w:sz w:val="20"/>
+          <w:szCs w:val="20"/>
+        </w:rPr>
+        <w:t>S</w:t>
+      </w:r>
+      <w:r>
+        <w:rPr>
+          <w:b/>
+          <w:bCs/>
+          <w:i/>
+          <w:iCs/>
+          <w:sz w:val="20"/>
+          <w:szCs w:val="20"/>
         </w:rPr>
         <w:t xml:space="preserve">equence </w:t>
       </w:r>
       <w:r>
         <w:rPr>
-          <w:rFonts w:ascii="Cambria" w:cs="Cambria" w:eastAsia="Cambria" w:hAnsi="Cambria"/>
-          <w:b w:val="1"/>
-          <w:bCs w:val="1"/>
-          <w:i w:val="1"/>
-          <w:iCs w:val="1"/>
-          <w:sz w:val="20"/>
-          <w:szCs w:val="20"/>
-          <w:rtl w:val="0"/>
-        </w:rPr>
-        <w:t xml:space="preserve">D</w:t>
-      </w:r>
-      <w:r>
-        <w:rPr>
-          <w:b w:val="1"/>
-          <w:bCs w:val="1"/>
-          <w:i w:val="1"/>
-          <w:iCs w:val="1"/>
-          <w:sz w:val="20"/>
-          <w:szCs w:val="20"/>
-          <w:rtl w:val="0"/>
-        </w:rPr>
-        <w:t xml:space="preserve">iagram</w:t>
-      </w:r>
-      <w:r>
-        <w:rPr>
-          <w:i w:val="1"/>
-          <w:iCs w:val="1"/>
-          <w:sz w:val="20"/>
-          <w:szCs w:val="20"/>
-          <w:rtl w:val="0"/>
+          <w:rFonts w:eastAsia="Cambria" w:cs="Cambria" w:ascii="Cambria" w:hAnsi="Cambria"/>
+          <w:b/>
+          <w:bCs/>
+          <w:i/>
+          <w:iCs/>
+          <w:sz w:val="20"/>
+          <w:szCs w:val="20"/>
+        </w:rPr>
+        <w:t>D</w:t>
+      </w:r>
+      <w:r>
+        <w:rPr>
+          <w:b/>
+          <w:bCs/>
+          <w:i/>
+          <w:iCs/>
+          <w:sz w:val="20"/>
+          <w:szCs w:val="20"/>
+        </w:rPr>
+        <w:t>iagram</w:t>
+      </w:r>
+      <w:r>
+        <w:rPr>
+          <w:i/>
+          <w:iCs/>
+          <w:sz w:val="20"/>
+          <w:szCs w:val="20"/>
         </w:rPr>
         <w:t xml:space="preserve"> simply depicts </w:t>
       </w:r>
       <w:r>
         <w:rPr>
-          <w:b w:val="1"/>
-          <w:bCs w:val="1"/>
-          <w:i w:val="1"/>
-          <w:iCs w:val="1"/>
-          <w:sz w:val="20"/>
-          <w:szCs w:val="20"/>
-          <w:rtl w:val="0"/>
-        </w:rPr>
-        <w:t xml:space="preserve">interaction</w:t>
-      </w:r>
-      <w:r>
-        <w:rPr>
-          <w:i w:val="1"/>
-          <w:iCs w:val="1"/>
-          <w:sz w:val="20"/>
-          <w:szCs w:val="20"/>
-          <w:rtl w:val="0"/>
+          <w:b/>
+          <w:bCs/>
+          <w:i/>
+          <w:iCs/>
+          <w:sz w:val="20"/>
+          <w:szCs w:val="20"/>
+        </w:rPr>
+        <w:t>interaction</w:t>
+      </w:r>
+      <w:r>
+        <w:rPr>
+          <w:i/>
+          <w:iCs/>
+          <w:sz w:val="20"/>
+          <w:szCs w:val="20"/>
         </w:rPr>
         <w:t xml:space="preserve"> </w:t>
       </w:r>
       <w:r>
         <w:rPr>
-          <w:b w:val="1"/>
-          <w:bCs w:val="1"/>
-          <w:i w:val="1"/>
-          <w:iCs w:val="1"/>
-          <w:sz w:val="20"/>
-          <w:szCs w:val="20"/>
-          <w:rtl w:val="0"/>
-        </w:rPr>
-        <w:t xml:space="preserve">between objects</w:t>
-      </w:r>
-      <w:r>
-        <w:rPr>
-          <w:i w:val="1"/>
-          <w:iCs w:val="1"/>
-          <w:sz w:val="20"/>
-          <w:szCs w:val="20"/>
-          <w:rtl w:val="0"/>
+          <w:b/>
+          <w:bCs/>
+          <w:i/>
+          <w:iCs/>
+          <w:sz w:val="20"/>
+          <w:szCs w:val="20"/>
+        </w:rPr>
+        <w:t>between objects</w:t>
+      </w:r>
+      <w:r>
+        <w:rPr>
+          <w:i/>
+          <w:iCs/>
+          <w:sz w:val="20"/>
+          <w:szCs w:val="20"/>
         </w:rPr>
         <w:t xml:space="preserve"> (or </w:t>
       </w:r>
       <w:r>
         <w:rPr>
-          <w:b w:val="1"/>
-          <w:bCs w:val="1"/>
-          <w:i w:val="1"/>
-          <w:iCs w:val="1"/>
-          <w:sz w:val="20"/>
-          <w:szCs w:val="20"/>
-          <w:rtl w:val="0"/>
-        </w:rPr>
-        <w:t xml:space="preserve">functions -</w:t>
-      </w:r>
-      <w:r>
-        <w:rPr>
-          <w:i w:val="1"/>
-          <w:iCs w:val="1"/>
-          <w:sz w:val="20"/>
-          <w:szCs w:val="20"/>
-          <w:rtl w:val="0"/>
+          <w:b/>
+          <w:bCs/>
+          <w:i/>
+          <w:iCs/>
+          <w:sz w:val="20"/>
+          <w:szCs w:val="20"/>
+        </w:rPr>
+        <w:t>functions -</w:t>
+      </w:r>
+      <w:r>
+        <w:rPr>
+          <w:i/>
+          <w:iCs/>
+          <w:sz w:val="20"/>
+          <w:szCs w:val="20"/>
         </w:rPr>
         <w:t xml:space="preserve"> in our case - for non-OOP systems) in a sequential order, i.e. the order in which these interactions take place. Sequence diagrams describe how and in what order the objects in a system function. </w:t>
       </w:r>
@@ -2224,19 +2042,78 @@
         <w:rPr>
           <w:sz w:val="20"/>
           <w:szCs w:val="20"/>
-          <w:rtl w:val="0"/>
         </w:rPr>
         <w:t xml:space="preserve"> </w:t>
       </w:r>
     </w:p>
     <w:p>
       <w:pPr>
+        <w:pStyle w:val="normal1"/>
+        <w:pBdr/>
+        <w:shd w:val="clear" w:fill="FFFFFF"/>
+        <w:rPr>
+          <w:sz w:val="20"/>
+          <w:szCs w:val="20"/>
+        </w:rPr>
+      </w:pPr>
+      <w:r>
+        <w:rPr/>
+        <w:drawing>
+          <wp:anchor behindDoc="0" distT="0" distB="0" distL="0" distR="0" simplePos="0" locked="0" layoutInCell="0" allowOverlap="1" relativeHeight="2">
+            <wp:simplePos x="0" y="0"/>
+            <wp:positionH relativeFrom="column">
+              <wp:align>center</wp:align>
+            </wp:positionH>
+            <wp:positionV relativeFrom="paragraph">
+              <wp:posOffset>635</wp:posOffset>
+            </wp:positionV>
+            <wp:extent cx="5286375" cy="7000875"/>
+            <wp:effectExtent l="0" t="0" r="0" b="0"/>
+            <wp:wrapSquare wrapText="largest"/>
+            <wp:docPr id="1" name="Image1" descr=""/>
+            <wp:cNvGraphicFramePr>
+              <a:graphicFrameLocks xmlns:a="http://schemas.openxmlformats.org/drawingml/2006/main" noChangeAspect="1"/>
+            </wp:cNvGraphicFramePr>
+            <a:graphic xmlns:a="http://schemas.openxmlformats.org/drawingml/2006/main">
+              <a:graphicData uri="http://schemas.openxmlformats.org/drawingml/2006/picture">
+                <pic:pic xmlns:pic="http://schemas.openxmlformats.org/drawingml/2006/picture">
+                  <pic:nvPicPr>
+                    <pic:cNvPr id="1" name="Image1" descr=""/>
+                    <pic:cNvPicPr>
+                      <a:picLocks noChangeAspect="1" noChangeArrowheads="1"/>
+                    </pic:cNvPicPr>
+                  </pic:nvPicPr>
+                  <pic:blipFill>
+                    <a:blip r:embed="rId2"/>
+                    <a:stretch>
+                      <a:fillRect/>
+                    </a:stretch>
+                  </pic:blipFill>
+                  <pic:spPr bwMode="auto">
+                    <a:xfrm>
+                      <a:off x="0" y="0"/>
+                      <a:ext cx="5286375" cy="7000875"/>
+                    </a:xfrm>
+                    <a:prstGeom prst="rect">
+                      <a:avLst/>
+                    </a:prstGeom>
+                  </pic:spPr>
+                </pic:pic>
+              </a:graphicData>
+            </a:graphic>
+          </wp:anchor>
+        </w:drawing>
+      </w:r>
+    </w:p>
+    <w:p>
+      <w:pPr>
+        <w:pStyle w:val="normal1"/>
         <w:numPr>
           <w:ilvl w:val="0"/>
           <w:numId w:val="14"/>
         </w:numPr>
-        <w:spacing w:after="240" w:before="240" w:lineRule="auto"/>
-        <w:ind w:left="720" w:hanging="360"/>
+        <w:spacing w:lineRule="auto" w:line="240" w:before="240" w:after="240"/>
+        <w:ind w:hanging="360" w:left="720"/>
         <w:rPr>
           <w:sz w:val="24"/>
           <w:szCs w:val="24"/>
@@ -2244,54 +2121,50 @@
       </w:pPr>
       <w:r>
         <w:rPr>
-          <w:b w:val="1"/>
-          <w:bCs w:val="1"/>
+          <w:b/>
+          <w:bCs/>
           <w:sz w:val="24"/>
           <w:szCs w:val="24"/>
-          <w:rtl w:val="0"/>
         </w:rPr>
         <w:t xml:space="preserve">Operating Environment (5 points) </w:t>
       </w:r>
     </w:p>
     <w:p>
       <w:pPr>
-        <w:pBdr>
-          <w:left w:color="auto" w:space="0" w:sz="0" w:val="none"/>
-          <w:right w:color="auto" w:space="0" w:sz="0" w:val="none"/>
-        </w:pBdr>
-        <w:shd w:fill="ffffff" w:val="clear"/>
-        <w:rPr>
-          <w:sz w:val="20"/>
-          <w:szCs w:val="20"/>
-        </w:rPr>
-      </w:pPr>
-      <w:r>
-        <w:rPr>
-          <w:i w:val="1"/>
-          <w:iCs w:val="1"/>
-          <w:sz w:val="20"/>
-          <w:szCs w:val="20"/>
-          <w:rtl w:val="0"/>
-        </w:rPr>
-        <w:t xml:space="preserve">Describe the environment in which the software will operate, including the hardware platform, operating system and versions, and any other software components or applications with which it must peacefully coexist.</w:t>
-      </w:r>
-      <w:r>
-        <w:rPr>
-          <w:sz w:val="20"/>
-          <w:szCs w:val="20"/>
-          <w:rtl w:val="0"/>
+        <w:pStyle w:val="normal1"/>
+        <w:pBdr/>
+        <w:shd w:val="clear" w:fill="FFFFFF"/>
+        <w:rPr>
+          <w:sz w:val="20"/>
+          <w:szCs w:val="20"/>
+        </w:rPr>
+      </w:pPr>
+      <w:r>
+        <w:rPr>
+          <w:i/>
+          <w:iCs/>
+          <w:sz w:val="20"/>
+          <w:szCs w:val="20"/>
+        </w:rPr>
+        <w:t>Describe the environment in which the software will operate, including the hardware platform, operating system and versions, and any other software components or applications with which it must peacefully coexist.</w:t>
+      </w:r>
+      <w:r>
+        <w:rPr>
+          <w:sz w:val="20"/>
+          <w:szCs w:val="20"/>
         </w:rPr>
         <w:t xml:space="preserve"> </w:t>
       </w:r>
     </w:p>
     <w:p>
       <w:pPr>
+        <w:pStyle w:val="normal1"/>
         <w:numPr>
           <w:ilvl w:val="0"/>
           <w:numId w:val="18"/>
         </w:numPr>
-        <w:spacing w:after="240" w:before="240" w:lineRule="auto"/>
-        <w:ind w:left="720" w:hanging="360"/>
+        <w:spacing w:lineRule="auto" w:line="240" w:before="240" w:after="240"/>
+        <w:ind w:hanging="360" w:left="720"/>
         <w:rPr>
           <w:sz w:val="24"/>
           <w:szCs w:val="24"/>
@@ -2299,94 +2172,94 @@
       </w:pPr>
       <w:r>
         <w:rPr>
-          <w:b w:val="1"/>
-          <w:bCs w:val="1"/>
+          <w:b/>
+          <w:bCs/>
           <w:sz w:val="24"/>
           <w:szCs w:val="24"/>
-          <w:rtl w:val="0"/>
         </w:rPr>
         <w:t xml:space="preserve">Assumptions and Dependencies (5 points) </w:t>
       </w:r>
     </w:p>
     <w:p>
       <w:pPr>
-        <w:pBdr>
-          <w:left w:color="auto" w:space="0" w:sz="0" w:val="none"/>
-          <w:right w:color="auto" w:space="0" w:sz="0" w:val="none"/>
-        </w:pBdr>
-        <w:shd w:fill="ffffff" w:val="clear"/>
-        <w:rPr>
-          <w:sz w:val="20"/>
-          <w:szCs w:val="20"/>
-        </w:rPr>
-      </w:pPr>
-      <w:r>
-        <w:rPr>
-          <w:i w:val="1"/>
-          <w:iCs w:val="1"/>
-          <w:sz w:val="20"/>
-          <w:szCs w:val="20"/>
-          <w:rtl w:val="0"/>
-        </w:rPr>
-        <w:t xml:space="preserve">List any assumed factors (as opposed to known facts) that could affect the requirements stated in this document. These could include third-party or commercial components that you plan to use, issues around the development or operating environment, or constraints. The project could be affected if these assumptions are incorrect, are not shared, or change. Also identify any dependencies the project has on external factors, such as software components that you intend to reuse from another project.</w:t>
-      </w:r>
-      <w:r>
-        <w:rPr>
-          <w:sz w:val="20"/>
-          <w:szCs w:val="20"/>
-          <w:rtl w:val="0"/>
+        <w:pStyle w:val="normal1"/>
+        <w:pBdr/>
+        <w:shd w:val="clear" w:fill="FFFFFF"/>
+        <w:rPr>
+          <w:sz w:val="20"/>
+          <w:szCs w:val="20"/>
+        </w:rPr>
+      </w:pPr>
+      <w:r>
+        <w:rPr>
+          <w:i/>
+          <w:iCs/>
+          <w:sz w:val="20"/>
+          <w:szCs w:val="20"/>
+        </w:rPr>
+        <w:t>List any assumed factors (as opposed to known facts) that could affect the requirements stated in this document. These could include third-party or commercial components that you plan to use, issues around the development or operating environment, or constraints. The project could be affected if these assumptions are incorrect, are not shared, or change. Also identify any dependencies the project has on external factors, such as software components that you intend to reuse from another project.</w:t>
+      </w:r>
+      <w:r>
+        <w:rPr>
+          <w:sz w:val="20"/>
+          <w:szCs w:val="20"/>
         </w:rPr>
         <w:t xml:space="preserve"> </w:t>
       </w:r>
     </w:p>
     <w:p>
       <w:pPr>
-        <w:pBdr>
-          <w:left w:color="auto" w:space="0" w:sz="0" w:val="none"/>
-          <w:right w:color="auto" w:space="0" w:sz="0" w:val="none"/>
-        </w:pBdr>
-        <w:shd w:fill="ffffff" w:val="clear"/>
-        <w:ind w:left="720" w:firstLine="0"/>
-        <w:rPr>
-          <w:sz w:val="20"/>
-          <w:szCs w:val="20"/>
-        </w:rPr>
-      </w:pPr>
-      <w:r>
-        <w:rPr>
-          <w:sz w:val="20"/>
-          <w:szCs w:val="20"/>
-          <w:rtl w:val="0"/>
+        <w:pStyle w:val="normal1"/>
+        <w:pBdr/>
+        <w:shd w:val="clear" w:fill="FFFFFF"/>
+        <w:ind w:hanging="0" w:left="720"/>
+        <w:rPr>
+          <w:sz w:val="20"/>
+          <w:szCs w:val="20"/>
+        </w:rPr>
+      </w:pPr>
+      <w:r>
+        <w:rPr>
+          <w:sz w:val="20"/>
+          <w:szCs w:val="20"/>
         </w:rPr>
         <w:t xml:space="preserve"> </w:t>
       </w:r>
     </w:p>
     <w:p>
       <w:pPr>
-        <w:rPr>
-          <w:b w:val="1"/>
-          <w:bCs w:val="1"/>
+        <w:pStyle w:val="normal1"/>
+        <w:rPr>
+          <w:b/>
+          <w:bCs/>
           <w:sz w:val="44"/>
           <w:szCs w:val="44"/>
         </w:rPr>
       </w:pPr>
       <w:r>
         <w:rPr>
-          <w:rtl w:val="0"/>
+          <w:b/>
+          <w:bCs/>
+          <w:sz w:val="44"/>
+          <w:szCs w:val="44"/>
         </w:rPr>
       </w:r>
     </w:p>
     <w:sectPr>
-      <w:pgSz w:h="15840" w:w="12240" w:orient="portrait"/>
-      <w:pgMar w:bottom="1440" w:top="1440" w:left="1440" w:right="1440" w:header="720" w:footer="720"/>
-      <w:pgNumType w:start="1"/>
+      <w:type w:val="nextPage"/>
+      <w:pgSz w:w="12240" w:h="15840"/>
+      <w:pgMar w:left="1440" w:right="1440" w:gutter="0" w:header="0" w:top="1440" w:footer="0" w:bottom="1440"/>
+      <w:pgNumType w:start="1" w:fmt="decimal"/>
+      <w:formProt w:val="false"/>
+      <w:textDirection w:val="lrTb"/>
+      <w:docGrid w:type="default" w:linePitch="100" w:charSpace="4096"/>
     </w:sectPr>
   </w:body>
 </w:document>
 </file>
 
 <file path=word/numbering.xml><?xml version="1.0" encoding="utf-8"?>
-<w:numbering xmlns:mc="http://schemas.openxmlformats.org/markup-compatibility/2006" xmlns:o="urn:schemas-microsoft-com:office:office" xmlns:r="http://schemas.openxmlformats.org/officeDocument/2006/relationships" xmlns:m="http://schemas.openxmlformats.org/officeDocument/2006/math" xmlns:v="urn:schemas-microsoft-com:vml" xmlns:wp="http://schemas.openxmlformats.org/drawingml/2006/wordprocessingDrawing" xmlns:w10="urn:schemas-microsoft-com:office:word" xmlns:w="http://schemas.openxmlformats.org/wordprocessingml/2006/main" xmlns:wne="http://schemas.microsoft.com/office/word/2006/wordml" xmlns:sl="http://schemas.openxmlformats.org/schemaLibrary/2006/main" xmlns:a="http://schemas.openxmlformats.org/drawingml/2006/main" xmlns:pic="http://schemas.openxmlformats.org/drawingml/2006/picture" xmlns:c="http://schemas.openxmlformats.org/drawingml/2006/chart" xmlns:lc="http://schemas.openxmlformats.org/drawingml/2006/lockedCanvas" xmlns:dgm="http://schemas.openxmlformats.org/drawingml/2006/diagram" xmlns:wps="http://schemas.microsoft.com/office/word/2010/wordprocessingShape" xmlns:wpg="http://schemas.microsoft.com/office/word/2010/wordprocessingGroup" xmlns:w14="http://schemas.microsoft.com/office/word/2010/wordml" xmlns:w15="http://schemas.microsoft.com/office/word/2012/wordml" xmlns:w16="http://schemas.microsoft.com/office/word/2018/wordml" xmlns:w16cex="http://schemas.microsoft.com/office/word/2018/wordml/cex" xmlns:w16cid="http://schemas.microsoft.com/office/word/2016/wordml/cid" xmlns="http://schemas.microsoft.com/office/tasks/2019/documenttasks" xmlns:cr="http://schemas.microsoft.com/office/comments/2020/reactions">
+<w:numbering xmlns:w="http://schemas.openxmlformats.org/wordprocessingml/2006/main" xmlns:o="urn:schemas-microsoft-com:office:office" xmlns:r="http://schemas.openxmlformats.org/officeDocument/2006/relationships" xmlns:v="urn:schemas-microsoft-com:vml" xmlns:mc="http://schemas.openxmlformats.org/markup-compatibility/2006" xmlns:w14="http://schemas.microsoft.com/office/word/2010/wordml" mc:Ignorable="w14">
   <w:abstractNum w:abstractNumId="1">
     <w:lvl w:ilvl="0">
       <w:start w:val="1"/>
@@ -2394,6 +2267,9 @@
       <w:lvlText w:val="%1."/>
       <w:lvlJc w:val="left"/>
       <w:pPr>
+        <w:tabs>
+          <w:tab w:val="num" w:pos="0"/>
+        </w:tabs>
         <w:ind w:left="720" w:hanging="360"/>
       </w:pPr>
       <w:rPr>
@@ -2406,6 +2282,9 @@
       <w:lvlText w:val="%2."/>
       <w:lvlJc w:val="left"/>
       <w:pPr>
+        <w:tabs>
+          <w:tab w:val="num" w:pos="0"/>
+        </w:tabs>
         <w:ind w:left="1440" w:hanging="360"/>
       </w:pPr>
       <w:rPr>
@@ -2418,6 +2297,9 @@
       <w:lvlText w:val="%3."/>
       <w:lvlJc w:val="left"/>
       <w:pPr>
+        <w:tabs>
+          <w:tab w:val="num" w:pos="0"/>
+        </w:tabs>
         <w:ind w:left="2160" w:hanging="360"/>
       </w:pPr>
       <w:rPr>
@@ -2430,6 +2312,9 @@
       <w:lvlText w:val="%4."/>
       <w:lvlJc w:val="left"/>
       <w:pPr>
+        <w:tabs>
+          <w:tab w:val="num" w:pos="0"/>
+        </w:tabs>
         <w:ind w:left="2880" w:hanging="360"/>
       </w:pPr>
       <w:rPr>
@@ -2442,6 +2327,9 @@
       <w:lvlText w:val="%5."/>
       <w:lvlJc w:val="left"/>
       <w:pPr>
+        <w:tabs>
+          <w:tab w:val="num" w:pos="0"/>
+        </w:tabs>
         <w:ind w:left="3600" w:hanging="360"/>
       </w:pPr>
       <w:rPr>
@@ -2454,6 +2342,9 @@
       <w:lvlText w:val="%6."/>
       <w:lvlJc w:val="left"/>
       <w:pPr>
+        <w:tabs>
+          <w:tab w:val="num" w:pos="0"/>
+        </w:tabs>
         <w:ind w:left="4320" w:hanging="360"/>
       </w:pPr>
       <w:rPr>
@@ -2466,6 +2357,9 @@
       <w:lvlText w:val="%7."/>
       <w:lvlJc w:val="left"/>
       <w:pPr>
+        <w:tabs>
+          <w:tab w:val="num" w:pos="0"/>
+        </w:tabs>
         <w:ind w:left="5040" w:hanging="360"/>
       </w:pPr>
       <w:rPr>
@@ -2478,6 +2372,9 @@
       <w:lvlText w:val="%8."/>
       <w:lvlJc w:val="left"/>
       <w:pPr>
+        <w:tabs>
+          <w:tab w:val="num" w:pos="0"/>
+        </w:tabs>
         <w:ind w:left="5760" w:hanging="360"/>
       </w:pPr>
       <w:rPr>
@@ -2490,6 +2387,9 @@
       <w:lvlText w:val="%9."/>
       <w:lvlJc w:val="left"/>
       <w:pPr>
+        <w:tabs>
+          <w:tab w:val="num" w:pos="0"/>
+        </w:tabs>
         <w:ind w:left="6480" w:hanging="360"/>
       </w:pPr>
       <w:rPr>
@@ -2504,6 +2404,9 @@
       <w:lvlText w:val="%1."/>
       <w:lvlJc w:val="left"/>
       <w:pPr>
+        <w:tabs>
+          <w:tab w:val="num" w:pos="0"/>
+        </w:tabs>
         <w:ind w:left="720" w:hanging="360"/>
       </w:pPr>
       <w:rPr>
@@ -2516,6 +2419,9 @@
       <w:lvlText w:val="%2."/>
       <w:lvlJc w:val="left"/>
       <w:pPr>
+        <w:tabs>
+          <w:tab w:val="num" w:pos="0"/>
+        </w:tabs>
         <w:ind w:left="1440" w:hanging="360"/>
       </w:pPr>
       <w:rPr>
@@ -2528,6 +2434,9 @@
       <w:lvlText w:val="%3."/>
       <w:lvlJc w:val="left"/>
       <w:pPr>
+        <w:tabs>
+          <w:tab w:val="num" w:pos="0"/>
+        </w:tabs>
         <w:ind w:left="2160" w:hanging="360"/>
       </w:pPr>
       <w:rPr>
@@ -2540,6 +2449,9 @@
       <w:lvlText w:val="%4."/>
       <w:lvlJc w:val="left"/>
       <w:pPr>
+        <w:tabs>
+          <w:tab w:val="num" w:pos="0"/>
+        </w:tabs>
         <w:ind w:left="2880" w:hanging="360"/>
       </w:pPr>
       <w:rPr>
@@ -2552,6 +2464,9 @@
       <w:lvlText w:val="%5."/>
       <w:lvlJc w:val="left"/>
       <w:pPr>
+        <w:tabs>
+          <w:tab w:val="num" w:pos="0"/>
+        </w:tabs>
         <w:ind w:left="3600" w:hanging="360"/>
       </w:pPr>
       <w:rPr>
@@ -2564,6 +2479,9 @@
       <w:lvlText w:val="%6."/>
       <w:lvlJc w:val="left"/>
       <w:pPr>
+        <w:tabs>
+          <w:tab w:val="num" w:pos="0"/>
+        </w:tabs>
         <w:ind w:left="4320" w:hanging="360"/>
       </w:pPr>
       <w:rPr>
@@ -2576,6 +2494,9 @@
       <w:lvlText w:val="%7."/>
       <w:lvlJc w:val="left"/>
       <w:pPr>
+        <w:tabs>
+          <w:tab w:val="num" w:pos="0"/>
+        </w:tabs>
         <w:ind w:left="5040" w:hanging="360"/>
       </w:pPr>
       <w:rPr>
@@ -2588,6 +2509,9 @@
       <w:lvlText w:val="%8."/>
       <w:lvlJc w:val="left"/>
       <w:pPr>
+        <w:tabs>
+          <w:tab w:val="num" w:pos="0"/>
+        </w:tabs>
         <w:ind w:left="5760" w:hanging="360"/>
       </w:pPr>
       <w:rPr>
@@ -2600,6 +2524,9 @@
       <w:lvlText w:val="%9."/>
       <w:lvlJc w:val="left"/>
       <w:pPr>
+        <w:tabs>
+          <w:tab w:val="num" w:pos="0"/>
+        </w:tabs>
         <w:ind w:left="6480" w:hanging="360"/>
       </w:pPr>
       <w:rPr>
@@ -2611,24 +2538,32 @@
     <w:lvl w:ilvl="0">
       <w:start w:val="1"/>
       <w:numFmt w:val="bullet"/>
-      <w:lvlText w:val="●"/>
-      <w:lvlJc w:val="left"/>
-      <w:pPr>
+      <w:lvlText w:val=""/>
+      <w:lvlJc w:val="left"/>
+      <w:pPr>
+        <w:tabs>
+          <w:tab w:val="num" w:pos="0"/>
+        </w:tabs>
         <w:ind w:left="720" w:hanging="360"/>
       </w:pPr>
       <w:rPr>
+        <w:rFonts w:ascii="Wingdings" w:hAnsi="Wingdings" w:cs="Wingdings" w:hint="default"/>
         <w:u w:val="none"/>
       </w:rPr>
     </w:lvl>
     <w:lvl w:ilvl="1">
       <w:start w:val="1"/>
       <w:numFmt w:val="bullet"/>
-      <w:lvlText w:val="○"/>
-      <w:lvlJc w:val="left"/>
-      <w:pPr>
+      <w:lvlText w:val=""/>
+      <w:lvlJc w:val="left"/>
+      <w:pPr>
+        <w:tabs>
+          <w:tab w:val="num" w:pos="0"/>
+        </w:tabs>
         <w:ind w:left="1440" w:hanging="360"/>
       </w:pPr>
       <w:rPr>
+        <w:rFonts w:ascii="Wingdings 2" w:hAnsi="Wingdings 2" w:cs="Wingdings 2" w:hint="default"/>
         <w:u w:val="none"/>
       </w:rPr>
     </w:lvl>
@@ -2638,33 +2573,45 @@
       <w:lvlText w:val="■"/>
       <w:lvlJc w:val="left"/>
       <w:pPr>
+        <w:tabs>
+          <w:tab w:val="num" w:pos="0"/>
+        </w:tabs>
         <w:ind w:left="2160" w:hanging="360"/>
       </w:pPr>
       <w:rPr>
+        <w:rFonts w:ascii="OpenSymbol" w:hAnsi="OpenSymbol" w:cs="OpenSymbol" w:hint="default"/>
         <w:u w:val="none"/>
       </w:rPr>
     </w:lvl>
     <w:lvl w:ilvl="3">
       <w:start w:val="1"/>
       <w:numFmt w:val="bullet"/>
-      <w:lvlText w:val="●"/>
-      <w:lvlJc w:val="left"/>
-      <w:pPr>
+      <w:lvlText w:val=""/>
+      <w:lvlJc w:val="left"/>
+      <w:pPr>
+        <w:tabs>
+          <w:tab w:val="num" w:pos="0"/>
+        </w:tabs>
         <w:ind w:left="2880" w:hanging="360"/>
       </w:pPr>
       <w:rPr>
+        <w:rFonts w:ascii="Wingdings" w:hAnsi="Wingdings" w:cs="Wingdings" w:hint="default"/>
         <w:u w:val="none"/>
       </w:rPr>
     </w:lvl>
     <w:lvl w:ilvl="4">
       <w:start w:val="1"/>
       <w:numFmt w:val="bullet"/>
-      <w:lvlText w:val="○"/>
-      <w:lvlJc w:val="left"/>
-      <w:pPr>
+      <w:lvlText w:val=""/>
+      <w:lvlJc w:val="left"/>
+      <w:pPr>
+        <w:tabs>
+          <w:tab w:val="num" w:pos="0"/>
+        </w:tabs>
         <w:ind w:left="3600" w:hanging="360"/>
       </w:pPr>
       <w:rPr>
+        <w:rFonts w:ascii="Wingdings 2" w:hAnsi="Wingdings 2" w:cs="Wingdings 2" w:hint="default"/>
         <w:u w:val="none"/>
       </w:rPr>
     </w:lvl>
@@ -2674,33 +2621,45 @@
       <w:lvlText w:val="■"/>
       <w:lvlJc w:val="left"/>
       <w:pPr>
+        <w:tabs>
+          <w:tab w:val="num" w:pos="0"/>
+        </w:tabs>
         <w:ind w:left="4320" w:hanging="360"/>
       </w:pPr>
       <w:rPr>
+        <w:rFonts w:ascii="OpenSymbol" w:hAnsi="OpenSymbol" w:cs="OpenSymbol" w:hint="default"/>
         <w:u w:val="none"/>
       </w:rPr>
     </w:lvl>
     <w:lvl w:ilvl="6">
       <w:start w:val="1"/>
       <w:numFmt w:val="bullet"/>
-      <w:lvlText w:val="●"/>
-      <w:lvlJc w:val="left"/>
-      <w:pPr>
+      <w:lvlText w:val=""/>
+      <w:lvlJc w:val="left"/>
+      <w:pPr>
+        <w:tabs>
+          <w:tab w:val="num" w:pos="0"/>
+        </w:tabs>
         <w:ind w:left="5040" w:hanging="360"/>
       </w:pPr>
       <w:rPr>
+        <w:rFonts w:ascii="Wingdings" w:hAnsi="Wingdings" w:cs="Wingdings" w:hint="default"/>
         <w:u w:val="none"/>
       </w:rPr>
     </w:lvl>
     <w:lvl w:ilvl="7">
       <w:start w:val="1"/>
       <w:numFmt w:val="bullet"/>
-      <w:lvlText w:val="○"/>
-      <w:lvlJc w:val="left"/>
-      <w:pPr>
+      <w:lvlText w:val=""/>
+      <w:lvlJc w:val="left"/>
+      <w:pPr>
+        <w:tabs>
+          <w:tab w:val="num" w:pos="0"/>
+        </w:tabs>
         <w:ind w:left="5760" w:hanging="360"/>
       </w:pPr>
       <w:rPr>
+        <w:rFonts w:ascii="Wingdings 2" w:hAnsi="Wingdings 2" w:cs="Wingdings 2" w:hint="default"/>
         <w:u w:val="none"/>
       </w:rPr>
     </w:lvl>
@@ -2710,9 +2669,13 @@
       <w:lvlText w:val="■"/>
       <w:lvlJc w:val="left"/>
       <w:pPr>
+        <w:tabs>
+          <w:tab w:val="num" w:pos="0"/>
+        </w:tabs>
         <w:ind w:left="6480" w:hanging="360"/>
       </w:pPr>
       <w:rPr>
+        <w:rFonts w:ascii="OpenSymbol" w:hAnsi="OpenSymbol" w:cs="OpenSymbol" w:hint="default"/>
         <w:u w:val="none"/>
       </w:rPr>
     </w:lvl>
@@ -2724,6 +2687,9 @@
       <w:lvlText w:val="%1."/>
       <w:lvlJc w:val="left"/>
       <w:pPr>
+        <w:tabs>
+          <w:tab w:val="num" w:pos="0"/>
+        </w:tabs>
         <w:ind w:left="720" w:hanging="360"/>
       </w:pPr>
       <w:rPr>
@@ -2736,6 +2702,9 @@
       <w:lvlText w:val="%2."/>
       <w:lvlJc w:val="left"/>
       <w:pPr>
+        <w:tabs>
+          <w:tab w:val="num" w:pos="0"/>
+        </w:tabs>
         <w:ind w:left="1440" w:hanging="360"/>
       </w:pPr>
       <w:rPr>
@@ -2748,6 +2717,9 @@
       <w:lvlText w:val="%3."/>
       <w:lvlJc w:val="left"/>
       <w:pPr>
+        <w:tabs>
+          <w:tab w:val="num" w:pos="0"/>
+        </w:tabs>
         <w:ind w:left="2160" w:hanging="360"/>
       </w:pPr>
       <w:rPr>
@@ -2760,6 +2732,9 @@
       <w:lvlText w:val="%4."/>
       <w:lvlJc w:val="left"/>
       <w:pPr>
+        <w:tabs>
+          <w:tab w:val="num" w:pos="0"/>
+        </w:tabs>
         <w:ind w:left="2880" w:hanging="360"/>
       </w:pPr>
       <w:rPr>
@@ -2772,6 +2747,9 @@
       <w:lvlText w:val="%5."/>
       <w:lvlJc w:val="left"/>
       <w:pPr>
+        <w:tabs>
+          <w:tab w:val="num" w:pos="0"/>
+        </w:tabs>
         <w:ind w:left="3600" w:hanging="360"/>
       </w:pPr>
       <w:rPr>
@@ -2784,6 +2762,9 @@
       <w:lvlText w:val="%6."/>
       <w:lvlJc w:val="left"/>
       <w:pPr>
+        <w:tabs>
+          <w:tab w:val="num" w:pos="0"/>
+        </w:tabs>
         <w:ind w:left="4320" w:hanging="360"/>
       </w:pPr>
       <w:rPr>
@@ -2796,6 +2777,9 @@
       <w:lvlText w:val="%7."/>
       <w:lvlJc w:val="left"/>
       <w:pPr>
+        <w:tabs>
+          <w:tab w:val="num" w:pos="0"/>
+        </w:tabs>
         <w:ind w:left="5040" w:hanging="360"/>
       </w:pPr>
       <w:rPr>
@@ -2808,6 +2792,9 @@
       <w:lvlText w:val="%8."/>
       <w:lvlJc w:val="left"/>
       <w:pPr>
+        <w:tabs>
+          <w:tab w:val="num" w:pos="0"/>
+        </w:tabs>
         <w:ind w:left="5760" w:hanging="360"/>
       </w:pPr>
       <w:rPr>
@@ -2820,6 +2807,9 @@
       <w:lvlText w:val="%9."/>
       <w:lvlJc w:val="left"/>
       <w:pPr>
+        <w:tabs>
+          <w:tab w:val="num" w:pos="0"/>
+        </w:tabs>
         <w:ind w:left="6480" w:hanging="360"/>
       </w:pPr>
       <w:rPr>
@@ -2831,24 +2821,32 @@
     <w:lvl w:ilvl="0">
       <w:start w:val="1"/>
       <w:numFmt w:val="bullet"/>
-      <w:lvlText w:val="●"/>
-      <w:lvlJc w:val="left"/>
-      <w:pPr>
+      <w:lvlText w:val=""/>
+      <w:lvlJc w:val="left"/>
+      <w:pPr>
+        <w:tabs>
+          <w:tab w:val="num" w:pos="0"/>
+        </w:tabs>
         <w:ind w:left="720" w:hanging="360"/>
       </w:pPr>
       <w:rPr>
+        <w:rFonts w:ascii="Wingdings" w:hAnsi="Wingdings" w:cs="Wingdings" w:hint="default"/>
         <w:u w:val="none"/>
       </w:rPr>
     </w:lvl>
     <w:lvl w:ilvl="1">
       <w:start w:val="1"/>
       <w:numFmt w:val="bullet"/>
-      <w:lvlText w:val="○"/>
-      <w:lvlJc w:val="left"/>
-      <w:pPr>
+      <w:lvlText w:val=""/>
+      <w:lvlJc w:val="left"/>
+      <w:pPr>
+        <w:tabs>
+          <w:tab w:val="num" w:pos="0"/>
+        </w:tabs>
         <w:ind w:left="1440" w:hanging="360"/>
       </w:pPr>
       <w:rPr>
+        <w:rFonts w:ascii="Wingdings 2" w:hAnsi="Wingdings 2" w:cs="Wingdings 2" w:hint="default"/>
         <w:u w:val="none"/>
       </w:rPr>
     </w:lvl>
@@ -2858,33 +2856,45 @@
       <w:lvlText w:val="■"/>
       <w:lvlJc w:val="left"/>
       <w:pPr>
+        <w:tabs>
+          <w:tab w:val="num" w:pos="0"/>
+        </w:tabs>
         <w:ind w:left="2160" w:hanging="360"/>
       </w:pPr>
       <w:rPr>
+        <w:rFonts w:ascii="OpenSymbol" w:hAnsi="OpenSymbol" w:cs="OpenSymbol" w:hint="default"/>
         <w:u w:val="none"/>
       </w:rPr>
     </w:lvl>
     <w:lvl w:ilvl="3">
       <w:start w:val="1"/>
       <w:numFmt w:val="bullet"/>
-      <w:lvlText w:val="●"/>
-      <w:lvlJc w:val="left"/>
-      <w:pPr>
+      <w:lvlText w:val=""/>
+      <w:lvlJc w:val="left"/>
+      <w:pPr>
+        <w:tabs>
+          <w:tab w:val="num" w:pos="0"/>
+        </w:tabs>
         <w:ind w:left="2880" w:hanging="360"/>
       </w:pPr>
       <w:rPr>
+        <w:rFonts w:ascii="Wingdings" w:hAnsi="Wingdings" w:cs="Wingdings" w:hint="default"/>
         <w:u w:val="none"/>
       </w:rPr>
     </w:lvl>
     <w:lvl w:ilvl="4">
       <w:start w:val="1"/>
       <w:numFmt w:val="bullet"/>
-      <w:lvlText w:val="○"/>
-      <w:lvlJc w:val="left"/>
-      <w:pPr>
+      <w:lvlText w:val=""/>
+      <w:lvlJc w:val="left"/>
+      <w:pPr>
+        <w:tabs>
+          <w:tab w:val="num" w:pos="0"/>
+        </w:tabs>
         <w:ind w:left="3600" w:hanging="360"/>
       </w:pPr>
       <w:rPr>
+        <w:rFonts w:ascii="Wingdings 2" w:hAnsi="Wingdings 2" w:cs="Wingdings 2" w:hint="default"/>
         <w:u w:val="none"/>
       </w:rPr>
     </w:lvl>
@@ -2894,33 +2904,45 @@
       <w:lvlText w:val="■"/>
       <w:lvlJc w:val="left"/>
       <w:pPr>
+        <w:tabs>
+          <w:tab w:val="num" w:pos="0"/>
+        </w:tabs>
         <w:ind w:left="4320" w:hanging="360"/>
       </w:pPr>
       <w:rPr>
+        <w:rFonts w:ascii="OpenSymbol" w:hAnsi="OpenSymbol" w:cs="OpenSymbol" w:hint="default"/>
         <w:u w:val="none"/>
       </w:rPr>
     </w:lvl>
     <w:lvl w:ilvl="6">
       <w:start w:val="1"/>
       <w:numFmt w:val="bullet"/>
-      <w:lvlText w:val="●"/>
-      <w:lvlJc w:val="left"/>
-      <w:pPr>
+      <w:lvlText w:val=""/>
+      <w:lvlJc w:val="left"/>
+      <w:pPr>
+        <w:tabs>
+          <w:tab w:val="num" w:pos="0"/>
+        </w:tabs>
         <w:ind w:left="5040" w:hanging="360"/>
       </w:pPr>
       <w:rPr>
+        <w:rFonts w:ascii="Wingdings" w:hAnsi="Wingdings" w:cs="Wingdings" w:hint="default"/>
         <w:u w:val="none"/>
       </w:rPr>
     </w:lvl>
     <w:lvl w:ilvl="7">
       <w:start w:val="1"/>
       <w:numFmt w:val="bullet"/>
-      <w:lvlText w:val="○"/>
-      <w:lvlJc w:val="left"/>
-      <w:pPr>
+      <w:lvlText w:val=""/>
+      <w:lvlJc w:val="left"/>
+      <w:pPr>
+        <w:tabs>
+          <w:tab w:val="num" w:pos="0"/>
+        </w:tabs>
         <w:ind w:left="5760" w:hanging="360"/>
       </w:pPr>
       <w:rPr>
+        <w:rFonts w:ascii="Wingdings 2" w:hAnsi="Wingdings 2" w:cs="Wingdings 2" w:hint="default"/>
         <w:u w:val="none"/>
       </w:rPr>
     </w:lvl>
@@ -2930,9 +2952,13 @@
       <w:lvlText w:val="■"/>
       <w:lvlJc w:val="left"/>
       <w:pPr>
+        <w:tabs>
+          <w:tab w:val="num" w:pos="0"/>
+        </w:tabs>
         <w:ind w:left="6480" w:hanging="360"/>
       </w:pPr>
       <w:rPr>
+        <w:rFonts w:ascii="OpenSymbol" w:hAnsi="OpenSymbol" w:cs="OpenSymbol" w:hint="default"/>
         <w:u w:val="none"/>
       </w:rPr>
     </w:lvl>
@@ -2944,6 +2970,9 @@
       <w:lvlText w:val="%1."/>
       <w:lvlJc w:val="left"/>
       <w:pPr>
+        <w:tabs>
+          <w:tab w:val="num" w:pos="0"/>
+        </w:tabs>
         <w:ind w:left="720" w:hanging="360"/>
       </w:pPr>
       <w:rPr>
@@ -2956,6 +2985,9 @@
       <w:lvlText w:val="%2."/>
       <w:lvlJc w:val="left"/>
       <w:pPr>
+        <w:tabs>
+          <w:tab w:val="num" w:pos="0"/>
+        </w:tabs>
         <w:ind w:left="1440" w:hanging="360"/>
       </w:pPr>
       <w:rPr>
@@ -2968,6 +3000,9 @@
       <w:lvlText w:val="%3."/>
       <w:lvlJc w:val="left"/>
       <w:pPr>
+        <w:tabs>
+          <w:tab w:val="num" w:pos="0"/>
+        </w:tabs>
         <w:ind w:left="2160" w:hanging="360"/>
       </w:pPr>
       <w:rPr>
@@ -2980,6 +3015,9 @@
       <w:lvlText w:val="%4."/>
       <w:lvlJc w:val="left"/>
       <w:pPr>
+        <w:tabs>
+          <w:tab w:val="num" w:pos="0"/>
+        </w:tabs>
         <w:ind w:left="2880" w:hanging="360"/>
       </w:pPr>
       <w:rPr>
@@ -2992,6 +3030,9 @@
       <w:lvlText w:val="%5."/>
       <w:lvlJc w:val="left"/>
       <w:pPr>
+        <w:tabs>
+          <w:tab w:val="num" w:pos="0"/>
+        </w:tabs>
         <w:ind w:left="3600" w:hanging="360"/>
       </w:pPr>
       <w:rPr>
@@ -3004,6 +3045,9 @@
       <w:lvlText w:val="%6."/>
       <w:lvlJc w:val="left"/>
       <w:pPr>
+        <w:tabs>
+          <w:tab w:val="num" w:pos="0"/>
+        </w:tabs>
         <w:ind w:left="4320" w:hanging="360"/>
       </w:pPr>
       <w:rPr>
@@ -3016,6 +3060,9 @@
       <w:lvlText w:val="%7."/>
       <w:lvlJc w:val="left"/>
       <w:pPr>
+        <w:tabs>
+          <w:tab w:val="num" w:pos="0"/>
+        </w:tabs>
         <w:ind w:left="5040" w:hanging="360"/>
       </w:pPr>
       <w:rPr>
@@ -3028,6 +3075,9 @@
       <w:lvlText w:val="%8."/>
       <w:lvlJc w:val="left"/>
       <w:pPr>
+        <w:tabs>
+          <w:tab w:val="num" w:pos="0"/>
+        </w:tabs>
         <w:ind w:left="5760" w:hanging="360"/>
       </w:pPr>
       <w:rPr>
@@ -3040,6 +3090,9 @@
       <w:lvlText w:val="%9."/>
       <w:lvlJc w:val="left"/>
       <w:pPr>
+        <w:tabs>
+          <w:tab w:val="num" w:pos="0"/>
+        </w:tabs>
         <w:ind w:left="6480" w:hanging="360"/>
       </w:pPr>
       <w:rPr>
@@ -3054,6 +3107,9 @@
       <w:lvlText w:val="%1."/>
       <w:lvlJc w:val="left"/>
       <w:pPr>
+        <w:tabs>
+          <w:tab w:val="num" w:pos="0"/>
+        </w:tabs>
         <w:ind w:left="720" w:hanging="360"/>
       </w:pPr>
       <w:rPr>
@@ -3066,6 +3122,9 @@
       <w:lvlText w:val="%2."/>
       <w:lvlJc w:val="left"/>
       <w:pPr>
+        <w:tabs>
+          <w:tab w:val="num" w:pos="0"/>
+        </w:tabs>
         <w:ind w:left="1440" w:hanging="360"/>
       </w:pPr>
       <w:rPr>
@@ -3078,6 +3137,9 @@
       <w:lvlText w:val="%3."/>
       <w:lvlJc w:val="left"/>
       <w:pPr>
+        <w:tabs>
+          <w:tab w:val="num" w:pos="0"/>
+        </w:tabs>
         <w:ind w:left="2160" w:hanging="360"/>
       </w:pPr>
       <w:rPr>
@@ -3090,6 +3152,9 @@
       <w:lvlText w:val="%4."/>
       <w:lvlJc w:val="left"/>
       <w:pPr>
+        <w:tabs>
+          <w:tab w:val="num" w:pos="0"/>
+        </w:tabs>
         <w:ind w:left="2880" w:hanging="360"/>
       </w:pPr>
       <w:rPr>
@@ -3102,6 +3167,9 @@
       <w:lvlText w:val="%5."/>
       <w:lvlJc w:val="left"/>
       <w:pPr>
+        <w:tabs>
+          <w:tab w:val="num" w:pos="0"/>
+        </w:tabs>
         <w:ind w:left="3600" w:hanging="360"/>
       </w:pPr>
       <w:rPr>
@@ -3114,6 +3182,9 @@
       <w:lvlText w:val="%6."/>
       <w:lvlJc w:val="left"/>
       <w:pPr>
+        <w:tabs>
+          <w:tab w:val="num" w:pos="0"/>
+        </w:tabs>
         <w:ind w:left="4320" w:hanging="360"/>
       </w:pPr>
       <w:rPr>
@@ -3126,6 +3197,9 @@
       <w:lvlText w:val="%7."/>
       <w:lvlJc w:val="left"/>
       <w:pPr>
+        <w:tabs>
+          <w:tab w:val="num" w:pos="0"/>
+        </w:tabs>
         <w:ind w:left="5040" w:hanging="360"/>
       </w:pPr>
       <w:rPr>
@@ -3138,6 +3212,9 @@
       <w:lvlText w:val="%8."/>
       <w:lvlJc w:val="left"/>
       <w:pPr>
+        <w:tabs>
+          <w:tab w:val="num" w:pos="0"/>
+        </w:tabs>
         <w:ind w:left="5760" w:hanging="360"/>
       </w:pPr>
       <w:rPr>
@@ -3150,6 +3227,9 @@
       <w:lvlText w:val="%9."/>
       <w:lvlJc w:val="left"/>
       <w:pPr>
+        <w:tabs>
+          <w:tab w:val="num" w:pos="0"/>
+        </w:tabs>
         <w:ind w:left="6480" w:hanging="360"/>
       </w:pPr>
       <w:rPr>
@@ -3161,24 +3241,32 @@
     <w:lvl w:ilvl="0">
       <w:start w:val="1"/>
       <w:numFmt w:val="bullet"/>
-      <w:lvlText w:val="●"/>
-      <w:lvlJc w:val="left"/>
-      <w:pPr>
+      <w:lvlText w:val=""/>
+      <w:lvlJc w:val="left"/>
+      <w:pPr>
+        <w:tabs>
+          <w:tab w:val="num" w:pos="0"/>
+        </w:tabs>
         <w:ind w:left="720" w:hanging="360"/>
       </w:pPr>
       <w:rPr>
+        <w:rFonts w:ascii="Wingdings" w:hAnsi="Wingdings" w:cs="Wingdings" w:hint="default"/>
         <w:u w:val="none"/>
       </w:rPr>
     </w:lvl>
     <w:lvl w:ilvl="1">
       <w:start w:val="1"/>
       <w:numFmt w:val="bullet"/>
-      <w:lvlText w:val="○"/>
-      <w:lvlJc w:val="left"/>
-      <w:pPr>
+      <w:lvlText w:val=""/>
+      <w:lvlJc w:val="left"/>
+      <w:pPr>
+        <w:tabs>
+          <w:tab w:val="num" w:pos="0"/>
+        </w:tabs>
         <w:ind w:left="1440" w:hanging="360"/>
       </w:pPr>
       <w:rPr>
+        <w:rFonts w:ascii="Wingdings 2" w:hAnsi="Wingdings 2" w:cs="Wingdings 2" w:hint="default"/>
         <w:u w:val="none"/>
       </w:rPr>
     </w:lvl>
@@ -3188,33 +3276,45 @@
       <w:lvlText w:val="■"/>
       <w:lvlJc w:val="left"/>
       <w:pPr>
+        <w:tabs>
+          <w:tab w:val="num" w:pos="0"/>
+        </w:tabs>
         <w:ind w:left="2160" w:hanging="360"/>
       </w:pPr>
       <w:rPr>
+        <w:rFonts w:ascii="OpenSymbol" w:hAnsi="OpenSymbol" w:cs="OpenSymbol" w:hint="default"/>
         <w:u w:val="none"/>
       </w:rPr>
     </w:lvl>
     <w:lvl w:ilvl="3">
       <w:start w:val="1"/>
       <w:numFmt w:val="bullet"/>
-      <w:lvlText w:val="●"/>
-      <w:lvlJc w:val="left"/>
-      <w:pPr>
+      <w:lvlText w:val=""/>
+      <w:lvlJc w:val="left"/>
+      <w:pPr>
+        <w:tabs>
+          <w:tab w:val="num" w:pos="0"/>
+        </w:tabs>
         <w:ind w:left="2880" w:hanging="360"/>
       </w:pPr>
       <w:rPr>
+        <w:rFonts w:ascii="Wingdings" w:hAnsi="Wingdings" w:cs="Wingdings" w:hint="default"/>
         <w:u w:val="none"/>
       </w:rPr>
     </w:lvl>
     <w:lvl w:ilvl="4">
       <w:start w:val="1"/>
       <w:numFmt w:val="bullet"/>
-      <w:lvlText w:val="○"/>
-      <w:lvlJc w:val="left"/>
-      <w:pPr>
+      <w:lvlText w:val=""/>
+      <w:lvlJc w:val="left"/>
+      <w:pPr>
+        <w:tabs>
+          <w:tab w:val="num" w:pos="0"/>
+        </w:tabs>
         <w:ind w:left="3600" w:hanging="360"/>
       </w:pPr>
       <w:rPr>
+        <w:rFonts w:ascii="Wingdings 2" w:hAnsi="Wingdings 2" w:cs="Wingdings 2" w:hint="default"/>
         <w:u w:val="none"/>
       </w:rPr>
     </w:lvl>
@@ -3224,33 +3324,45 @@
       <w:lvlText w:val="■"/>
       <w:lvlJc w:val="left"/>
       <w:pPr>
+        <w:tabs>
+          <w:tab w:val="num" w:pos="0"/>
+        </w:tabs>
         <w:ind w:left="4320" w:hanging="360"/>
       </w:pPr>
       <w:rPr>
+        <w:rFonts w:ascii="OpenSymbol" w:hAnsi="OpenSymbol" w:cs="OpenSymbol" w:hint="default"/>
         <w:u w:val="none"/>
       </w:rPr>
     </w:lvl>
     <w:lvl w:ilvl="6">
       <w:start w:val="1"/>
       <w:numFmt w:val="bullet"/>
-      <w:lvlText w:val="●"/>
-      <w:lvlJc w:val="left"/>
-      <w:pPr>
+      <w:lvlText w:val=""/>
+      <w:lvlJc w:val="left"/>
+      <w:pPr>
+        <w:tabs>
+          <w:tab w:val="num" w:pos="0"/>
+        </w:tabs>
         <w:ind w:left="5040" w:hanging="360"/>
       </w:pPr>
       <w:rPr>
+        <w:rFonts w:ascii="Wingdings" w:hAnsi="Wingdings" w:cs="Wingdings" w:hint="default"/>
         <w:u w:val="none"/>
       </w:rPr>
     </w:lvl>
     <w:lvl w:ilvl="7">
       <w:start w:val="1"/>
       <w:numFmt w:val="bullet"/>
-      <w:lvlText w:val="○"/>
-      <w:lvlJc w:val="left"/>
-      <w:pPr>
+      <w:lvlText w:val=""/>
+      <w:lvlJc w:val="left"/>
+      <w:pPr>
+        <w:tabs>
+          <w:tab w:val="num" w:pos="0"/>
+        </w:tabs>
         <w:ind w:left="5760" w:hanging="360"/>
       </w:pPr>
       <w:rPr>
+        <w:rFonts w:ascii="Wingdings 2" w:hAnsi="Wingdings 2" w:cs="Wingdings 2" w:hint="default"/>
         <w:u w:val="none"/>
       </w:rPr>
     </w:lvl>
@@ -3260,9 +3372,13 @@
       <w:lvlText w:val="■"/>
       <w:lvlJc w:val="left"/>
       <w:pPr>
+        <w:tabs>
+          <w:tab w:val="num" w:pos="0"/>
+        </w:tabs>
         <w:ind w:left="6480" w:hanging="360"/>
       </w:pPr>
       <w:rPr>
+        <w:rFonts w:ascii="OpenSymbol" w:hAnsi="OpenSymbol" w:cs="OpenSymbol" w:hint="default"/>
         <w:u w:val="none"/>
       </w:rPr>
     </w:lvl>
@@ -3274,6 +3390,9 @@
       <w:lvlText w:val="%1."/>
       <w:lvlJc w:val="left"/>
       <w:pPr>
+        <w:tabs>
+          <w:tab w:val="num" w:pos="0"/>
+        </w:tabs>
         <w:ind w:left="720" w:hanging="360"/>
       </w:pPr>
       <w:rPr>
@@ -3286,6 +3405,9 @@
       <w:lvlText w:val="%2."/>
       <w:lvlJc w:val="left"/>
       <w:pPr>
+        <w:tabs>
+          <w:tab w:val="num" w:pos="0"/>
+        </w:tabs>
         <w:ind w:left="1440" w:hanging="360"/>
       </w:pPr>
       <w:rPr>
@@ -3298,6 +3420,9 @@
       <w:lvlText w:val="%3."/>
       <w:lvlJc w:val="left"/>
       <w:pPr>
+        <w:tabs>
+          <w:tab w:val="num" w:pos="0"/>
+        </w:tabs>
         <w:ind w:left="2160" w:hanging="360"/>
       </w:pPr>
       <w:rPr>
@@ -3310,6 +3435,9 @@
       <w:lvlText w:val="%4."/>
       <w:lvlJc w:val="left"/>
       <w:pPr>
+        <w:tabs>
+          <w:tab w:val="num" w:pos="0"/>
+        </w:tabs>
         <w:ind w:left="2880" w:hanging="360"/>
       </w:pPr>
       <w:rPr>
@@ -3322,6 +3450,9 @@
       <w:lvlText w:val="%5."/>
       <w:lvlJc w:val="left"/>
       <w:pPr>
+        <w:tabs>
+          <w:tab w:val="num" w:pos="0"/>
+        </w:tabs>
         <w:ind w:left="3600" w:hanging="360"/>
       </w:pPr>
       <w:rPr>
@@ -3334,6 +3465,9 @@
       <w:lvlText w:val="%6."/>
       <w:lvlJc w:val="left"/>
       <w:pPr>
+        <w:tabs>
+          <w:tab w:val="num" w:pos="0"/>
+        </w:tabs>
         <w:ind w:left="4320" w:hanging="360"/>
       </w:pPr>
       <w:rPr>
@@ -3346,6 +3480,9 @@
       <w:lvlText w:val="%7."/>
       <w:lvlJc w:val="left"/>
       <w:pPr>
+        <w:tabs>
+          <w:tab w:val="num" w:pos="0"/>
+        </w:tabs>
         <w:ind w:left="5040" w:hanging="360"/>
       </w:pPr>
       <w:rPr>
@@ -3358,6 +3495,9 @@
       <w:lvlText w:val="%8."/>
       <w:lvlJc w:val="left"/>
       <w:pPr>
+        <w:tabs>
+          <w:tab w:val="num" w:pos="0"/>
+        </w:tabs>
         <w:ind w:left="5760" w:hanging="360"/>
       </w:pPr>
       <w:rPr>
@@ -3370,6 +3510,9 @@
       <w:lvlText w:val="%9."/>
       <w:lvlJc w:val="left"/>
       <w:pPr>
+        <w:tabs>
+          <w:tab w:val="num" w:pos="0"/>
+        </w:tabs>
         <w:ind w:left="6480" w:hanging="360"/>
       </w:pPr>
       <w:rPr>
@@ -3384,6 +3527,9 @@
       <w:lvlText w:val="%1."/>
       <w:lvlJc w:val="left"/>
       <w:pPr>
+        <w:tabs>
+          <w:tab w:val="num" w:pos="0"/>
+        </w:tabs>
         <w:ind w:left="720" w:hanging="360"/>
       </w:pPr>
       <w:rPr>
@@ -3396,6 +3542,9 @@
       <w:lvlText w:val="%2."/>
       <w:lvlJc w:val="left"/>
       <w:pPr>
+        <w:tabs>
+          <w:tab w:val="num" w:pos="0"/>
+        </w:tabs>
         <w:ind w:left="1440" w:hanging="360"/>
       </w:pPr>
       <w:rPr>
@@ -3408,6 +3557,9 @@
       <w:lvlText w:val="%3."/>
       <w:lvlJc w:val="left"/>
       <w:pPr>
+        <w:tabs>
+          <w:tab w:val="num" w:pos="0"/>
+        </w:tabs>
         <w:ind w:left="2160" w:hanging="360"/>
       </w:pPr>
       <w:rPr>
@@ -3420,6 +3572,9 @@
       <w:lvlText w:val="%4."/>
       <w:lvlJc w:val="left"/>
       <w:pPr>
+        <w:tabs>
+          <w:tab w:val="num" w:pos="0"/>
+        </w:tabs>
         <w:ind w:left="2880" w:hanging="360"/>
       </w:pPr>
       <w:rPr>
@@ -3432,6 +3587,9 @@
       <w:lvlText w:val="%5."/>
       <w:lvlJc w:val="left"/>
       <w:pPr>
+        <w:tabs>
+          <w:tab w:val="num" w:pos="0"/>
+        </w:tabs>
         <w:ind w:left="3600" w:hanging="360"/>
       </w:pPr>
       <w:rPr>
@@ -3444,6 +3602,9 @@
       <w:lvlText w:val="%6."/>
       <w:lvlJc w:val="left"/>
       <w:pPr>
+        <w:tabs>
+          <w:tab w:val="num" w:pos="0"/>
+        </w:tabs>
         <w:ind w:left="4320" w:hanging="360"/>
       </w:pPr>
       <w:rPr>
@@ -3456,6 +3617,9 @@
       <w:lvlText w:val="%7."/>
       <w:lvlJc w:val="left"/>
       <w:pPr>
+        <w:tabs>
+          <w:tab w:val="num" w:pos="0"/>
+        </w:tabs>
         <w:ind w:left="5040" w:hanging="360"/>
       </w:pPr>
       <w:rPr>
@@ -3468,6 +3632,9 @@
       <w:lvlText w:val="%8."/>
       <w:lvlJc w:val="left"/>
       <w:pPr>
+        <w:tabs>
+          <w:tab w:val="num" w:pos="0"/>
+        </w:tabs>
         <w:ind w:left="5760" w:hanging="360"/>
       </w:pPr>
       <w:rPr>
@@ -3480,6 +3647,9 @@
       <w:lvlText w:val="%9."/>
       <w:lvlJc w:val="left"/>
       <w:pPr>
+        <w:tabs>
+          <w:tab w:val="num" w:pos="0"/>
+        </w:tabs>
         <w:ind w:left="6480" w:hanging="360"/>
       </w:pPr>
       <w:rPr>
@@ -3494,6 +3664,9 @@
       <w:lvlText w:val="%1."/>
       <w:lvlJc w:val="left"/>
       <w:pPr>
+        <w:tabs>
+          <w:tab w:val="num" w:pos="0"/>
+        </w:tabs>
         <w:ind w:left="720" w:hanging="360"/>
       </w:pPr>
       <w:rPr>
@@ -3506,6 +3679,9 @@
       <w:lvlText w:val="%2."/>
       <w:lvlJc w:val="left"/>
       <w:pPr>
+        <w:tabs>
+          <w:tab w:val="num" w:pos="0"/>
+        </w:tabs>
         <w:ind w:left="1440" w:hanging="360"/>
       </w:pPr>
       <w:rPr>
@@ -3518,6 +3694,9 @@
       <w:lvlText w:val="%3."/>
       <w:lvlJc w:val="left"/>
       <w:pPr>
+        <w:tabs>
+          <w:tab w:val="num" w:pos="0"/>
+        </w:tabs>
         <w:ind w:left="2160" w:hanging="360"/>
       </w:pPr>
       <w:rPr>
@@ -3530,6 +3709,9 @@
       <w:lvlText w:val="%4."/>
       <w:lvlJc w:val="left"/>
       <w:pPr>
+        <w:tabs>
+          <w:tab w:val="num" w:pos="0"/>
+        </w:tabs>
         <w:ind w:left="2880" w:hanging="360"/>
       </w:pPr>
       <w:rPr>
@@ -3542,6 +3724,9 @@
       <w:lvlText w:val="%5."/>
       <w:lvlJc w:val="left"/>
       <w:pPr>
+        <w:tabs>
+          <w:tab w:val="num" w:pos="0"/>
+        </w:tabs>
         <w:ind w:left="3600" w:hanging="360"/>
       </w:pPr>
       <w:rPr>
@@ -3554,6 +3739,9 @@
       <w:lvlText w:val="%6."/>
       <w:lvlJc w:val="left"/>
       <w:pPr>
+        <w:tabs>
+          <w:tab w:val="num" w:pos="0"/>
+        </w:tabs>
         <w:ind w:left="4320" w:hanging="360"/>
       </w:pPr>
       <w:rPr>
@@ -3566,6 +3754,9 @@
       <w:lvlText w:val="%7."/>
       <w:lvlJc w:val="left"/>
       <w:pPr>
+        <w:tabs>
+          <w:tab w:val="num" w:pos="0"/>
+        </w:tabs>
         <w:ind w:left="5040" w:hanging="360"/>
       </w:pPr>
       <w:rPr>
@@ -3578,6 +3769,9 @@
       <w:lvlText w:val="%8."/>
       <w:lvlJc w:val="left"/>
       <w:pPr>
+        <w:tabs>
+          <w:tab w:val="num" w:pos="0"/>
+        </w:tabs>
         <w:ind w:left="5760" w:hanging="360"/>
       </w:pPr>
       <w:rPr>
@@ -3590,6 +3784,9 @@
       <w:lvlText w:val="%9."/>
       <w:lvlJc w:val="left"/>
       <w:pPr>
+        <w:tabs>
+          <w:tab w:val="num" w:pos="0"/>
+        </w:tabs>
         <w:ind w:left="6480" w:hanging="360"/>
       </w:pPr>
       <w:rPr>
@@ -3601,24 +3798,32 @@
     <w:lvl w:ilvl="0">
       <w:start w:val="1"/>
       <w:numFmt w:val="bullet"/>
-      <w:lvlText w:val="●"/>
-      <w:lvlJc w:val="left"/>
-      <w:pPr>
+      <w:lvlText w:val=""/>
+      <w:lvlJc w:val="left"/>
+      <w:pPr>
+        <w:tabs>
+          <w:tab w:val="num" w:pos="0"/>
+        </w:tabs>
         <w:ind w:left="720" w:hanging="360"/>
       </w:pPr>
       <w:rPr>
+        <w:rFonts w:ascii="Wingdings" w:hAnsi="Wingdings" w:cs="Wingdings" w:hint="default"/>
         <w:u w:val="none"/>
       </w:rPr>
     </w:lvl>
     <w:lvl w:ilvl="1">
       <w:start w:val="1"/>
       <w:numFmt w:val="bullet"/>
-      <w:lvlText w:val="○"/>
-      <w:lvlJc w:val="left"/>
-      <w:pPr>
+      <w:lvlText w:val=""/>
+      <w:lvlJc w:val="left"/>
+      <w:pPr>
+        <w:tabs>
+          <w:tab w:val="num" w:pos="0"/>
+        </w:tabs>
         <w:ind w:left="1440" w:hanging="360"/>
       </w:pPr>
       <w:rPr>
+        <w:rFonts w:ascii="Wingdings 2" w:hAnsi="Wingdings 2" w:cs="Wingdings 2" w:hint="default"/>
         <w:u w:val="none"/>
       </w:rPr>
     </w:lvl>
@@ -3628,33 +3833,45 @@
       <w:lvlText w:val="■"/>
       <w:lvlJc w:val="left"/>
       <w:pPr>
+        <w:tabs>
+          <w:tab w:val="num" w:pos="0"/>
+        </w:tabs>
         <w:ind w:left="2160" w:hanging="360"/>
       </w:pPr>
       <w:rPr>
+        <w:rFonts w:ascii="OpenSymbol" w:hAnsi="OpenSymbol" w:cs="OpenSymbol" w:hint="default"/>
         <w:u w:val="none"/>
       </w:rPr>
     </w:lvl>
     <w:lvl w:ilvl="3">
       <w:start w:val="1"/>
       <w:numFmt w:val="bullet"/>
-      <w:lvlText w:val="●"/>
-      <w:lvlJc w:val="left"/>
-      <w:pPr>
+      <w:lvlText w:val=""/>
+      <w:lvlJc w:val="left"/>
+      <w:pPr>
+        <w:tabs>
+          <w:tab w:val="num" w:pos="0"/>
+        </w:tabs>
         <w:ind w:left="2880" w:hanging="360"/>
       </w:pPr>
       <w:rPr>
+        <w:rFonts w:ascii="Wingdings" w:hAnsi="Wingdings" w:cs="Wingdings" w:hint="default"/>
         <w:u w:val="none"/>
       </w:rPr>
     </w:lvl>
     <w:lvl w:ilvl="4">
       <w:start w:val="1"/>
       <w:numFmt w:val="bullet"/>
-      <w:lvlText w:val="○"/>
-      <w:lvlJc w:val="left"/>
-      <w:pPr>
+      <w:lvlText w:val=""/>
+      <w:lvlJc w:val="left"/>
+      <w:pPr>
+        <w:tabs>
+          <w:tab w:val="num" w:pos="0"/>
+        </w:tabs>
         <w:ind w:left="3600" w:hanging="360"/>
       </w:pPr>
       <w:rPr>
+        <w:rFonts w:ascii="Wingdings 2" w:hAnsi="Wingdings 2" w:cs="Wingdings 2" w:hint="default"/>
         <w:u w:val="none"/>
       </w:rPr>
     </w:lvl>
@@ -3664,33 +3881,45 @@
       <w:lvlText w:val="■"/>
       <w:lvlJc w:val="left"/>
       <w:pPr>
+        <w:tabs>
+          <w:tab w:val="num" w:pos="0"/>
+        </w:tabs>
         <w:ind w:left="4320" w:hanging="360"/>
       </w:pPr>
       <w:rPr>
+        <w:rFonts w:ascii="OpenSymbol" w:hAnsi="OpenSymbol" w:cs="OpenSymbol" w:hint="default"/>
         <w:u w:val="none"/>
       </w:rPr>
     </w:lvl>
     <w:lvl w:ilvl="6">
       <w:start w:val="1"/>
       <w:numFmt w:val="bullet"/>
-      <w:lvlText w:val="●"/>
-      <w:lvlJc w:val="left"/>
-      <w:pPr>
+      <w:lvlText w:val=""/>
+      <w:lvlJc w:val="left"/>
+      <w:pPr>
+        <w:tabs>
+          <w:tab w:val="num" w:pos="0"/>
+        </w:tabs>
         <w:ind w:left="5040" w:hanging="360"/>
       </w:pPr>
       <w:rPr>
+        <w:rFonts w:ascii="Wingdings" w:hAnsi="Wingdings" w:cs="Wingdings" w:hint="default"/>
         <w:u w:val="none"/>
       </w:rPr>
     </w:lvl>
     <w:lvl w:ilvl="7">
       <w:start w:val="1"/>
       <w:numFmt w:val="bullet"/>
-      <w:lvlText w:val="○"/>
-      <w:lvlJc w:val="left"/>
-      <w:pPr>
+      <w:lvlText w:val=""/>
+      <w:lvlJc w:val="left"/>
+      <w:pPr>
+        <w:tabs>
+          <w:tab w:val="num" w:pos="0"/>
+        </w:tabs>
         <w:ind w:left="5760" w:hanging="360"/>
       </w:pPr>
       <w:rPr>
+        <w:rFonts w:ascii="Wingdings 2" w:hAnsi="Wingdings 2" w:cs="Wingdings 2" w:hint="default"/>
         <w:u w:val="none"/>
       </w:rPr>
     </w:lvl>
@@ -3700,9 +3929,13 @@
       <w:lvlText w:val="■"/>
       <w:lvlJc w:val="left"/>
       <w:pPr>
+        <w:tabs>
+          <w:tab w:val="num" w:pos="0"/>
+        </w:tabs>
         <w:ind w:left="6480" w:hanging="360"/>
       </w:pPr>
       <w:rPr>
+        <w:rFonts w:ascii="OpenSymbol" w:hAnsi="OpenSymbol" w:cs="OpenSymbol" w:hint="default"/>
         <w:u w:val="none"/>
       </w:rPr>
     </w:lvl>
@@ -3714,6 +3947,9 @@
       <w:lvlText w:val="%1."/>
       <w:lvlJc w:val="left"/>
       <w:pPr>
+        <w:tabs>
+          <w:tab w:val="num" w:pos="0"/>
+        </w:tabs>
         <w:ind w:left="720" w:hanging="360"/>
       </w:pPr>
       <w:rPr>
@@ -3726,6 +3962,9 @@
       <w:lvlText w:val="%2."/>
       <w:lvlJc w:val="left"/>
       <w:pPr>
+        <w:tabs>
+          <w:tab w:val="num" w:pos="0"/>
+        </w:tabs>
         <w:ind w:left="1440" w:hanging="360"/>
       </w:pPr>
       <w:rPr>
@@ -3738,6 +3977,9 @@
       <w:lvlText w:val="%3."/>
       <w:lvlJc w:val="left"/>
       <w:pPr>
+        <w:tabs>
+          <w:tab w:val="num" w:pos="0"/>
+        </w:tabs>
         <w:ind w:left="2160" w:hanging="360"/>
       </w:pPr>
       <w:rPr>
@@ -3750,6 +3992,9 @@
       <w:lvlText w:val="%4."/>
       <w:lvlJc w:val="left"/>
       <w:pPr>
+        <w:tabs>
+          <w:tab w:val="num" w:pos="0"/>
+        </w:tabs>
         <w:ind w:left="2880" w:hanging="360"/>
       </w:pPr>
       <w:rPr>
@@ -3762,6 +4007,9 @@
       <w:lvlText w:val="%5."/>
       <w:lvlJc w:val="left"/>
       <w:pPr>
+        <w:tabs>
+          <w:tab w:val="num" w:pos="0"/>
+        </w:tabs>
         <w:ind w:left="3600" w:hanging="360"/>
       </w:pPr>
       <w:rPr>
@@ -3774,6 +4022,9 @@
       <w:lvlText w:val="%6."/>
       <w:lvlJc w:val="left"/>
       <w:pPr>
+        <w:tabs>
+          <w:tab w:val="num" w:pos="0"/>
+        </w:tabs>
         <w:ind w:left="4320" w:hanging="360"/>
       </w:pPr>
       <w:rPr>
@@ -3786,6 +4037,9 @@
       <w:lvlText w:val="%7."/>
       <w:lvlJc w:val="left"/>
       <w:pPr>
+        <w:tabs>
+          <w:tab w:val="num" w:pos="0"/>
+        </w:tabs>
         <w:ind w:left="5040" w:hanging="360"/>
       </w:pPr>
       <w:rPr>
@@ -3798,6 +4052,9 @@
       <w:lvlText w:val="%8."/>
       <w:lvlJc w:val="left"/>
       <w:pPr>
+        <w:tabs>
+          <w:tab w:val="num" w:pos="0"/>
+        </w:tabs>
         <w:ind w:left="5760" w:hanging="360"/>
       </w:pPr>
       <w:rPr>
@@ -3810,6 +4067,9 @@
       <w:lvlText w:val="%9."/>
       <w:lvlJc w:val="left"/>
       <w:pPr>
+        <w:tabs>
+          <w:tab w:val="num" w:pos="0"/>
+        </w:tabs>
         <w:ind w:left="6480" w:hanging="360"/>
       </w:pPr>
       <w:rPr>
@@ -3824,6 +4084,9 @@
       <w:lvlText w:val="%1."/>
       <w:lvlJc w:val="left"/>
       <w:pPr>
+        <w:tabs>
+          <w:tab w:val="num" w:pos="0"/>
+        </w:tabs>
         <w:ind w:left="720" w:hanging="360"/>
       </w:pPr>
       <w:rPr>
@@ -3836,6 +4099,9 @@
       <w:lvlText w:val="%2."/>
       <w:lvlJc w:val="left"/>
       <w:pPr>
+        <w:tabs>
+          <w:tab w:val="num" w:pos="0"/>
+        </w:tabs>
         <w:ind w:left="1440" w:hanging="360"/>
       </w:pPr>
       <w:rPr>
@@ -3848,6 +4114,9 @@
       <w:lvlText w:val="%3."/>
       <w:lvlJc w:val="left"/>
       <w:pPr>
+        <w:tabs>
+          <w:tab w:val="num" w:pos="0"/>
+        </w:tabs>
         <w:ind w:left="2160" w:hanging="360"/>
       </w:pPr>
       <w:rPr>
@@ -3860,6 +4129,9 @@
       <w:lvlText w:val="%4."/>
       <w:lvlJc w:val="left"/>
       <w:pPr>
+        <w:tabs>
+          <w:tab w:val="num" w:pos="0"/>
+        </w:tabs>
         <w:ind w:left="2880" w:hanging="360"/>
       </w:pPr>
       <w:rPr>
@@ -3872,6 +4144,9 @@
       <w:lvlText w:val="%5."/>
       <w:lvlJc w:val="left"/>
       <w:pPr>
+        <w:tabs>
+          <w:tab w:val="num" w:pos="0"/>
+        </w:tabs>
         <w:ind w:left="3600" w:hanging="360"/>
       </w:pPr>
       <w:rPr>
@@ -3884,6 +4159,9 @@
       <w:lvlText w:val="%6."/>
       <w:lvlJc w:val="left"/>
       <w:pPr>
+        <w:tabs>
+          <w:tab w:val="num" w:pos="0"/>
+        </w:tabs>
         <w:ind w:left="4320" w:hanging="360"/>
       </w:pPr>
       <w:rPr>
@@ -3896,6 +4174,9 @@
       <w:lvlText w:val="%7."/>
       <w:lvlJc w:val="left"/>
       <w:pPr>
+        <w:tabs>
+          <w:tab w:val="num" w:pos="0"/>
+        </w:tabs>
         <w:ind w:left="5040" w:hanging="360"/>
       </w:pPr>
       <w:rPr>
@@ -3908,6 +4189,9 @@
       <w:lvlText w:val="%8."/>
       <w:lvlJc w:val="left"/>
       <w:pPr>
+        <w:tabs>
+          <w:tab w:val="num" w:pos="0"/>
+        </w:tabs>
         <w:ind w:left="5760" w:hanging="360"/>
       </w:pPr>
       <w:rPr>
@@ -3920,6 +4204,9 @@
       <w:lvlText w:val="%9."/>
       <w:lvlJc w:val="left"/>
       <w:pPr>
+        <w:tabs>
+          <w:tab w:val="num" w:pos="0"/>
+        </w:tabs>
         <w:ind w:left="6480" w:hanging="360"/>
       </w:pPr>
       <w:rPr>
@@ -3934,6 +4221,9 @@
       <w:lvlText w:val="%1."/>
       <w:lvlJc w:val="left"/>
       <w:pPr>
+        <w:tabs>
+          <w:tab w:val="num" w:pos="0"/>
+        </w:tabs>
         <w:ind w:left="720" w:hanging="360"/>
       </w:pPr>
       <w:rPr>
@@ -3946,6 +4236,9 @@
       <w:lvlText w:val="%2."/>
       <w:lvlJc w:val="left"/>
       <w:pPr>
+        <w:tabs>
+          <w:tab w:val="num" w:pos="0"/>
+        </w:tabs>
         <w:ind w:left="1440" w:hanging="360"/>
       </w:pPr>
       <w:rPr>
@@ -3958,6 +4251,9 @@
       <w:lvlText w:val="%3."/>
       <w:lvlJc w:val="left"/>
       <w:pPr>
+        <w:tabs>
+          <w:tab w:val="num" w:pos="0"/>
+        </w:tabs>
         <w:ind w:left="2160" w:hanging="360"/>
       </w:pPr>
       <w:rPr>
@@ -3970,6 +4266,9 @@
       <w:lvlText w:val="%4."/>
       <w:lvlJc w:val="left"/>
       <w:pPr>
+        <w:tabs>
+          <w:tab w:val="num" w:pos="0"/>
+        </w:tabs>
         <w:ind w:left="2880" w:hanging="360"/>
       </w:pPr>
       <w:rPr>
@@ -3982,6 +4281,9 @@
       <w:lvlText w:val="%5."/>
       <w:lvlJc w:val="left"/>
       <w:pPr>
+        <w:tabs>
+          <w:tab w:val="num" w:pos="0"/>
+        </w:tabs>
         <w:ind w:left="3600" w:hanging="360"/>
       </w:pPr>
       <w:rPr>
@@ -3994,6 +4296,9 @@
       <w:lvlText w:val="%6."/>
       <w:lvlJc w:val="left"/>
       <w:pPr>
+        <w:tabs>
+          <w:tab w:val="num" w:pos="0"/>
+        </w:tabs>
         <w:ind w:left="4320" w:hanging="360"/>
       </w:pPr>
       <w:rPr>
@@ -4006,6 +4311,9 @@
       <w:lvlText w:val="%7."/>
       <w:lvlJc w:val="left"/>
       <w:pPr>
+        <w:tabs>
+          <w:tab w:val="num" w:pos="0"/>
+        </w:tabs>
         <w:ind w:left="5040" w:hanging="360"/>
       </w:pPr>
       <w:rPr>
@@ -4018,6 +4326,9 @@
       <w:lvlText w:val="%8."/>
       <w:lvlJc w:val="left"/>
       <w:pPr>
+        <w:tabs>
+          <w:tab w:val="num" w:pos="0"/>
+        </w:tabs>
         <w:ind w:left="5760" w:hanging="360"/>
       </w:pPr>
       <w:rPr>
@@ -4030,6 +4341,9 @@
       <w:lvlText w:val="%9."/>
       <w:lvlJc w:val="left"/>
       <w:pPr>
+        <w:tabs>
+          <w:tab w:val="num" w:pos="0"/>
+        </w:tabs>
         <w:ind w:left="6480" w:hanging="360"/>
       </w:pPr>
       <w:rPr>
@@ -4044,6 +4358,9 @@
       <w:lvlText w:val="%1."/>
       <w:lvlJc w:val="left"/>
       <w:pPr>
+        <w:tabs>
+          <w:tab w:val="num" w:pos="0"/>
+        </w:tabs>
         <w:ind w:left="720" w:hanging="360"/>
       </w:pPr>
       <w:rPr>
@@ -4056,6 +4373,9 @@
       <w:lvlText w:val="%2."/>
       <w:lvlJc w:val="left"/>
       <w:pPr>
+        <w:tabs>
+          <w:tab w:val="num" w:pos="0"/>
+        </w:tabs>
         <w:ind w:left="1440" w:hanging="360"/>
       </w:pPr>
       <w:rPr>
@@ -4068,6 +4388,9 @@
       <w:lvlText w:val="%3."/>
       <w:lvlJc w:val="left"/>
       <w:pPr>
+        <w:tabs>
+          <w:tab w:val="num" w:pos="0"/>
+        </w:tabs>
         <w:ind w:left="2160" w:hanging="360"/>
       </w:pPr>
       <w:rPr>
@@ -4080,6 +4403,9 @@
       <w:lvlText w:val="%4."/>
       <w:lvlJc w:val="left"/>
       <w:pPr>
+        <w:tabs>
+          <w:tab w:val="num" w:pos="0"/>
+        </w:tabs>
         <w:ind w:left="2880" w:hanging="360"/>
       </w:pPr>
       <w:rPr>
@@ -4092,6 +4418,9 @@
       <w:lvlText w:val="%5."/>
       <w:lvlJc w:val="left"/>
       <w:pPr>
+        <w:tabs>
+          <w:tab w:val="num" w:pos="0"/>
+        </w:tabs>
         <w:ind w:left="3600" w:hanging="360"/>
       </w:pPr>
       <w:rPr>
@@ -4104,6 +4433,9 @@
       <w:lvlText w:val="%6."/>
       <w:lvlJc w:val="left"/>
       <w:pPr>
+        <w:tabs>
+          <w:tab w:val="num" w:pos="0"/>
+        </w:tabs>
         <w:ind w:left="4320" w:hanging="360"/>
       </w:pPr>
       <w:rPr>
@@ -4116,6 +4448,9 @@
       <w:lvlText w:val="%7."/>
       <w:lvlJc w:val="left"/>
       <w:pPr>
+        <w:tabs>
+          <w:tab w:val="num" w:pos="0"/>
+        </w:tabs>
         <w:ind w:left="5040" w:hanging="360"/>
       </w:pPr>
       <w:rPr>
@@ -4128,6 +4463,9 @@
       <w:lvlText w:val="%8."/>
       <w:lvlJc w:val="left"/>
       <w:pPr>
+        <w:tabs>
+          <w:tab w:val="num" w:pos="0"/>
+        </w:tabs>
         <w:ind w:left="5760" w:hanging="360"/>
       </w:pPr>
       <w:rPr>
@@ -4140,6 +4478,9 @@
       <w:lvlText w:val="%9."/>
       <w:lvlJc w:val="left"/>
       <w:pPr>
+        <w:tabs>
+          <w:tab w:val="num" w:pos="0"/>
+        </w:tabs>
         <w:ind w:left="6480" w:hanging="360"/>
       </w:pPr>
       <w:rPr>
@@ -4154,6 +4495,9 @@
       <w:lvlText w:val="%1."/>
       <w:lvlJc w:val="left"/>
       <w:pPr>
+        <w:tabs>
+          <w:tab w:val="num" w:pos="0"/>
+        </w:tabs>
         <w:ind w:left="720" w:hanging="360"/>
       </w:pPr>
       <w:rPr>
@@ -4166,6 +4510,9 @@
       <w:lvlText w:val="%2."/>
       <w:lvlJc w:val="left"/>
       <w:pPr>
+        <w:tabs>
+          <w:tab w:val="num" w:pos="0"/>
+        </w:tabs>
         <w:ind w:left="1440" w:hanging="360"/>
       </w:pPr>
       <w:rPr>
@@ -4178,6 +4525,9 @@
       <w:lvlText w:val="%3."/>
       <w:lvlJc w:val="left"/>
       <w:pPr>
+        <w:tabs>
+          <w:tab w:val="num" w:pos="0"/>
+        </w:tabs>
         <w:ind w:left="2160" w:hanging="360"/>
       </w:pPr>
       <w:rPr>
@@ -4190,6 +4540,9 @@
       <w:lvlText w:val="%4."/>
       <w:lvlJc w:val="left"/>
       <w:pPr>
+        <w:tabs>
+          <w:tab w:val="num" w:pos="0"/>
+        </w:tabs>
         <w:ind w:left="2880" w:hanging="360"/>
       </w:pPr>
       <w:rPr>
@@ -4202,6 +4555,9 @@
       <w:lvlText w:val="%5."/>
       <w:lvlJc w:val="left"/>
       <w:pPr>
+        <w:tabs>
+          <w:tab w:val="num" w:pos="0"/>
+        </w:tabs>
         <w:ind w:left="3600" w:hanging="360"/>
       </w:pPr>
       <w:rPr>
@@ -4214,6 +4570,9 @@
       <w:lvlText w:val="%6."/>
       <w:lvlJc w:val="left"/>
       <w:pPr>
+        <w:tabs>
+          <w:tab w:val="num" w:pos="0"/>
+        </w:tabs>
         <w:ind w:left="4320" w:hanging="360"/>
       </w:pPr>
       <w:rPr>
@@ -4226,6 +4585,9 @@
       <w:lvlText w:val="%7."/>
       <w:lvlJc w:val="left"/>
       <w:pPr>
+        <w:tabs>
+          <w:tab w:val="num" w:pos="0"/>
+        </w:tabs>
         <w:ind w:left="5040" w:hanging="360"/>
       </w:pPr>
       <w:rPr>
@@ -4238,6 +4600,9 @@
       <w:lvlText w:val="%8."/>
       <w:lvlJc w:val="left"/>
       <w:pPr>
+        <w:tabs>
+          <w:tab w:val="num" w:pos="0"/>
+        </w:tabs>
         <w:ind w:left="5760" w:hanging="360"/>
       </w:pPr>
       <w:rPr>
@@ -4250,6 +4615,9 @@
       <w:lvlText w:val="%9."/>
       <w:lvlJc w:val="left"/>
       <w:pPr>
+        <w:tabs>
+          <w:tab w:val="num" w:pos="0"/>
+        </w:tabs>
         <w:ind w:left="6480" w:hanging="360"/>
       </w:pPr>
       <w:rPr>
@@ -4264,6 +4632,9 @@
       <w:lvlText w:val="%1."/>
       <w:lvlJc w:val="left"/>
       <w:pPr>
+        <w:tabs>
+          <w:tab w:val="num" w:pos="0"/>
+        </w:tabs>
         <w:ind w:left="720" w:hanging="360"/>
       </w:pPr>
       <w:rPr>
@@ -4276,6 +4647,9 @@
       <w:lvlText w:val="%2."/>
       <w:lvlJc w:val="left"/>
       <w:pPr>
+        <w:tabs>
+          <w:tab w:val="num" w:pos="0"/>
+        </w:tabs>
         <w:ind w:left="1440" w:hanging="360"/>
       </w:pPr>
       <w:rPr>
@@ -4288,6 +4662,9 @@
       <w:lvlText w:val="%3."/>
       <w:lvlJc w:val="left"/>
       <w:pPr>
+        <w:tabs>
+          <w:tab w:val="num" w:pos="0"/>
+        </w:tabs>
         <w:ind w:left="2160" w:hanging="360"/>
       </w:pPr>
       <w:rPr>
@@ -4300,6 +4677,9 @@
       <w:lvlText w:val="%4."/>
       <w:lvlJc w:val="left"/>
       <w:pPr>
+        <w:tabs>
+          <w:tab w:val="num" w:pos="0"/>
+        </w:tabs>
         <w:ind w:left="2880" w:hanging="360"/>
       </w:pPr>
       <w:rPr>
@@ -4312,6 +4692,9 @@
       <w:lvlText w:val="%5."/>
       <w:lvlJc w:val="left"/>
       <w:pPr>
+        <w:tabs>
+          <w:tab w:val="num" w:pos="0"/>
+        </w:tabs>
         <w:ind w:left="3600" w:hanging="360"/>
       </w:pPr>
       <w:rPr>
@@ -4324,6 +4707,9 @@
       <w:lvlText w:val="%6."/>
       <w:lvlJc w:val="left"/>
       <w:pPr>
+        <w:tabs>
+          <w:tab w:val="num" w:pos="0"/>
+        </w:tabs>
         <w:ind w:left="4320" w:hanging="360"/>
       </w:pPr>
       <w:rPr>
@@ -4336,6 +4722,9 @@
       <w:lvlText w:val="%7."/>
       <w:lvlJc w:val="left"/>
       <w:pPr>
+        <w:tabs>
+          <w:tab w:val="num" w:pos="0"/>
+        </w:tabs>
         <w:ind w:left="5040" w:hanging="360"/>
       </w:pPr>
       <w:rPr>
@@ -4348,6 +4737,9 @@
       <w:lvlText w:val="%8."/>
       <w:lvlJc w:val="left"/>
       <w:pPr>
+        <w:tabs>
+          <w:tab w:val="num" w:pos="0"/>
+        </w:tabs>
         <w:ind w:left="5760" w:hanging="360"/>
       </w:pPr>
       <w:rPr>
@@ -4360,6 +4752,9 @@
       <w:lvlText w:val="%9."/>
       <w:lvlJc w:val="left"/>
       <w:pPr>
+        <w:tabs>
+          <w:tab w:val="num" w:pos="0"/>
+        </w:tabs>
         <w:ind w:left="6480" w:hanging="360"/>
       </w:pPr>
       <w:rPr>
@@ -4374,6 +4769,9 @@
       <w:lvlText w:val="%1."/>
       <w:lvlJc w:val="left"/>
       <w:pPr>
+        <w:tabs>
+          <w:tab w:val="num" w:pos="0"/>
+        </w:tabs>
         <w:ind w:left="720" w:hanging="360"/>
       </w:pPr>
       <w:rPr>
@@ -4386,6 +4784,9 @@
       <w:lvlText w:val="%2."/>
       <w:lvlJc w:val="left"/>
       <w:pPr>
+        <w:tabs>
+          <w:tab w:val="num" w:pos="0"/>
+        </w:tabs>
         <w:ind w:left="1440" w:hanging="360"/>
       </w:pPr>
       <w:rPr>
@@ -4398,6 +4799,9 @@
       <w:lvlText w:val="%3."/>
       <w:lvlJc w:val="left"/>
       <w:pPr>
+        <w:tabs>
+          <w:tab w:val="num" w:pos="0"/>
+        </w:tabs>
         <w:ind w:left="2160" w:hanging="360"/>
       </w:pPr>
       <w:rPr>
@@ -4410,6 +4814,9 @@
       <w:lvlText w:val="%4."/>
       <w:lvlJc w:val="left"/>
       <w:pPr>
+        <w:tabs>
+          <w:tab w:val="num" w:pos="0"/>
+        </w:tabs>
         <w:ind w:left="2880" w:hanging="360"/>
       </w:pPr>
       <w:rPr>
@@ -4422,6 +4829,9 @@
       <w:lvlText w:val="%5."/>
       <w:lvlJc w:val="left"/>
       <w:pPr>
+        <w:tabs>
+          <w:tab w:val="num" w:pos="0"/>
+        </w:tabs>
         <w:ind w:left="3600" w:hanging="360"/>
       </w:pPr>
       <w:rPr>
@@ -4434,6 +4844,9 @@
       <w:lvlText w:val="%6."/>
       <w:lvlJc w:val="left"/>
       <w:pPr>
+        <w:tabs>
+          <w:tab w:val="num" w:pos="0"/>
+        </w:tabs>
         <w:ind w:left="4320" w:hanging="360"/>
       </w:pPr>
       <w:rPr>
@@ -4446,6 +4859,9 @@
       <w:lvlText w:val="%7."/>
       <w:lvlJc w:val="left"/>
       <w:pPr>
+        <w:tabs>
+          <w:tab w:val="num" w:pos="0"/>
+        </w:tabs>
         <w:ind w:left="5040" w:hanging="360"/>
       </w:pPr>
       <w:rPr>
@@ -4458,6 +4874,9 @@
       <w:lvlText w:val="%8."/>
       <w:lvlJc w:val="left"/>
       <w:pPr>
+        <w:tabs>
+          <w:tab w:val="num" w:pos="0"/>
+        </w:tabs>
         <w:ind w:left="5760" w:hanging="360"/>
       </w:pPr>
       <w:rPr>
@@ -4470,6 +4889,9 @@
       <w:lvlText w:val="%9."/>
       <w:lvlJc w:val="left"/>
       <w:pPr>
+        <w:tabs>
+          <w:tab w:val="num" w:pos="0"/>
+        </w:tabs>
         <w:ind w:left="6480" w:hanging="360"/>
       </w:pPr>
       <w:rPr>
@@ -4484,6 +4906,9 @@
       <w:lvlText w:val="%1."/>
       <w:lvlJc w:val="left"/>
       <w:pPr>
+        <w:tabs>
+          <w:tab w:val="num" w:pos="0"/>
+        </w:tabs>
         <w:ind w:left="720" w:hanging="360"/>
       </w:pPr>
       <w:rPr>
@@ -4496,6 +4921,9 @@
       <w:lvlText w:val="%2."/>
       <w:lvlJc w:val="left"/>
       <w:pPr>
+        <w:tabs>
+          <w:tab w:val="num" w:pos="0"/>
+        </w:tabs>
         <w:ind w:left="1440" w:hanging="360"/>
       </w:pPr>
       <w:rPr>
@@ -4508,6 +4936,9 @@
       <w:lvlText w:val="%3."/>
       <w:lvlJc w:val="left"/>
       <w:pPr>
+        <w:tabs>
+          <w:tab w:val="num" w:pos="0"/>
+        </w:tabs>
         <w:ind w:left="2160" w:hanging="360"/>
       </w:pPr>
       <w:rPr>
@@ -4520,6 +4951,9 @@
       <w:lvlText w:val="%4."/>
       <w:lvlJc w:val="left"/>
       <w:pPr>
+        <w:tabs>
+          <w:tab w:val="num" w:pos="0"/>
+        </w:tabs>
         <w:ind w:left="2880" w:hanging="360"/>
       </w:pPr>
       <w:rPr>
@@ -4532,6 +4966,9 @@
       <w:lvlText w:val="%5."/>
       <w:lvlJc w:val="left"/>
       <w:pPr>
+        <w:tabs>
+          <w:tab w:val="num" w:pos="0"/>
+        </w:tabs>
         <w:ind w:left="3600" w:hanging="360"/>
       </w:pPr>
       <w:rPr>
@@ -4544,6 +4981,9 @@
       <w:lvlText w:val="%6."/>
       <w:lvlJc w:val="left"/>
       <w:pPr>
+        <w:tabs>
+          <w:tab w:val="num" w:pos="0"/>
+        </w:tabs>
         <w:ind w:left="4320" w:hanging="360"/>
       </w:pPr>
       <w:rPr>
@@ -4556,6 +4996,9 @@
       <w:lvlText w:val="%7."/>
       <w:lvlJc w:val="left"/>
       <w:pPr>
+        <w:tabs>
+          <w:tab w:val="num" w:pos="0"/>
+        </w:tabs>
         <w:ind w:left="5040" w:hanging="360"/>
       </w:pPr>
       <w:rPr>
@@ -4568,6 +5011,9 @@
       <w:lvlText w:val="%8."/>
       <w:lvlJc w:val="left"/>
       <w:pPr>
+        <w:tabs>
+          <w:tab w:val="num" w:pos="0"/>
+        </w:tabs>
         <w:ind w:left="5760" w:hanging="360"/>
       </w:pPr>
       <w:rPr>
@@ -4580,6 +5026,9 @@
       <w:lvlText w:val="%9."/>
       <w:lvlJc w:val="left"/>
       <w:pPr>
+        <w:tabs>
+          <w:tab w:val="num" w:pos="0"/>
+        </w:tabs>
         <w:ind w:left="6480" w:hanging="360"/>
       </w:pPr>
       <w:rPr>
@@ -4594,6 +5043,9 @@
       <w:lvlText w:val="%1."/>
       <w:lvlJc w:val="left"/>
       <w:pPr>
+        <w:tabs>
+          <w:tab w:val="num" w:pos="0"/>
+        </w:tabs>
         <w:ind w:left="720" w:hanging="360"/>
       </w:pPr>
       <w:rPr>
@@ -4606,6 +5058,9 @@
       <w:lvlText w:val="%2."/>
       <w:lvlJc w:val="left"/>
       <w:pPr>
+        <w:tabs>
+          <w:tab w:val="num" w:pos="0"/>
+        </w:tabs>
         <w:ind w:left="1440" w:hanging="360"/>
       </w:pPr>
       <w:rPr>
@@ -4618,6 +5073,9 @@
       <w:lvlText w:val="%3."/>
       <w:lvlJc w:val="left"/>
       <w:pPr>
+        <w:tabs>
+          <w:tab w:val="num" w:pos="0"/>
+        </w:tabs>
         <w:ind w:left="2160" w:hanging="360"/>
       </w:pPr>
       <w:rPr>
@@ -4630,6 +5088,9 @@
       <w:lvlText w:val="%4."/>
       <w:lvlJc w:val="left"/>
       <w:pPr>
+        <w:tabs>
+          <w:tab w:val="num" w:pos="0"/>
+        </w:tabs>
         <w:ind w:left="2880" w:hanging="360"/>
       </w:pPr>
       <w:rPr>
@@ -4642,6 +5103,9 @@
       <w:lvlText w:val="%5."/>
       <w:lvlJc w:val="left"/>
       <w:pPr>
+        <w:tabs>
+          <w:tab w:val="num" w:pos="0"/>
+        </w:tabs>
         <w:ind w:left="3600" w:hanging="360"/>
       </w:pPr>
       <w:rPr>
@@ -4654,6 +5118,9 @@
       <w:lvlText w:val="%6."/>
       <w:lvlJc w:val="left"/>
       <w:pPr>
+        <w:tabs>
+          <w:tab w:val="num" w:pos="0"/>
+        </w:tabs>
         <w:ind w:left="4320" w:hanging="360"/>
       </w:pPr>
       <w:rPr>
@@ -4666,6 +5133,9 @@
       <w:lvlText w:val="%7."/>
       <w:lvlJc w:val="left"/>
       <w:pPr>
+        <w:tabs>
+          <w:tab w:val="num" w:pos="0"/>
+        </w:tabs>
         <w:ind w:left="5040" w:hanging="360"/>
       </w:pPr>
       <w:rPr>
@@ -4678,6 +5148,9 @@
       <w:lvlText w:val="%8."/>
       <w:lvlJc w:val="left"/>
       <w:pPr>
+        <w:tabs>
+          <w:tab w:val="num" w:pos="0"/>
+        </w:tabs>
         <w:ind w:left="5760" w:hanging="360"/>
       </w:pPr>
       <w:rPr>
@@ -4690,6 +5163,9 @@
       <w:lvlText w:val="%9."/>
       <w:lvlJc w:val="left"/>
       <w:pPr>
+        <w:tabs>
+          <w:tab w:val="num" w:pos="0"/>
+        </w:tabs>
         <w:ind w:left="6480" w:hanging="360"/>
       </w:pPr>
       <w:rPr>
@@ -4704,6 +5180,9 @@
       <w:lvlText w:val="%1."/>
       <w:lvlJc w:val="left"/>
       <w:pPr>
+        <w:tabs>
+          <w:tab w:val="num" w:pos="0"/>
+        </w:tabs>
         <w:ind w:left="720" w:hanging="360"/>
       </w:pPr>
       <w:rPr>
@@ -4716,6 +5195,9 @@
       <w:lvlText w:val="%2."/>
       <w:lvlJc w:val="left"/>
       <w:pPr>
+        <w:tabs>
+          <w:tab w:val="num" w:pos="0"/>
+        </w:tabs>
         <w:ind w:left="1440" w:hanging="360"/>
       </w:pPr>
       <w:rPr>
@@ -4728,6 +5210,9 @@
       <w:lvlText w:val="%3."/>
       <w:lvlJc w:val="left"/>
       <w:pPr>
+        <w:tabs>
+          <w:tab w:val="num" w:pos="0"/>
+        </w:tabs>
         <w:ind w:left="2160" w:hanging="360"/>
       </w:pPr>
       <w:rPr>
@@ -4740,6 +5225,9 @@
       <w:lvlText w:val="%4."/>
       <w:lvlJc w:val="left"/>
       <w:pPr>
+        <w:tabs>
+          <w:tab w:val="num" w:pos="0"/>
+        </w:tabs>
         <w:ind w:left="2880" w:hanging="360"/>
       </w:pPr>
       <w:rPr>
@@ -4752,6 +5240,9 @@
       <w:lvlText w:val="%5."/>
       <w:lvlJc w:val="left"/>
       <w:pPr>
+        <w:tabs>
+          <w:tab w:val="num" w:pos="0"/>
+        </w:tabs>
         <w:ind w:left="3600" w:hanging="360"/>
       </w:pPr>
       <w:rPr>
@@ -4764,6 +5255,9 @@
       <w:lvlText w:val="%6."/>
       <w:lvlJc w:val="left"/>
       <w:pPr>
+        <w:tabs>
+          <w:tab w:val="num" w:pos="0"/>
+        </w:tabs>
         <w:ind w:left="4320" w:hanging="360"/>
       </w:pPr>
       <w:rPr>
@@ -4776,6 +5270,9 @@
       <w:lvlText w:val="%7."/>
       <w:lvlJc w:val="left"/>
       <w:pPr>
+        <w:tabs>
+          <w:tab w:val="num" w:pos="0"/>
+        </w:tabs>
         <w:ind w:left="5040" w:hanging="360"/>
       </w:pPr>
       <w:rPr>
@@ -4788,6 +5285,9 @@
       <w:lvlText w:val="%8."/>
       <w:lvlJc w:val="left"/>
       <w:pPr>
+        <w:tabs>
+          <w:tab w:val="num" w:pos="0"/>
+        </w:tabs>
         <w:ind w:left="5760" w:hanging="360"/>
       </w:pPr>
       <w:rPr>
@@ -4800,6 +5300,9 @@
       <w:lvlText w:val="%9."/>
       <w:lvlJc w:val="left"/>
       <w:pPr>
+        <w:tabs>
+          <w:tab w:val="num" w:pos="0"/>
+        </w:tabs>
         <w:ind w:left="6480" w:hanging="360"/>
       </w:pPr>
       <w:rPr>
@@ -4814,6 +5317,9 @@
       <w:lvlText w:val="%1."/>
       <w:lvlJc w:val="left"/>
       <w:pPr>
+        <w:tabs>
+          <w:tab w:val="num" w:pos="0"/>
+        </w:tabs>
         <w:ind w:left="720" w:hanging="360"/>
       </w:pPr>
       <w:rPr>
@@ -4826,6 +5332,9 @@
       <w:lvlText w:val="%2."/>
       <w:lvlJc w:val="left"/>
       <w:pPr>
+        <w:tabs>
+          <w:tab w:val="num" w:pos="0"/>
+        </w:tabs>
         <w:ind w:left="1440" w:hanging="360"/>
       </w:pPr>
       <w:rPr>
@@ -4838,6 +5347,9 @@
       <w:lvlText w:val="%3."/>
       <w:lvlJc w:val="left"/>
       <w:pPr>
+        <w:tabs>
+          <w:tab w:val="num" w:pos="0"/>
+        </w:tabs>
         <w:ind w:left="2160" w:hanging="360"/>
       </w:pPr>
       <w:rPr>
@@ -4850,6 +5362,9 @@
       <w:lvlText w:val="%4."/>
       <w:lvlJc w:val="left"/>
       <w:pPr>
+        <w:tabs>
+          <w:tab w:val="num" w:pos="0"/>
+        </w:tabs>
         <w:ind w:left="2880" w:hanging="360"/>
       </w:pPr>
       <w:rPr>
@@ -4862,6 +5377,9 @@
       <w:lvlText w:val="%5."/>
       <w:lvlJc w:val="left"/>
       <w:pPr>
+        <w:tabs>
+          <w:tab w:val="num" w:pos="0"/>
+        </w:tabs>
         <w:ind w:left="3600" w:hanging="360"/>
       </w:pPr>
       <w:rPr>
@@ -4874,6 +5392,9 @@
       <w:lvlText w:val="%6."/>
       <w:lvlJc w:val="left"/>
       <w:pPr>
+        <w:tabs>
+          <w:tab w:val="num" w:pos="0"/>
+        </w:tabs>
         <w:ind w:left="4320" w:hanging="360"/>
       </w:pPr>
       <w:rPr>
@@ -4886,6 +5407,9 @@
       <w:lvlText w:val="%7."/>
       <w:lvlJc w:val="left"/>
       <w:pPr>
+        <w:tabs>
+          <w:tab w:val="num" w:pos="0"/>
+        </w:tabs>
         <w:ind w:left="5040" w:hanging="360"/>
       </w:pPr>
       <w:rPr>
@@ -4898,6 +5422,9 @@
       <w:lvlText w:val="%8."/>
       <w:lvlJc w:val="left"/>
       <w:pPr>
+        <w:tabs>
+          <w:tab w:val="num" w:pos="0"/>
+        </w:tabs>
         <w:ind w:left="5760" w:hanging="360"/>
       </w:pPr>
       <w:rPr>
@@ -4910,6 +5437,9 @@
       <w:lvlText w:val="%9."/>
       <w:lvlJc w:val="left"/>
       <w:pPr>
+        <w:tabs>
+          <w:tab w:val="num" w:pos="0"/>
+        </w:tabs>
         <w:ind w:left="6480" w:hanging="360"/>
       </w:pPr>
       <w:rPr>
@@ -4924,6 +5454,9 @@
       <w:lvlText w:val="%1."/>
       <w:lvlJc w:val="left"/>
       <w:pPr>
+        <w:tabs>
+          <w:tab w:val="num" w:pos="0"/>
+        </w:tabs>
         <w:ind w:left="720" w:hanging="360"/>
       </w:pPr>
       <w:rPr>
@@ -4936,6 +5469,9 @@
       <w:lvlText w:val="%2."/>
       <w:lvlJc w:val="left"/>
       <w:pPr>
+        <w:tabs>
+          <w:tab w:val="num" w:pos="0"/>
+        </w:tabs>
         <w:ind w:left="1440" w:hanging="360"/>
       </w:pPr>
       <w:rPr>
@@ -4948,6 +5484,9 @@
       <w:lvlText w:val="%3."/>
       <w:lvlJc w:val="left"/>
       <w:pPr>
+        <w:tabs>
+          <w:tab w:val="num" w:pos="0"/>
+        </w:tabs>
         <w:ind w:left="2160" w:hanging="360"/>
       </w:pPr>
       <w:rPr>
@@ -4960,6 +5499,9 @@
       <w:lvlText w:val="%4."/>
       <w:lvlJc w:val="left"/>
       <w:pPr>
+        <w:tabs>
+          <w:tab w:val="num" w:pos="0"/>
+        </w:tabs>
         <w:ind w:left="2880" w:hanging="360"/>
       </w:pPr>
       <w:rPr>
@@ -4972,6 +5514,9 @@
       <w:lvlText w:val="%5."/>
       <w:lvlJc w:val="left"/>
       <w:pPr>
+        <w:tabs>
+          <w:tab w:val="num" w:pos="0"/>
+        </w:tabs>
         <w:ind w:left="3600" w:hanging="360"/>
       </w:pPr>
       <w:rPr>
@@ -4984,6 +5529,9 @@
       <w:lvlText w:val="%6."/>
       <w:lvlJc w:val="left"/>
       <w:pPr>
+        <w:tabs>
+          <w:tab w:val="num" w:pos="0"/>
+        </w:tabs>
         <w:ind w:left="4320" w:hanging="360"/>
       </w:pPr>
       <w:rPr>
@@ -4996,6 +5544,9 @@
       <w:lvlText w:val="%7."/>
       <w:lvlJc w:val="left"/>
       <w:pPr>
+        <w:tabs>
+          <w:tab w:val="num" w:pos="0"/>
+        </w:tabs>
         <w:ind w:left="5040" w:hanging="360"/>
       </w:pPr>
       <w:rPr>
@@ -5008,6 +5559,9 @@
       <w:lvlText w:val="%8."/>
       <w:lvlJc w:val="left"/>
       <w:pPr>
+        <w:tabs>
+          <w:tab w:val="num" w:pos="0"/>
+        </w:tabs>
         <w:ind w:left="5760" w:hanging="360"/>
       </w:pPr>
       <w:rPr>
@@ -5020,6 +5574,9 @@
       <w:lvlText w:val="%9."/>
       <w:lvlJc w:val="left"/>
       <w:pPr>
+        <w:tabs>
+          <w:tab w:val="num" w:pos="0"/>
+        </w:tabs>
         <w:ind w:left="6480" w:hanging="360"/>
       </w:pPr>
       <w:rPr>
@@ -5034,6 +5591,9 @@
       <w:lvlText w:val="%1."/>
       <w:lvlJc w:val="left"/>
       <w:pPr>
+        <w:tabs>
+          <w:tab w:val="num" w:pos="0"/>
+        </w:tabs>
         <w:ind w:left="720" w:hanging="360"/>
       </w:pPr>
       <w:rPr>
@@ -5046,6 +5606,9 @@
       <w:lvlText w:val="%2."/>
       <w:lvlJc w:val="left"/>
       <w:pPr>
+        <w:tabs>
+          <w:tab w:val="num" w:pos="0"/>
+        </w:tabs>
         <w:ind w:left="1440" w:hanging="360"/>
       </w:pPr>
       <w:rPr>
@@ -5058,6 +5621,9 @@
       <w:lvlText w:val="%3."/>
       <w:lvlJc w:val="left"/>
       <w:pPr>
+        <w:tabs>
+          <w:tab w:val="num" w:pos="0"/>
+        </w:tabs>
         <w:ind w:left="2160" w:hanging="360"/>
       </w:pPr>
       <w:rPr>
@@ -5070,6 +5636,9 @@
       <w:lvlText w:val="%4."/>
       <w:lvlJc w:val="left"/>
       <w:pPr>
+        <w:tabs>
+          <w:tab w:val="num" w:pos="0"/>
+        </w:tabs>
         <w:ind w:left="2880" w:hanging="360"/>
       </w:pPr>
       <w:rPr>
@@ -5082,6 +5651,9 @@
       <w:lvlText w:val="%5."/>
       <w:lvlJc w:val="left"/>
       <w:pPr>
+        <w:tabs>
+          <w:tab w:val="num" w:pos="0"/>
+        </w:tabs>
         <w:ind w:left="3600" w:hanging="360"/>
       </w:pPr>
       <w:rPr>
@@ -5094,6 +5666,9 @@
       <w:lvlText w:val="%6."/>
       <w:lvlJc w:val="left"/>
       <w:pPr>
+        <w:tabs>
+          <w:tab w:val="num" w:pos="0"/>
+        </w:tabs>
         <w:ind w:left="4320" w:hanging="360"/>
       </w:pPr>
       <w:rPr>
@@ -5106,6 +5681,9 @@
       <w:lvlText w:val="%7."/>
       <w:lvlJc w:val="left"/>
       <w:pPr>
+        <w:tabs>
+          <w:tab w:val="num" w:pos="0"/>
+        </w:tabs>
         <w:ind w:left="5040" w:hanging="360"/>
       </w:pPr>
       <w:rPr>
@@ -5118,6 +5696,9 @@
       <w:lvlText w:val="%8."/>
       <w:lvlJc w:val="left"/>
       <w:pPr>
+        <w:tabs>
+          <w:tab w:val="num" w:pos="0"/>
+        </w:tabs>
         <w:ind w:left="5760" w:hanging="360"/>
       </w:pPr>
       <w:rPr>
@@ -5130,6 +5711,9 @@
       <w:lvlText w:val="%9."/>
       <w:lvlJc w:val="left"/>
       <w:pPr>
+        <w:tabs>
+          <w:tab w:val="num" w:pos="0"/>
+        </w:tabs>
         <w:ind w:left="6480" w:hanging="360"/>
       </w:pPr>
       <w:rPr>
@@ -5144,6 +5728,9 @@
       <w:lvlText w:val="%1."/>
       <w:lvlJc w:val="left"/>
       <w:pPr>
+        <w:tabs>
+          <w:tab w:val="num" w:pos="0"/>
+        </w:tabs>
         <w:ind w:left="720" w:hanging="360"/>
       </w:pPr>
       <w:rPr>
@@ -5156,6 +5743,9 @@
       <w:lvlText w:val="%2."/>
       <w:lvlJc w:val="left"/>
       <w:pPr>
+        <w:tabs>
+          <w:tab w:val="num" w:pos="0"/>
+        </w:tabs>
         <w:ind w:left="1440" w:hanging="360"/>
       </w:pPr>
       <w:rPr>
@@ -5168,6 +5758,9 @@
       <w:lvlText w:val="%3."/>
       <w:lvlJc w:val="left"/>
       <w:pPr>
+        <w:tabs>
+          <w:tab w:val="num" w:pos="0"/>
+        </w:tabs>
         <w:ind w:left="2160" w:hanging="360"/>
       </w:pPr>
       <w:rPr>
@@ -5180,6 +5773,9 @@
       <w:lvlText w:val="%4."/>
       <w:lvlJc w:val="left"/>
       <w:pPr>
+        <w:tabs>
+          <w:tab w:val="num" w:pos="0"/>
+        </w:tabs>
         <w:ind w:left="2880" w:hanging="360"/>
       </w:pPr>
       <w:rPr>
@@ -5192,6 +5788,9 @@
       <w:lvlText w:val="%5."/>
       <w:lvlJc w:val="left"/>
       <w:pPr>
+        <w:tabs>
+          <w:tab w:val="num" w:pos="0"/>
+        </w:tabs>
         <w:ind w:left="3600" w:hanging="360"/>
       </w:pPr>
       <w:rPr>
@@ -5204,6 +5803,9 @@
       <w:lvlText w:val="%6."/>
       <w:lvlJc w:val="left"/>
       <w:pPr>
+        <w:tabs>
+          <w:tab w:val="num" w:pos="0"/>
+        </w:tabs>
         <w:ind w:left="4320" w:hanging="360"/>
       </w:pPr>
       <w:rPr>
@@ -5216,6 +5818,9 @@
       <w:lvlText w:val="%7."/>
       <w:lvlJc w:val="left"/>
       <w:pPr>
+        <w:tabs>
+          <w:tab w:val="num" w:pos="0"/>
+        </w:tabs>
         <w:ind w:left="5040" w:hanging="360"/>
       </w:pPr>
       <w:rPr>
@@ -5228,6 +5833,9 @@
       <w:lvlText w:val="%8."/>
       <w:lvlJc w:val="left"/>
       <w:pPr>
+        <w:tabs>
+          <w:tab w:val="num" w:pos="0"/>
+        </w:tabs>
         <w:ind w:left="5760" w:hanging="360"/>
       </w:pPr>
       <w:rPr>
@@ -5240,11 +5848,133 @@
       <w:lvlText w:val="%9."/>
       <w:lvlJc w:val="left"/>
       <w:pPr>
+        <w:tabs>
+          <w:tab w:val="num" w:pos="0"/>
+        </w:tabs>
         <w:ind w:left="6480" w:hanging="360"/>
       </w:pPr>
       <w:rPr>
         <w:u w:val="none"/>
       </w:rPr>
+    </w:lvl>
+  </w:abstractNum>
+  <w:abstractNum w:abstractNumId="27">
+    <w:lvl w:ilvl="0">
+      <w:start w:val="1"/>
+      <w:numFmt w:val="none"/>
+      <w:suff w:val="nothing"/>
+      <w:lvlText w:val=""/>
+      <w:lvlJc w:val="left"/>
+      <w:pPr>
+        <w:tabs>
+          <w:tab w:val="num" w:pos="0"/>
+        </w:tabs>
+        <w:ind w:left="0" w:hanging="0"/>
+      </w:pPr>
+    </w:lvl>
+    <w:lvl w:ilvl="1">
+      <w:start w:val="1"/>
+      <w:numFmt w:val="none"/>
+      <w:suff w:val="nothing"/>
+      <w:lvlText w:val=""/>
+      <w:lvlJc w:val="left"/>
+      <w:pPr>
+        <w:tabs>
+          <w:tab w:val="num" w:pos="0"/>
+        </w:tabs>
+        <w:ind w:left="0" w:hanging="0"/>
+      </w:pPr>
+    </w:lvl>
+    <w:lvl w:ilvl="2">
+      <w:start w:val="1"/>
+      <w:numFmt w:val="none"/>
+      <w:suff w:val="nothing"/>
+      <w:lvlText w:val=""/>
+      <w:lvlJc w:val="left"/>
+      <w:pPr>
+        <w:tabs>
+          <w:tab w:val="num" w:pos="0"/>
+        </w:tabs>
+        <w:ind w:left="0" w:hanging="0"/>
+      </w:pPr>
+    </w:lvl>
+    <w:lvl w:ilvl="3">
+      <w:start w:val="1"/>
+      <w:numFmt w:val="none"/>
+      <w:suff w:val="nothing"/>
+      <w:lvlText w:val=""/>
+      <w:lvlJc w:val="left"/>
+      <w:pPr>
+        <w:tabs>
+          <w:tab w:val="num" w:pos="0"/>
+        </w:tabs>
+        <w:ind w:left="0" w:hanging="0"/>
+      </w:pPr>
+    </w:lvl>
+    <w:lvl w:ilvl="4">
+      <w:start w:val="1"/>
+      <w:numFmt w:val="none"/>
+      <w:suff w:val="nothing"/>
+      <w:lvlText w:val=""/>
+      <w:lvlJc w:val="left"/>
+      <w:pPr>
+        <w:tabs>
+          <w:tab w:val="num" w:pos="0"/>
+        </w:tabs>
+        <w:ind w:left="0" w:hanging="0"/>
+      </w:pPr>
+    </w:lvl>
+    <w:lvl w:ilvl="5">
+      <w:start w:val="1"/>
+      <w:numFmt w:val="none"/>
+      <w:suff w:val="nothing"/>
+      <w:lvlText w:val=""/>
+      <w:lvlJc w:val="left"/>
+      <w:pPr>
+        <w:tabs>
+          <w:tab w:val="num" w:pos="0"/>
+        </w:tabs>
+        <w:ind w:left="0" w:hanging="0"/>
+      </w:pPr>
+    </w:lvl>
+    <w:lvl w:ilvl="6">
+      <w:start w:val="1"/>
+      <w:numFmt w:val="none"/>
+      <w:suff w:val="nothing"/>
+      <w:lvlText w:val=""/>
+      <w:lvlJc w:val="left"/>
+      <w:pPr>
+        <w:tabs>
+          <w:tab w:val="num" w:pos="0"/>
+        </w:tabs>
+        <w:ind w:left="0" w:hanging="0"/>
+      </w:pPr>
+    </w:lvl>
+    <w:lvl w:ilvl="7">
+      <w:start w:val="1"/>
+      <w:numFmt w:val="none"/>
+      <w:suff w:val="nothing"/>
+      <w:lvlText w:val=""/>
+      <w:lvlJc w:val="left"/>
+      <w:pPr>
+        <w:tabs>
+          <w:tab w:val="num" w:pos="0"/>
+        </w:tabs>
+        <w:ind w:left="0" w:hanging="0"/>
+      </w:pPr>
+    </w:lvl>
+    <w:lvl w:ilvl="8">
+      <w:start w:val="1"/>
+      <w:numFmt w:val="none"/>
+      <w:suff w:val="nothing"/>
+      <w:lvlText w:val=""/>
+      <w:lvlJc w:val="left"/>
+      <w:pPr>
+        <w:tabs>
+          <w:tab w:val="num" w:pos="0"/>
+        </w:tabs>
+        <w:ind w:left="0" w:hanging="0"/>
+      </w:pPr>
     </w:lvl>
   </w:abstractNum>
   <w:num w:numId="1">
@@ -5325,49 +6055,57 @@
   <w:num w:numId="26">
     <w:abstractNumId w:val="26"/>
   </w:num>
+  <w:num w:numId="27">
+    <w:abstractNumId w:val="27"/>
+  </w:num>
 </w:numbering>
 </file>
 
 <file path=word/styles.xml><?xml version="1.0" encoding="utf-8"?>
-<w:styles xmlns:mc="http://schemas.openxmlformats.org/markup-compatibility/2006" xmlns:o="urn:schemas-microsoft-com:office:office" xmlns:r="http://schemas.openxmlformats.org/officeDocument/2006/relationships" xmlns:m="http://schemas.openxmlformats.org/officeDocument/2006/math" xmlns:v="urn:schemas-microsoft-com:vml" xmlns:wp="http://schemas.openxmlformats.org/drawingml/2006/wordprocessingDrawing" xmlns:w10="urn:schemas-microsoft-com:office:word" xmlns:w="http://schemas.openxmlformats.org/wordprocessingml/2006/main" xmlns:wne="http://schemas.microsoft.com/office/word/2006/wordml" xmlns:sl="http://schemas.openxmlformats.org/schemaLibrary/2006/main" xmlns:a="http://schemas.openxmlformats.org/drawingml/2006/main" xmlns:pic="http://schemas.openxmlformats.org/drawingml/2006/picture" xmlns:c="http://schemas.openxmlformats.org/drawingml/2006/chart" xmlns:lc="http://schemas.openxmlformats.org/drawingml/2006/lockedCanvas" xmlns:dgm="http://schemas.openxmlformats.org/drawingml/2006/diagram" xmlns:wps="http://schemas.microsoft.com/office/word/2010/wordprocessingShape" xmlns:wpg="http://schemas.microsoft.com/office/word/2010/wordprocessingGroup" xmlns:w14="http://schemas.microsoft.com/office/word/2010/wordml" xmlns:w15="http://schemas.microsoft.com/office/word/2012/wordml" xmlns:w16="http://schemas.microsoft.com/office/word/2018/wordml" xmlns:w16cex="http://schemas.microsoft.com/office/word/2018/wordml/cex" xmlns:w16cid="http://schemas.microsoft.com/office/word/2016/wordml/cid" xmlns="http://schemas.microsoft.com/office/tasks/2019/documenttasks" xmlns:cr="http://schemas.microsoft.com/office/comments/2020/reactions">
+<w:styles xmlns:w="http://schemas.openxmlformats.org/wordprocessingml/2006/main" xmlns:w14="http://schemas.microsoft.com/office/word/2010/wordml" xmlns:mc="http://schemas.openxmlformats.org/markup-compatibility/2006" mc:Ignorable="w14">
   <w:docDefaults>
     <w:rPrDefault>
       <w:rPr>
-        <w:rFonts w:ascii="Arial" w:cs="Arial" w:eastAsia="Arial" w:hAnsi="Arial"/>
+        <w:rFonts w:ascii="Arial" w:hAnsi="Arial" w:eastAsia="Arial" w:cs="Arial"/>
         <w:sz w:val="22"/>
         <w:szCs w:val="22"/>
-        <w:lang w:val="en"/>
+        <w:lang w:val="en-US" w:eastAsia="zh-CN" w:bidi="hi-IN"/>
       </w:rPr>
     </w:rPrDefault>
     <w:pPrDefault>
       <w:pPr>
-        <w:spacing w:line="276" w:lineRule="auto"/>
+        <w:suppressAutoHyphens w:val="true"/>
       </w:pPr>
     </w:pPrDefault>
   </w:docDefaults>
-  <w:style w:type="table" w:styleId="TableNormal" w:default="1">
-    <w:name w:val="TableNormal"/>
-    <w:tblPr>
-      <w:tblCellMar>
-        <w:top w:w="100.0" w:type="dxa"/>
-        <w:left w:w="100.0" w:type="dxa"/>
-        <w:bottom w:w="100.0" w:type="dxa"/>
-        <w:right w:w="100.0" w:type="dxa"/>
-      </w:tblCellMar>
-    </w:tblPr>
-  </w:style>
-  <w:style w:type="paragraph" w:styleId="Normal" w:default="1">
-    <w:name w:val="normal"/>
+  <w:style w:type="paragraph" w:styleId="Normal">
+    <w:name w:val="Normal"/>
+    <w:qFormat/>
+    <w:pPr>
+      <w:widowControl/>
+      <w:bidi w:val="0"/>
+      <w:spacing w:lineRule="auto" w:line="276" w:before="0" w:after="0"/>
+      <w:jc w:val="left"/>
+    </w:pPr>
+    <w:rPr>
+      <w:rFonts w:ascii="Arial" w:hAnsi="Arial" w:eastAsia="Arial" w:cs="Arial"/>
+      <w:color w:val="auto"/>
+      <w:kern w:val="0"/>
+      <w:sz w:val="22"/>
+      <w:szCs w:val="22"/>
+      <w:lang w:val="en-US" w:eastAsia="zh-CN" w:bidi="hi-IN"/>
+    </w:rPr>
   </w:style>
   <w:style w:type="paragraph" w:styleId="Heading1">
-    <w:name w:val="heading 1"/>
-    <w:basedOn w:val="Normal"/>
-    <w:next w:val="Normal"/>
+    <w:name w:val="Heading 1"/>
+    <w:basedOn w:val="normal1"/>
+    <w:next w:val="normal1"/>
+    <w:qFormat/>
     <w:pPr>
-      <w:keepNext w:val="1"/>
-      <w:keepLines w:val="1"/>
-      <w:pageBreakBefore w:val="0"/>
-      <w:spacing w:after="120" w:before="400" w:lineRule="auto"/>
+      <w:keepNext w:val="true"/>
+      <w:keepLines/>
+      <w:pageBreakBefore w:val="false"/>
+      <w:spacing w:lineRule="auto" w:line="240" w:before="400" w:after="120"/>
     </w:pPr>
     <w:rPr>
       <w:sz w:val="40"/>
@@ -5375,49 +6113,52 @@
     </w:rPr>
   </w:style>
   <w:style w:type="paragraph" w:styleId="Heading2">
-    <w:name w:val="heading 2"/>
-    <w:basedOn w:val="Normal"/>
-    <w:next w:val="Normal"/>
+    <w:name w:val="Heading 2"/>
+    <w:basedOn w:val="normal1"/>
+    <w:next w:val="normal1"/>
+    <w:qFormat/>
     <w:pPr>
-      <w:keepNext w:val="1"/>
-      <w:keepLines w:val="1"/>
-      <w:pageBreakBefore w:val="0"/>
-      <w:spacing w:after="120" w:before="360" w:lineRule="auto"/>
+      <w:keepNext w:val="true"/>
+      <w:keepLines/>
+      <w:pageBreakBefore w:val="false"/>
+      <w:spacing w:lineRule="auto" w:line="240" w:before="360" w:after="120"/>
     </w:pPr>
     <w:rPr>
-      <w:b w:val="0"/>
-      <w:bCs w:val="0"/>
+      <w:b w:val="false"/>
+      <w:bCs w:val="false"/>
       <w:sz w:val="32"/>
       <w:szCs w:val="32"/>
     </w:rPr>
   </w:style>
   <w:style w:type="paragraph" w:styleId="Heading3">
-    <w:name w:val="heading 3"/>
-    <w:basedOn w:val="Normal"/>
-    <w:next w:val="Normal"/>
+    <w:name w:val="Heading 3"/>
+    <w:basedOn w:val="normal1"/>
+    <w:next w:val="normal1"/>
+    <w:qFormat/>
     <w:pPr>
-      <w:keepNext w:val="1"/>
-      <w:keepLines w:val="1"/>
-      <w:pageBreakBefore w:val="0"/>
-      <w:spacing w:after="80" w:before="320" w:lineRule="auto"/>
+      <w:keepNext w:val="true"/>
+      <w:keepLines/>
+      <w:pageBreakBefore w:val="false"/>
+      <w:spacing w:lineRule="auto" w:line="240" w:before="320" w:after="80"/>
     </w:pPr>
     <w:rPr>
-      <w:b w:val="0"/>
-      <w:bCs w:val="0"/>
+      <w:b w:val="false"/>
+      <w:bCs w:val="false"/>
       <w:color w:val="434343"/>
       <w:sz w:val="28"/>
       <w:szCs w:val="28"/>
     </w:rPr>
   </w:style>
   <w:style w:type="paragraph" w:styleId="Heading4">
-    <w:name w:val="heading 4"/>
-    <w:basedOn w:val="Normal"/>
-    <w:next w:val="Normal"/>
+    <w:name w:val="Heading 4"/>
+    <w:basedOn w:val="normal1"/>
+    <w:next w:val="normal1"/>
+    <w:qFormat/>
     <w:pPr>
-      <w:keepNext w:val="1"/>
-      <w:keepLines w:val="1"/>
-      <w:pageBreakBefore w:val="0"/>
-      <w:spacing w:after="80" w:before="280" w:lineRule="auto"/>
+      <w:keepNext w:val="true"/>
+      <w:keepLines/>
+      <w:pageBreakBefore w:val="false"/>
+      <w:spacing w:lineRule="auto" w:line="240" w:before="280" w:after="80"/>
     </w:pPr>
     <w:rPr>
       <w:color w:val="666666"/>
@@ -5426,14 +6167,15 @@
     </w:rPr>
   </w:style>
   <w:style w:type="paragraph" w:styleId="Heading5">
-    <w:name w:val="heading 5"/>
-    <w:basedOn w:val="Normal"/>
-    <w:next w:val="Normal"/>
+    <w:name w:val="Heading 5"/>
+    <w:basedOn w:val="normal1"/>
+    <w:next w:val="normal1"/>
+    <w:qFormat/>
     <w:pPr>
-      <w:keepNext w:val="1"/>
-      <w:keepLines w:val="1"/>
-      <w:pageBreakBefore w:val="0"/>
-      <w:spacing w:after="80" w:before="240" w:lineRule="auto"/>
+      <w:keepNext w:val="true"/>
+      <w:keepLines/>
+      <w:pageBreakBefore w:val="false"/>
+      <w:spacing w:lineRule="auto" w:line="240" w:before="240" w:after="80"/>
     </w:pPr>
     <w:rPr>
       <w:color w:val="666666"/>
@@ -5442,32 +6184,110 @@
     </w:rPr>
   </w:style>
   <w:style w:type="paragraph" w:styleId="Heading6">
-    <w:name w:val="heading 6"/>
-    <w:basedOn w:val="Normal"/>
-    <w:next w:val="Normal"/>
+    <w:name w:val="Heading 6"/>
+    <w:basedOn w:val="normal1"/>
+    <w:next w:val="normal1"/>
+    <w:qFormat/>
     <w:pPr>
-      <w:keepNext w:val="1"/>
-      <w:keepLines w:val="1"/>
-      <w:pageBreakBefore w:val="0"/>
-      <w:spacing w:after="80" w:before="240" w:lineRule="auto"/>
+      <w:keepNext w:val="true"/>
+      <w:keepLines/>
+      <w:pageBreakBefore w:val="false"/>
+      <w:spacing w:lineRule="auto" w:line="240" w:before="240" w:after="80"/>
     </w:pPr>
     <w:rPr>
-      <w:i w:val="1"/>
-      <w:iCs w:val="1"/>
+      <w:i/>
+      <w:iCs/>
       <w:color w:val="666666"/>
       <w:sz w:val="22"/>
       <w:szCs w:val="22"/>
     </w:rPr>
   </w:style>
+  <w:style w:type="paragraph" w:styleId="Heading">
+    <w:name w:val="Heading"/>
+    <w:basedOn w:val="Normal"/>
+    <w:next w:val="BodyText"/>
+    <w:qFormat/>
+    <w:pPr>
+      <w:keepNext w:val="true"/>
+      <w:spacing w:before="240" w:after="120"/>
+    </w:pPr>
+    <w:rPr>
+      <w:rFonts w:ascii="Liberation Sans" w:hAnsi="Liberation Sans" w:eastAsia="Noto Sans CJK SC" w:cs="Noto Sans Devanagari"/>
+      <w:sz w:val="28"/>
+      <w:szCs w:val="28"/>
+    </w:rPr>
+  </w:style>
+  <w:style w:type="paragraph" w:styleId="BodyText">
+    <w:name w:val="Body Text"/>
+    <w:basedOn w:val="Normal"/>
+    <w:pPr>
+      <w:spacing w:lineRule="auto" w:line="276" w:before="0" w:after="140"/>
+    </w:pPr>
+    <w:rPr/>
+  </w:style>
+  <w:style w:type="paragraph" w:styleId="List">
+    <w:name w:val="List"/>
+    <w:basedOn w:val="BodyText"/>
+    <w:pPr/>
+    <w:rPr>
+      <w:rFonts w:cs="Noto Sans Devanagari"/>
+    </w:rPr>
+  </w:style>
+  <w:style w:type="paragraph" w:styleId="Caption">
+    <w:name w:val="Caption"/>
+    <w:basedOn w:val="Normal"/>
+    <w:qFormat/>
+    <w:pPr>
+      <w:suppressLineNumbers/>
+      <w:spacing w:before="120" w:after="120"/>
+    </w:pPr>
+    <w:rPr>
+      <w:rFonts w:cs="Noto Sans Devanagari"/>
+      <w:i/>
+      <w:iCs/>
+      <w:sz w:val="24"/>
+      <w:szCs w:val="24"/>
+    </w:rPr>
+  </w:style>
+  <w:style w:type="paragraph" w:styleId="Index">
+    <w:name w:val="Index"/>
+    <w:basedOn w:val="Normal"/>
+    <w:qFormat/>
+    <w:pPr>
+      <w:suppressLineNumbers/>
+    </w:pPr>
+    <w:rPr>
+      <w:rFonts w:cs="Noto Sans Devanagari"/>
+    </w:rPr>
+  </w:style>
+  <w:style w:type="paragraph" w:styleId="normal1" w:default="1">
+    <w:name w:val="normal1"/>
+    <w:qFormat/>
+    <w:pPr>
+      <w:widowControl/>
+      <w:bidi w:val="0"/>
+      <w:spacing w:lineRule="auto" w:line="276" w:before="0" w:after="0"/>
+      <w:jc w:val="left"/>
+    </w:pPr>
+    <w:rPr>
+      <w:rFonts w:ascii="Arial" w:hAnsi="Arial" w:eastAsia="Arial" w:cs="Arial"/>
+      <w:color w:val="auto"/>
+      <w:kern w:val="0"/>
+      <w:sz w:val="22"/>
+      <w:szCs w:val="22"/>
+      <w:lang w:val="en-US" w:eastAsia="zh-CN" w:bidi="hi-IN"/>
+    </w:rPr>
+  </w:style>
   <w:style w:type="paragraph" w:styleId="Title">
     <w:name w:val="Title"/>
-    <w:basedOn w:val="Normal"/>
-    <w:next w:val="Normal"/>
+    <w:basedOn w:val="normal1"/>
+    <w:next w:val="normal1"/>
+    <w:qFormat/>
     <w:pPr>
-      <w:keepNext w:val="1"/>
-      <w:keepLines w:val="1"/>
-      <w:pageBreakBefore w:val="0"/>
-      <w:spacing w:after="60" w:before="0" w:lineRule="auto"/>
+      <w:keepNext w:val="true"/>
+      <w:keepLines/>
+      <w:pageBreakBefore w:val="false"/>
+      <w:spacing w:lineRule="auto" w:line="240" w:before="0" w:after="60"/>
     </w:pPr>
     <w:rPr>
       <w:sz w:val="52"/>
@@ -5476,62 +6296,74 @@
   </w:style>
   <w:style w:type="paragraph" w:styleId="Subtitle">
     <w:name w:val="Subtitle"/>
-    <w:basedOn w:val="Normal"/>
-    <w:next w:val="Normal"/>
+    <w:basedOn w:val="normal1"/>
+    <w:next w:val="normal1"/>
+    <w:qFormat/>
     <w:pPr>
-      <w:keepNext w:val="1"/>
-      <w:keepLines w:val="1"/>
-      <w:pageBreakBefore w:val="0"/>
-      <w:spacing w:after="320" w:before="0" w:lineRule="auto"/>
+      <w:keepNext w:val="true"/>
+      <w:keepLines/>
+      <w:pageBreakBefore w:val="false"/>
+      <w:spacing w:lineRule="auto" w:line="240" w:before="0" w:after="320"/>
     </w:pPr>
     <w:rPr>
-      <w:rFonts w:ascii="Arial" w:cs="Arial" w:eastAsia="Arial" w:hAnsi="Arial"/>
-      <w:i w:val="0"/>
-      <w:iCs w:val="0"/>
+      <w:rFonts w:ascii="Arial" w:hAnsi="Arial" w:eastAsia="Arial" w:cs="Arial"/>
+      <w:i w:val="false"/>
+      <w:iCs w:val="false"/>
       <w:color w:val="666666"/>
       <w:sz w:val="30"/>
       <w:szCs w:val="30"/>
     </w:rPr>
   </w:style>
+  <w:style w:type="table" w:default="1" w:styleId="TableNormal">
+    <w:name w:val="TableNormal"/>
+    <w:tblPr>
+      <w:tblCellMar>
+        <w:top w:w="100" w:type="dxa"/>
+        <w:left w:w="100" w:type="dxa"/>
+        <w:bottom w:w="100" w:type="dxa"/>
+        <w:right w:w="100" w:type="dxa"/>
+      </w:tblCellMar>
+    </w:tblPr>
+  </w:style>
 </w:styles>
 </file>
 
 <file path=word/theme/theme1.xml><?xml version="1.0" encoding="utf-8"?>
-<a:theme xmlns:a="http://schemas.openxmlformats.org/drawingml/2006/main" name="Office Theme">
+<a:theme xmlns:a="http://schemas.openxmlformats.org/drawingml/2006/main" xmlns:r="http://schemas.openxmlformats.org/officeDocument/2006/relationships" name="Office Theme">
   <a:themeElements>
     <a:clrScheme name="Office">
       <a:dk1>
-        <a:sysClr val="windowText" lastClr="000000"/>
+        <a:srgbClr val="000000"/>
       </a:dk1>
       <a:lt1>
-        <a:sysClr val="window" lastClr="FFFFFF"/>
+        <a:srgbClr val="ffffff"/>
       </a:lt1>
       <a:dk2>
-        <a:srgbClr val="1F497D"/>
+        <a:srgbClr val="1f497d"/>
       </a:dk2>
       <a:lt2>
-        <a:srgbClr val="EEECE1"/>
+        <a:srgbClr val="eeece1"/>
       </a:lt2>
       <a:accent1>
-        <a:srgbClr val="4F81BD"/>
+        <a:srgbClr val="4f81bd"/>
       </a:accent1>
       <a:accent2>
-        <a:srgbClr val="C0504D"/>
+        <a:srgbClr val="c0504d"/>
       </a:accent2>
       <a:accent3>
-        <a:srgbClr val="9BBB59"/>
+        <a:srgbClr val="9bbb59"/>
       </a:accent3>
       <a:accent4>
-        <a:srgbClr val="8064A2"/>
+        <a:srgbClr val="8064a2"/>
       </a:accent4>
       <a:accent5>
-        <a:srgbClr val="4BACC6"/>
+        <a:srgbClr val="4bacc6"/>
       </a:accent5>
       <a:accent6>
-        <a:srgbClr val="F79646"/>
+        <a:srgbClr val="f79646"/>
       </a:accent6>
       <a:hlink>
-        <a:srgbClr val="0000FF"/>
+        <a:srgbClr val="0000ff"/>
       </a:hlink>
       <a:folHlink>
         <a:srgbClr val="800080"/>
@@ -5539,279 +6371,131 @@
     </a:clrScheme>
     <a:fontScheme name="Office">
       <a:majorFont>
-        <a:latin typeface="Calibri"/>
+        <a:latin typeface="Calibri" pitchFamily="0" charset="1"/>
         <a:ea typeface=""/>
         <a:cs typeface=""/>
-        <a:font script="Jpan" typeface="ＭＳ ゴシック"/>
-        <a:font script="Hang" typeface="맑은 고딕"/>
-        <a:font script="Hans" typeface="宋体"/>
-        <a:font script="Hant" typeface="新細明體"/>
-        <a:font script="Arab" typeface="Times New Roman"/>
-        <a:font script="Hebr" typeface="Times New Roman"/>
-        <a:font script="Thai" typeface="Angsana New"/>
-        <a:font script="Ethi" typeface="Nyala"/>
-        <a:font script="Beng" typeface="Vrinda"/>
-        <a:font script="Gujr" typeface="Shruti"/>
-        <a:font script="Khmr" typeface="MoolBoran"/>
-        <a:font script="Knda" typeface="Tunga"/>
-        <a:font script="Guru" typeface="Raavi"/>
-        <a:font script="Cans" typeface="Euphemia"/>
-        <a:font script="Cher" typeface="Plantagenet Cherokee"/>
-        <a:font script="Yiii" typeface="Microsoft Yi Baiti"/>
-        <a:font script="Tibt" typeface="Microsoft Himalaya"/>
-        <a:font script="Thaa" typeface="MV Boli"/>
-        <a:font script="Deva" typeface="Mangal"/>
-        <a:font script="Telu" typeface="Gautami"/>
-        <a:font script="Taml" typeface="Latha"/>
-        <a:font script="Syrc" typeface="Estrangelo Edessa"/>
-        <a:font script="Orya" typeface="Kalinga"/>
-        <a:font script="Mlym" typeface="Kartika"/>
-        <a:font script="Laoo" typeface="DokChampa"/>
-        <a:font script="Sinh" typeface="Iskoola Pota"/>
-        <a:font script="Mong" typeface="Mongolian Baiti"/>
-        <a:font script="Viet" typeface="Times New Roman"/>
-        <a:font script="Uigh" typeface="Microsoft Uighur"/>
-        <a:font script="Geor" typeface="Sylfaen"/>
       </a:majorFont>
       <a:minorFont>
-        <a:latin typeface="Cambria"/>
+        <a:latin typeface="Cambria" pitchFamily="0" charset="1"/>
         <a:ea typeface=""/>
         <a:cs typeface=""/>
-        <a:font script="Jpan" typeface="ＭＳ 明朝"/>
-        <a:font script="Hang" typeface="맑은 고딕"/>
-        <a:font script="Hans" typeface="宋体"/>
-        <a:font script="Hant" typeface="新細明體"/>
-        <a:font script="Arab" typeface="Arial"/>
-        <a:font script="Hebr" typeface="Arial"/>
-        <a:font script="Thai" typeface="Cordia New"/>
-        <a:font script="Ethi" typeface="Nyala"/>
-        <a:font script="Beng" typeface="Vrinda"/>
-        <a:font script="Gujr" typeface="Shruti"/>
-        <a:font script="Khmr" typeface="DaunPenh"/>
-        <a:font script="Knda" typeface="Tunga"/>
-        <a:font script="Guru" typeface="Raavi"/>
-        <a:font script="Cans" typeface="Euphemia"/>
-        <a:font script="Cher" typeface="Plantagenet Cherokee"/>
-        <a:font script="Yiii" typeface="Microsoft Yi Baiti"/>
-        <a:font script="Tibt" typeface="Microsoft Himalaya"/>
-        <a:font script="Thaa" typeface="MV Boli"/>
-        <a:font script="Deva" typeface="Mangal"/>
-        <a:font script="Telu" typeface="Gautami"/>
-        <a:font script="Taml" typeface="Latha"/>
-        <a:font script="Syrc" typeface="Estrangelo Edessa"/>
-        <a:font script="Orya" typeface="Kalinga"/>
-        <a:font script="Mlym" typeface="Kartika"/>
-        <a:font script="Laoo" typeface="DokChampa"/>
-        <a:font script="Sinh" typeface="Iskoola Pota"/>
-        <a:font script="Mong" typeface="Mongolian Baiti"/>
-        <a:font script="Viet" typeface="Arial"/>
-        <a:font script="Uigh" typeface="Microsoft Uighur"/>
-        <a:font script="Geor" typeface="Sylfaen"/>
       </a:minorFont>
     </a:fontScheme>
-    <a:fmtScheme name="Office">
+    <a:fmtScheme>
       <a:fillStyleLst>
         <a:solidFill>
           <a:schemeClr val="phClr"/>
         </a:solidFill>
-        <a:gradFill rotWithShape="1">
+        <a:gradFill>
           <a:gsLst>
             <a:gs pos="0">
               <a:schemeClr val="phClr">
                 <a:tint val="50000"/>
-                <a:satMod val="300000"/>
               </a:schemeClr>
             </a:gs>
             <a:gs pos="35000">
               <a:schemeClr val="phClr">
                 <a:tint val="37000"/>
-                <a:satMod val="300000"/>
               </a:schemeClr>
             </a:gs>
             <a:gs pos="100000">
               <a:schemeClr val="phClr">
                 <a:tint val="15000"/>
-                <a:satMod val="350000"/>
               </a:schemeClr>
             </a:gs>
           </a:gsLst>
           <a:lin ang="16200000" scaled="1"/>
+          <a:tileRect l="0" t="0" r="0" b="0"/>
         </a:gradFill>
-        <a:gradFill rotWithShape="1">
+        <a:gradFill>
           <a:gsLst>
             <a:gs pos="0">
               <a:schemeClr val="phClr">
                 <a:tint val="100000"/>
                 <a:shade val="100000"/>
-                <a:satMod val="130000"/>
               </a:schemeClr>
             </a:gs>
             <a:gs pos="100000">
               <a:schemeClr val="phClr">
                 <a:tint val="50000"/>
                 <a:shade val="100000"/>
-                <a:satMod val="350000"/>
               </a:schemeClr>
             </a:gs>
           </a:gsLst>
           <a:lin ang="16200000" scaled="0"/>
+          <a:tileRect l="0" t="0" r="0" b="0"/>
         </a:gradFill>
       </a:fillStyleLst>
       <a:lnStyleLst>
         <a:ln w="9525" cap="flat" cmpd="sng" algn="ctr">
-          <a:solidFill>
-            <a:schemeClr val="phClr">
-              <a:shade val="95000"/>
-              <a:satMod val="105000"/>
-            </a:schemeClr>
-          </a:solidFill>
           <a:prstDash val="solid"/>
         </a:ln>
         <a:ln w="25400" cap="flat" cmpd="sng" algn="ctr">
-          <a:solidFill>
-            <a:schemeClr val="phClr"/>
-          </a:solidFill>
           <a:prstDash val="solid"/>
         </a:ln>
         <a:ln w="38100" cap="flat" cmpd="sng" algn="ctr">
-          <a:solidFill>
-            <a:schemeClr val="phClr"/>
-          </a:solidFill>
           <a:prstDash val="solid"/>
         </a:ln>
       </a:lnStyleLst>
       <a:effectStyleLst>
         <a:effectStyle>
-          <a:effectLst>
-            <a:outerShdw blurRad="40000" dist="20000" dir="5400000" rotWithShape="0">
-              <a:srgbClr val="000000">
-                <a:alpha val="38000"/>
-              </a:srgbClr>
-            </a:outerShdw>
-          </a:effectLst>
+          <a:effectLst/>
         </a:effectStyle>
         <a:effectStyle>
-          <a:effectLst>
-            <a:outerShdw blurRad="40000" dist="23000" dir="5400000" rotWithShape="0">
-              <a:srgbClr val="000000">
-                <a:alpha val="35000"/>
-              </a:srgbClr>
-            </a:outerShdw>
-          </a:effectLst>
+          <a:effectLst/>
         </a:effectStyle>
         <a:effectStyle>
-          <a:effectLst>
-            <a:outerShdw blurRad="40000" dist="23000" dir="5400000" rotWithShape="0">
-              <a:srgbClr val="000000">
-                <a:alpha val="35000"/>
-              </a:srgbClr>
-            </a:outerShdw>
-          </a:effectLst>
-          <a:scene3d>
-            <a:camera prst="orthographicFront">
-              <a:rot lat="0" lon="0" rev="0"/>
-            </a:camera>
-            <a:lightRig rig="threePt" dir="t">
-              <a:rot lat="0" lon="0" rev="1200000"/>
-            </a:lightRig>
-          </a:scene3d>
-          <a:sp3d>
-            <a:bevelT w="63500" h="25400"/>
-          </a:sp3d>
+          <a:effectLst/>
         </a:effectStyle>
       </a:effectStyleLst>
       <a:bgFillStyleLst>
         <a:solidFill>
           <a:schemeClr val="phClr"/>
         </a:solidFill>
-        <a:gradFill rotWithShape="1">
+        <a:gradFill>
           <a:gsLst>
             <a:gs pos="0">
               <a:schemeClr val="phClr">
                 <a:tint val="40000"/>
-                <a:satMod val="350000"/>
               </a:schemeClr>
             </a:gs>
             <a:gs pos="40000">
               <a:schemeClr val="phClr">
                 <a:tint val="45000"/>
                 <a:shade val="99000"/>
-                <a:satMod val="350000"/>
               </a:schemeClr>
             </a:gs>
             <a:gs pos="100000">
               <a:schemeClr val="phClr">
                 <a:shade val="20000"/>
-                <a:satMod val="255000"/>
               </a:schemeClr>
             </a:gs>
           </a:gsLst>
           <a:path path="circle">
             <a:fillToRect l="50000" t="-80000" r="50000" b="180000"/>
           </a:path>
+          <a:tileRect l="0" t="0" r="0" b="0"/>
         </a:gradFill>
-        <a:gradFill rotWithShape="1">
+        <a:gradFill>
           <a:gsLst>
             <a:gs pos="0">
               <a:schemeClr val="phClr">
                 <a:tint val="80000"/>
-                <a:satMod val="300000"/>
               </a:schemeClr>
             </a:gs>
             <a:gs pos="100000">
               <a:schemeClr val="phClr">
                 <a:shade val="30000"/>
-                <a:satMod val="200000"/>
               </a:schemeClr>
             </a:gs>
           </a:gsLst>
           <a:path path="circle">
             <a:fillToRect l="50000" t="50000" r="50000" b="50000"/>
           </a:path>
+          <a:tileRect l="0" t="0" r="0" b="0"/>
         </a:gradFill>
       </a:bgFillStyleLst>
     </a:fmtScheme>
   </a:themeElements>
-  <a:objectDefaults>
-    <a:spDef>
-      <a:spPr/>
-      <a:bodyPr/>
-      <a:lstStyle/>
-      <a:style>
-        <a:lnRef idx="1">
-          <a:schemeClr val="accent1"/>
-        </a:lnRef>
-        <a:fillRef idx="3">
-          <a:schemeClr val="accent1"/>
-        </a:fillRef>
-        <a:effectRef idx="2">
-          <a:schemeClr val="accent1"/>
-        </a:effectRef>
-        <a:fontRef idx="minor">
-          <a:schemeClr val="lt1"/>
-        </a:fontRef>
-      </a:style>
-    </a:spDef>
-    <a:lnDef>
-      <a:spPr/>
-      <a:bodyPr/>
-      <a:lstStyle/>
-      <a:style>
-        <a:lnRef idx="2">
-          <a:schemeClr val="accent1"/>
-        </a:lnRef>
-        <a:fillRef idx="0">
-          <a:schemeClr val="accent1"/>
-        </a:fillRef>
-        <a:effectRef idx="1">
-          <a:schemeClr val="accent1"/>
-        </a:effectRef>
-        <a:fontRef idx="minor">
-          <a:schemeClr val="tx1"/>
-        </a:fontRef>
-      </a:style>
-    </a:lnDef>
-  </a:objectDefaults>
-  <a:extraClrSchemeLst/>
 </a:theme>
 </file>